--- a/fiction/drafts/third-person/tpp-avatars-initiation-08_20250608-0448.docx
+++ b/fiction/drafts/third-person/tpp-avatars-initiation-08_20250608-0448.docx
@@ -1,19 +1,19 @@
 
 <file path=word/document.xml><?xml version="1.0" encoding="utf-8"?>
-<w:document xmlns:ve="http://schemas.openxmlformats.org/markup-compatibility/2006" xmlns:o="urn:schemas-microsoft-com:office:office" xmlns:r="http://schemas.openxmlformats.org/officeDocument/2006/relationships" xmlns:m="http://schemas.openxmlformats.org/officeDocument/2006/math" xmlns:v="urn:schemas-microsoft-com:vml" xmlns:wp="http://schemas.openxmlformats.org/drawingml/2006/wordprocessingDrawing" xmlns:w10="urn:schemas-microsoft-com:office:word" xmlns:w="http://schemas.openxmlformats.org/wordprocessingml/2006/main" xmlns:wne="http://schemas.microsoft.com/office/word/2006/wordml">
+<w:document xmlns:wpc="http://schemas.microsoft.com/office/word/2010/wordprocessingCanvas" xmlns:cx="http://schemas.microsoft.com/office/drawing/2014/chartex" xmlns:cx1="http://schemas.microsoft.com/office/drawing/2015/9/8/chartex" xmlns:cx2="http://schemas.microsoft.com/office/drawing/2015/10/21/chartex" xmlns:cx3="http://schemas.microsoft.com/office/drawing/2016/5/9/chartex" xmlns:cx4="http://schemas.microsoft.com/office/drawing/2016/5/10/chartex" xmlns:cx5="http://schemas.microsoft.com/office/drawing/2016/5/11/chartex" xmlns:cx6="http://schemas.microsoft.com/office/drawing/2016/5/12/chartex" xmlns:cx7="http://schemas.microsoft.com/office/drawing/2016/5/13/chartex" xmlns:cx8="http://schemas.microsoft.com/office/drawing/2016/5/14/chartex" xmlns:mc="http://schemas.openxmlformats.org/markup-compatibility/2006" xmlns:aink="http://schemas.microsoft.com/office/drawing/2016/ink" xmlns:am3d="http://schemas.microsoft.com/office/drawing/2017/model3d" xmlns:o="urn:schemas-microsoft-com:office:office" xmlns:oel="http://schemas.microsoft.com/office/2019/extlst" xmlns:r="http://schemas.openxmlformats.org/officeDocument/2006/relationships" xmlns:m="http://schemas.openxmlformats.org/officeDocument/2006/math" xmlns:v="urn:schemas-microsoft-com:vml" xmlns:wp14="http://schemas.microsoft.com/office/word/2010/wordprocessingDrawing" xmlns:wp="http://schemas.openxmlformats.org/drawingml/2006/wordprocessingDrawing" xmlns:w10="urn:schemas-microsoft-com:office:word" xmlns:w="http://schemas.openxmlformats.org/wordprocessingml/2006/main" xmlns:w14="http://schemas.microsoft.com/office/word/2010/wordml" xmlns:w15="http://schemas.microsoft.com/office/word/2012/wordml" xmlns:w16cex="http://schemas.microsoft.com/office/word/2018/wordml/cex" xmlns:w16cid="http://schemas.microsoft.com/office/word/2016/wordml/cid" xmlns:w16="http://schemas.microsoft.com/office/word/2018/wordml" xmlns:w16du="http://schemas.microsoft.com/office/word/2023/wordml/word16du" xmlns:w16sdtdh="http://schemas.microsoft.com/office/word/2020/wordml/sdtdatahash" xmlns:w16sdtfl="http://schemas.microsoft.com/office/word/2024/wordml/sdtformatlock" xmlns:w16se="http://schemas.microsoft.com/office/word/2015/wordml/symex" xmlns:wpg="http://schemas.microsoft.com/office/word/2010/wordprocessingGroup" xmlns:wpi="http://schemas.microsoft.com/office/word/2010/wordprocessingInk" xmlns:wne="http://schemas.microsoft.com/office/word/2006/wordml" xmlns:wps="http://schemas.microsoft.com/office/word/2010/wordprocessingShape" mc:Ignorable="w14 w15 w16se w16cid w16 w16cex w16sdtdh w16sdtfl w16du wp14">
   <w:body>
     <w:p>
       <w:pPr>
         <w:spacing w:after="0" w:line="360" w:lineRule="auto"/>
         <w:rPr>
-          <w:rFonts w:ascii="Times New Roman" w:hAnsi="Times New Roman"/>
-          <w:sz w:val="24"/>
-          <w:szCs w:val="24"/>
-        </w:rPr>
-      </w:pPr>
-      <w:r>
-        <w:rPr>
-          <w:rFonts w:ascii="Times New Roman" w:hAnsi="Times New Roman"/>
+          <w:rFonts w:ascii="Montserrat" w:hAnsi="Montserrat"/>
+          <w:sz w:val="24"/>
+          <w:szCs w:val="24"/>
+        </w:rPr>
+      </w:pPr>
+      <w:r>
+        <w:rPr>
+          <w:rFonts w:ascii="Montserrat" w:hAnsi="Montserrat"/>
           <w:sz w:val="24"/>
           <w:szCs w:val="24"/>
         </w:rPr>
@@ -24,7 +24,7 @@
       <w:pPr>
         <w:spacing w:after="0" w:line="360" w:lineRule="auto"/>
         <w:rPr>
-          <w:rFonts w:ascii="Times New Roman" w:hAnsi="Times New Roman"/>
+          <w:rFonts w:ascii="Montserrat" w:hAnsi="Montserrat"/>
           <w:color w:val="808080"/>
           <w:sz w:val="24"/>
           <w:szCs w:val="24"/>
@@ -32,7 +32,7 @@
       </w:pPr>
       <w:r>
         <w:rPr>
-          <w:rFonts w:ascii="Times New Roman" w:hAnsi="Times New Roman"/>
+          <w:rFonts w:ascii="Montserrat" w:hAnsi="Montserrat"/>
           <w:color w:val="808080"/>
           <w:sz w:val="24"/>
           <w:szCs w:val="24"/>
@@ -45,52 +45,110 @@
         <w:spacing w:after="0" w:line="360" w:lineRule="auto"/>
         <w:jc w:val="right"/>
         <w:rPr>
-          <w:rFonts w:ascii="Times New Roman" w:hAnsi="Times New Roman"/>
+          <w:rFonts w:ascii="Montserrat" w:hAnsi="Montserrat"/>
           <w:color w:val="808080"/>
           <w:sz w:val="24"/>
           <w:szCs w:val="24"/>
         </w:rPr>
       </w:pPr>
-      <w:fldSimple w:instr=" NUMPAGES  \* MERGEFORMAT ">
-        <w:r>
-          <w:rPr>
-            <w:rFonts w:ascii="Times New Roman" w:hAnsi="Times New Roman"/>
-            <w:noProof/>
-            <w:color w:val="808080"/>
-            <w:sz w:val="24"/>
-            <w:szCs w:val="24"/>
-          </w:rPr>
-          <w:t>21</w:t>
-        </w:r>
-      </w:fldSimple>
-      <w:r>
-        <w:rPr>
-          <w:rFonts w:ascii="Times New Roman" w:hAnsi="Times New Roman"/>
+      <w:r>
+        <w:rPr>
+          <w:rFonts w:ascii="Montserrat" w:hAnsi="Montserrat"/>
+          <w:sz w:val="24"/>
+        </w:rPr>
+        <w:fldChar w:fldCharType="begin"/>
+      </w:r>
+      <w:r>
+        <w:rPr>
+          <w:rFonts w:ascii="Montserrat" w:hAnsi="Montserrat"/>
+          <w:sz w:val="24"/>
+        </w:rPr>
+        <w:instrText xml:space="preserve"> NUMPAGES  \* MERGEFORMAT </w:instrText>
+      </w:r>
+      <w:r>
+        <w:rPr>
+          <w:rFonts w:ascii="Montserrat" w:hAnsi="Montserrat"/>
+          <w:sz w:val="24"/>
+        </w:rPr>
+        <w:fldChar w:fldCharType="separate"/>
+      </w:r>
+      <w:r>
+        <w:rPr>
+          <w:rFonts w:ascii="Montserrat" w:hAnsi="Montserrat"/>
+          <w:noProof/>
           <w:color w:val="808080"/>
           <w:sz w:val="24"/>
           <w:szCs w:val="24"/>
         </w:rPr>
+        <w:t>21</w:t>
+      </w:r>
+      <w:r>
+        <w:rPr>
+          <w:rFonts w:ascii="Montserrat" w:hAnsi="Montserrat"/>
+          <w:noProof/>
+          <w:color w:val="808080"/>
+          <w:sz w:val="24"/>
+          <w:szCs w:val="24"/>
+        </w:rPr>
+        <w:fldChar w:fldCharType="end"/>
+      </w:r>
+      <w:r>
+        <w:rPr>
+          <w:rFonts w:ascii="Montserrat" w:hAnsi="Montserrat"/>
+          <w:color w:val="808080"/>
+          <w:sz w:val="24"/>
+          <w:szCs w:val="24"/>
+        </w:rPr>
         <w:t xml:space="preserve"> pages ∙ </w:t>
       </w:r>
-      <w:fldSimple w:instr=" NUMWORDS  \* MERGEFORMAT ">
-        <w:r>
-          <w:rPr>
-            <w:rFonts w:ascii="Times New Roman" w:hAnsi="Times New Roman"/>
-            <w:noProof/>
-            <w:color w:val="808080"/>
-            <w:sz w:val="24"/>
-            <w:szCs w:val="24"/>
-          </w:rPr>
-          <w:t>8101</w:t>
-        </w:r>
-      </w:fldSimple>
-      <w:r>
-        <w:rPr>
-          <w:rFonts w:ascii="Times New Roman" w:hAnsi="Times New Roman"/>
+      <w:r>
+        <w:rPr>
+          <w:rFonts w:ascii="Montserrat" w:hAnsi="Montserrat"/>
+          <w:sz w:val="24"/>
+        </w:rPr>
+        <w:fldChar w:fldCharType="begin"/>
+      </w:r>
+      <w:r>
+        <w:rPr>
+          <w:rFonts w:ascii="Montserrat" w:hAnsi="Montserrat"/>
+          <w:sz w:val="24"/>
+        </w:rPr>
+        <w:instrText xml:space="preserve"> NUMWORDS  \* MERGEFORMAT </w:instrText>
+      </w:r>
+      <w:r>
+        <w:rPr>
+          <w:rFonts w:ascii="Montserrat" w:hAnsi="Montserrat"/>
+          <w:sz w:val="24"/>
+        </w:rPr>
+        <w:fldChar w:fldCharType="separate"/>
+      </w:r>
+      <w:r>
+        <w:rPr>
+          <w:rFonts w:ascii="Montserrat" w:hAnsi="Montserrat"/>
+          <w:noProof/>
           <w:color w:val="808080"/>
           <w:sz w:val="24"/>
           <w:szCs w:val="24"/>
         </w:rPr>
+        <w:t>8101</w:t>
+      </w:r>
+      <w:r>
+        <w:rPr>
+          <w:rFonts w:ascii="Montserrat" w:hAnsi="Montserrat"/>
+          <w:noProof/>
+          <w:color w:val="808080"/>
+          <w:sz w:val="24"/>
+          <w:szCs w:val="24"/>
+        </w:rPr>
+        <w:fldChar w:fldCharType="end"/>
+      </w:r>
+      <w:r>
+        <w:rPr>
+          <w:rFonts w:ascii="Montserrat" w:hAnsi="Montserrat"/>
+          <w:color w:val="808080"/>
+          <w:sz w:val="24"/>
+          <w:szCs w:val="24"/>
+        </w:rPr>
         <w:t xml:space="preserve"> words</w:t>
       </w:r>
     </w:p>
@@ -98,35 +156,35 @@
       <w:pPr>
         <w:spacing w:after="0" w:line="360" w:lineRule="auto"/>
         <w:rPr>
-          <w:rFonts w:ascii="Times New Roman" w:hAnsi="Times New Roman"/>
-          <w:sz w:val="24"/>
-          <w:szCs w:val="24"/>
-        </w:rPr>
-      </w:pPr>
-    </w:p>
-    <w:p>
-      <w:pPr>
-        <w:spacing w:after="0" w:line="360" w:lineRule="auto"/>
-        <w:rPr>
-          <w:rFonts w:ascii="Times New Roman" w:hAnsi="Times New Roman"/>
-          <w:sz w:val="24"/>
-          <w:szCs w:val="24"/>
-        </w:rPr>
-      </w:pPr>
-    </w:p>
-    <w:p>
-      <w:pPr>
-        <w:spacing w:after="0" w:line="360" w:lineRule="auto"/>
-        <w:jc w:val="both"/>
-        <w:rPr>
-          <w:rFonts w:ascii="Times New Roman" w:hAnsi="Times New Roman" w:cs="Times New Roman"/>
-          <w:sz w:val="24"/>
-          <w:szCs w:val="24"/>
-        </w:rPr>
-      </w:pPr>
-      <w:r>
-        <w:rPr>
-          <w:rFonts w:ascii="Times New Roman" w:hAnsi="Times New Roman" w:cs="Times New Roman"/>
+          <w:rFonts w:ascii="Montserrat" w:hAnsi="Montserrat"/>
+          <w:sz w:val="24"/>
+          <w:szCs w:val="24"/>
+        </w:rPr>
+      </w:pPr>
+    </w:p>
+    <w:p>
+      <w:pPr>
+        <w:spacing w:after="0" w:line="360" w:lineRule="auto"/>
+        <w:rPr>
+          <w:rFonts w:ascii="Montserrat" w:hAnsi="Montserrat"/>
+          <w:sz w:val="24"/>
+          <w:szCs w:val="24"/>
+        </w:rPr>
+      </w:pPr>
+    </w:p>
+    <w:p>
+      <w:pPr>
+        <w:spacing w:after="0" w:line="360" w:lineRule="auto"/>
+        <w:jc w:val="both"/>
+        <w:rPr>
+          <w:rFonts w:ascii="Montserrat" w:hAnsi="Montserrat" w:cs="Times New Roman"/>
+          <w:sz w:val="24"/>
+          <w:szCs w:val="24"/>
+        </w:rPr>
+      </w:pPr>
+      <w:r>
+        <w:rPr>
+          <w:rFonts w:ascii="Montserrat" w:hAnsi="Montserrat" w:cs="Times New Roman"/>
           <w:sz w:val="24"/>
           <w:szCs w:val="24"/>
         </w:rPr>
@@ -134,7 +192,7 @@
       </w:r>
       <w:r>
         <w:rPr>
-          <w:rFonts w:ascii="Times New Roman" w:hAnsi="Times New Roman" w:cs="Times New Roman"/>
+          <w:rFonts w:ascii="Montserrat" w:hAnsi="Montserrat" w:cs="Times New Roman"/>
           <w:i/>
           <w:sz w:val="24"/>
           <w:szCs w:val="24"/>
@@ -143,7 +201,7 @@
       </w:r>
       <w:r>
         <w:rPr>
-          <w:rFonts w:ascii="Times New Roman" w:hAnsi="Times New Roman" w:cs="Times New Roman"/>
+          <w:rFonts w:ascii="Montserrat" w:hAnsi="Montserrat" w:cs="Times New Roman"/>
           <w:sz w:val="24"/>
           <w:szCs w:val="24"/>
         </w:rPr>
@@ -151,7 +209,7 @@
       </w:r>
       <w:r>
         <w:rPr>
-          <w:rFonts w:ascii="Times New Roman" w:hAnsi="Times New Roman" w:cs="Times New Roman"/>
+          <w:rFonts w:ascii="Montserrat" w:hAnsi="Montserrat" w:cs="Times New Roman"/>
           <w:i/>
           <w:sz w:val="24"/>
           <w:szCs w:val="24"/>
@@ -164,14 +222,14 @@
         <w:spacing w:after="0" w:line="360" w:lineRule="auto"/>
         <w:jc w:val="both"/>
         <w:rPr>
-          <w:rFonts w:ascii="Times New Roman" w:hAnsi="Times New Roman" w:cs="Times New Roman"/>
-          <w:sz w:val="24"/>
-          <w:szCs w:val="24"/>
-        </w:rPr>
-      </w:pPr>
-      <w:r>
-        <w:rPr>
-          <w:rFonts w:ascii="Times New Roman" w:hAnsi="Times New Roman" w:cs="Times New Roman"/>
+          <w:rFonts w:ascii="Montserrat" w:hAnsi="Montserrat" w:cs="Times New Roman"/>
+          <w:sz w:val="24"/>
+          <w:szCs w:val="24"/>
+        </w:rPr>
+      </w:pPr>
+      <w:r>
+        <w:rPr>
+          <w:rFonts w:ascii="Montserrat" w:hAnsi="Montserrat" w:cs="Times New Roman"/>
           <w:sz w:val="24"/>
           <w:szCs w:val="24"/>
         </w:rPr>
@@ -184,14 +242,14 @@
         <w:spacing w:after="0" w:line="360" w:lineRule="auto"/>
         <w:jc w:val="both"/>
         <w:rPr>
-          <w:rFonts w:ascii="Times New Roman" w:hAnsi="Times New Roman" w:cs="Times New Roman"/>
-          <w:sz w:val="24"/>
-          <w:szCs w:val="24"/>
-        </w:rPr>
-      </w:pPr>
-      <w:r>
-        <w:rPr>
-          <w:rFonts w:ascii="Times New Roman" w:hAnsi="Times New Roman" w:cs="Times New Roman"/>
+          <w:rFonts w:ascii="Montserrat" w:hAnsi="Montserrat" w:cs="Times New Roman"/>
+          <w:sz w:val="24"/>
+          <w:szCs w:val="24"/>
+        </w:rPr>
+      </w:pPr>
+      <w:r>
+        <w:rPr>
+          <w:rFonts w:ascii="Montserrat" w:hAnsi="Montserrat" w:cs="Times New Roman"/>
           <w:sz w:val="24"/>
           <w:szCs w:val="24"/>
         </w:rPr>
@@ -204,14 +262,14 @@
         <w:spacing w:after="0" w:line="360" w:lineRule="auto"/>
         <w:jc w:val="both"/>
         <w:rPr>
-          <w:rFonts w:ascii="Times New Roman" w:hAnsi="Times New Roman" w:cs="Times New Roman"/>
-          <w:sz w:val="24"/>
-          <w:szCs w:val="24"/>
-        </w:rPr>
-      </w:pPr>
-      <w:r>
-        <w:rPr>
-          <w:rFonts w:ascii="Times New Roman" w:hAnsi="Times New Roman" w:cs="Times New Roman"/>
+          <w:rFonts w:ascii="Montserrat" w:hAnsi="Montserrat" w:cs="Times New Roman"/>
+          <w:sz w:val="24"/>
+          <w:szCs w:val="24"/>
+        </w:rPr>
+      </w:pPr>
+      <w:r>
+        <w:rPr>
+          <w:rFonts w:ascii="Montserrat" w:hAnsi="Montserrat" w:cs="Times New Roman"/>
           <w:sz w:val="24"/>
           <w:szCs w:val="24"/>
         </w:rPr>
@@ -224,14 +282,14 @@
         <w:spacing w:after="0" w:line="360" w:lineRule="auto"/>
         <w:jc w:val="both"/>
         <w:rPr>
-          <w:rFonts w:ascii="Times New Roman" w:hAnsi="Times New Roman" w:cs="Times New Roman"/>
-          <w:sz w:val="24"/>
-          <w:szCs w:val="24"/>
-        </w:rPr>
-      </w:pPr>
-      <w:r>
-        <w:rPr>
-          <w:rFonts w:ascii="Times New Roman" w:hAnsi="Times New Roman" w:cs="Times New Roman"/>
+          <w:rFonts w:ascii="Montserrat" w:hAnsi="Montserrat" w:cs="Times New Roman"/>
+          <w:sz w:val="24"/>
+          <w:szCs w:val="24"/>
+        </w:rPr>
+      </w:pPr>
+      <w:r>
+        <w:rPr>
+          <w:rFonts w:ascii="Montserrat" w:hAnsi="Montserrat" w:cs="Times New Roman"/>
           <w:sz w:val="24"/>
           <w:szCs w:val="24"/>
         </w:rPr>
@@ -244,14 +302,14 @@
         <w:spacing w:after="0" w:line="360" w:lineRule="auto"/>
         <w:jc w:val="both"/>
         <w:rPr>
-          <w:rFonts w:ascii="Times New Roman" w:hAnsi="Times New Roman" w:cs="Times New Roman"/>
-          <w:sz w:val="24"/>
-          <w:szCs w:val="24"/>
-        </w:rPr>
-      </w:pPr>
-      <w:r>
-        <w:rPr>
-          <w:rFonts w:ascii="Times New Roman" w:hAnsi="Times New Roman" w:cs="Times New Roman"/>
+          <w:rFonts w:ascii="Montserrat" w:hAnsi="Montserrat" w:cs="Times New Roman"/>
+          <w:sz w:val="24"/>
+          <w:szCs w:val="24"/>
+        </w:rPr>
+      </w:pPr>
+      <w:r>
+        <w:rPr>
+          <w:rFonts w:ascii="Montserrat" w:hAnsi="Montserrat" w:cs="Times New Roman"/>
           <w:sz w:val="24"/>
           <w:szCs w:val="24"/>
         </w:rPr>
@@ -260,7 +318,7 @@
       </w:r>
       <w:r>
         <w:rPr>
-          <w:rFonts w:ascii="Times New Roman" w:hAnsi="Times New Roman" w:cs="Times New Roman"/>
+          <w:rFonts w:ascii="Montserrat" w:hAnsi="Montserrat" w:cs="Times New Roman"/>
           <w:i/>
           <w:sz w:val="24"/>
           <w:szCs w:val="24"/>
@@ -269,7 +327,7 @@
       </w:r>
       <w:r>
         <w:rPr>
-          <w:rFonts w:ascii="Times New Roman" w:hAnsi="Times New Roman" w:cs="Times New Roman"/>
+          <w:rFonts w:ascii="Montserrat" w:hAnsi="Montserrat" w:cs="Times New Roman"/>
           <w:sz w:val="24"/>
           <w:szCs w:val="24"/>
         </w:rPr>
@@ -281,14 +339,14 @@
         <w:spacing w:after="0" w:line="360" w:lineRule="auto"/>
         <w:jc w:val="both"/>
         <w:rPr>
-          <w:rFonts w:ascii="Times New Roman" w:hAnsi="Times New Roman" w:cs="Times New Roman"/>
-          <w:sz w:val="24"/>
-          <w:szCs w:val="24"/>
-        </w:rPr>
-      </w:pPr>
-      <w:r>
-        <w:rPr>
-          <w:rFonts w:ascii="Times New Roman" w:hAnsi="Times New Roman" w:cs="Times New Roman"/>
+          <w:rFonts w:ascii="Montserrat" w:hAnsi="Montserrat" w:cs="Times New Roman"/>
+          <w:sz w:val="24"/>
+          <w:szCs w:val="24"/>
+        </w:rPr>
+      </w:pPr>
+      <w:r>
+        <w:rPr>
+          <w:rFonts w:ascii="Montserrat" w:hAnsi="Montserrat" w:cs="Times New Roman"/>
           <w:sz w:val="24"/>
           <w:szCs w:val="24"/>
         </w:rPr>
@@ -301,14 +359,14 @@
         <w:spacing w:after="0" w:line="360" w:lineRule="auto"/>
         <w:jc w:val="both"/>
         <w:rPr>
-          <w:rFonts w:ascii="Times New Roman" w:hAnsi="Times New Roman" w:cs="Times New Roman"/>
-          <w:sz w:val="24"/>
-          <w:szCs w:val="24"/>
-        </w:rPr>
-      </w:pPr>
-      <w:r>
-        <w:rPr>
-          <w:rFonts w:ascii="Times New Roman" w:hAnsi="Times New Roman" w:cs="Times New Roman"/>
+          <w:rFonts w:ascii="Montserrat" w:hAnsi="Montserrat" w:cs="Times New Roman"/>
+          <w:sz w:val="24"/>
+          <w:szCs w:val="24"/>
+        </w:rPr>
+      </w:pPr>
+      <w:r>
+        <w:rPr>
+          <w:rFonts w:ascii="Montserrat" w:hAnsi="Montserrat" w:cs="Times New Roman"/>
           <w:sz w:val="24"/>
           <w:szCs w:val="24"/>
         </w:rPr>
@@ -321,14 +379,14 @@
         <w:spacing w:after="0" w:line="360" w:lineRule="auto"/>
         <w:jc w:val="both"/>
         <w:rPr>
-          <w:rFonts w:ascii="Times New Roman" w:hAnsi="Times New Roman" w:cs="Times New Roman"/>
-          <w:sz w:val="24"/>
-          <w:szCs w:val="24"/>
-        </w:rPr>
-      </w:pPr>
-      <w:r>
-        <w:rPr>
-          <w:rFonts w:ascii="Times New Roman" w:hAnsi="Times New Roman" w:cs="Times New Roman"/>
+          <w:rFonts w:ascii="Montserrat" w:hAnsi="Montserrat" w:cs="Times New Roman"/>
+          <w:sz w:val="24"/>
+          <w:szCs w:val="24"/>
+        </w:rPr>
+      </w:pPr>
+      <w:r>
+        <w:rPr>
+          <w:rFonts w:ascii="Montserrat" w:hAnsi="Montserrat" w:cs="Times New Roman"/>
           <w:sz w:val="24"/>
           <w:szCs w:val="24"/>
         </w:rPr>
@@ -341,77 +399,68 @@
         <w:spacing w:after="0" w:line="360" w:lineRule="auto"/>
         <w:jc w:val="both"/>
         <w:rPr>
-          <w:rFonts w:ascii="Times New Roman" w:hAnsi="Times New Roman" w:cs="Times New Roman"/>
-          <w:sz w:val="24"/>
-          <w:szCs w:val="24"/>
-        </w:rPr>
-      </w:pPr>
-      <w:r>
-        <w:rPr>
-          <w:rFonts w:ascii="Times New Roman" w:hAnsi="Times New Roman" w:cs="Times New Roman"/>
-          <w:sz w:val="24"/>
-          <w:szCs w:val="24"/>
-        </w:rPr>
-        <w:tab/>
-      </w:r>
-      <w:r>
-        <w:rPr>
-          <w:rFonts w:ascii="Times New Roman" w:hAnsi="Times New Roman" w:cs="Times New Roman"/>
-          <w:sz w:val="24"/>
-          <w:szCs w:val="24"/>
-        </w:rPr>
-        <w:tab/>
-      </w:r>
-      <w:r>
-        <w:rPr>
-          <w:rFonts w:ascii="Times New Roman" w:hAnsi="Times New Roman" w:cs="Times New Roman"/>
-          <w:sz w:val="24"/>
-          <w:szCs w:val="24"/>
-        </w:rPr>
-        <w:tab/>
-      </w:r>
-    </w:p>
-    <w:p>
-      <w:pPr>
-        <w:spacing w:after="0" w:line="360" w:lineRule="auto"/>
-        <w:jc w:val="both"/>
-        <w:rPr>
-          <w:rFonts w:ascii="Times New Roman" w:hAnsi="Times New Roman" w:cs="Times New Roman"/>
-          <w:sz w:val="24"/>
-          <w:szCs w:val="24"/>
-        </w:rPr>
-      </w:pPr>
-      <w:r>
-        <w:rPr>
-          <w:rFonts w:ascii="Times New Roman" w:hAnsi="Times New Roman" w:cs="Times New Roman"/>
-          <w:sz w:val="24"/>
-          <w:szCs w:val="24"/>
-        </w:rPr>
-        <w:t xml:space="preserve">They encountered Ashana and Ashara making their way to the East Gate, as they were headed to the residence. Ashara greeted Ara warmly. With Amaeo as her mentor, Ara </w:t>
-      </w:r>
-      <w:r>
-        <w:rPr>
-          <w:rFonts w:ascii="Times New Roman" w:hAnsi="Times New Roman" w:cs="Times New Roman"/>
-          <w:sz w:val="24"/>
-          <w:szCs w:val="24"/>
-        </w:rPr>
-        <w:lastRenderedPageBreak/>
-        <w:t>was like a second Patron to her. Ashara announced that breakfast was waiting for her at the residence. Feeling the affectionate touch of Ashara, Ara regretted what coming events were going to do to her. “Thank you, Ashara,” she responded, giving the champion of her House and Court a squeeze. She stepped out of Ashara's embrace and into Ashana's.</w:t>
-      </w:r>
-    </w:p>
-    <w:p>
-      <w:pPr>
-        <w:spacing w:after="0" w:line="360" w:lineRule="auto"/>
-        <w:jc w:val="both"/>
-        <w:rPr>
-          <w:rFonts w:ascii="Times New Roman" w:hAnsi="Times New Roman" w:cs="Times New Roman"/>
-          <w:sz w:val="24"/>
-          <w:szCs w:val="24"/>
-        </w:rPr>
-      </w:pPr>
-      <w:r>
-        <w:rPr>
-          <w:rFonts w:ascii="Times New Roman" w:hAnsi="Times New Roman" w:cs="Times New Roman"/>
+          <w:rFonts w:ascii="Montserrat" w:hAnsi="Montserrat" w:cs="Times New Roman"/>
+          <w:sz w:val="24"/>
+          <w:szCs w:val="24"/>
+        </w:rPr>
+      </w:pPr>
+      <w:r>
+        <w:rPr>
+          <w:rFonts w:ascii="Montserrat" w:hAnsi="Montserrat" w:cs="Times New Roman"/>
+          <w:sz w:val="24"/>
+          <w:szCs w:val="24"/>
+        </w:rPr>
+        <w:tab/>
+      </w:r>
+      <w:r>
+        <w:rPr>
+          <w:rFonts w:ascii="Montserrat" w:hAnsi="Montserrat" w:cs="Times New Roman"/>
+          <w:sz w:val="24"/>
+          <w:szCs w:val="24"/>
+        </w:rPr>
+        <w:tab/>
+      </w:r>
+      <w:r>
+        <w:rPr>
+          <w:rFonts w:ascii="Montserrat" w:hAnsi="Montserrat" w:cs="Times New Roman"/>
+          <w:sz w:val="24"/>
+          <w:szCs w:val="24"/>
+        </w:rPr>
+        <w:tab/>
+      </w:r>
+    </w:p>
+    <w:p>
+      <w:pPr>
+        <w:spacing w:after="0" w:line="360" w:lineRule="auto"/>
+        <w:jc w:val="both"/>
+        <w:rPr>
+          <w:rFonts w:ascii="Montserrat" w:hAnsi="Montserrat" w:cs="Times New Roman"/>
+          <w:sz w:val="24"/>
+          <w:szCs w:val="24"/>
+        </w:rPr>
+      </w:pPr>
+      <w:r>
+        <w:rPr>
+          <w:rFonts w:ascii="Montserrat" w:hAnsi="Montserrat" w:cs="Times New Roman"/>
+          <w:sz w:val="24"/>
+          <w:szCs w:val="24"/>
+        </w:rPr>
+        <w:t>They encountered Ashana and Ashara making their way to the East Gate, as they were headed to the residence. Ashara greeted Ara warmly. With Amaeo as her mentor, Ara was like a second Patron to her. Ashara announced that breakfast was waiting for her at the residence. Feeling the affectionate touch of Ashara, Ara regretted what coming events were going to do to her. “Thank you, Ashara,” she responded, giving the champion of her House and Court a squeeze. She stepped out of Ashara's embrace and into Ashana's.</w:t>
+      </w:r>
+    </w:p>
+    <w:p>
+      <w:pPr>
+        <w:spacing w:after="0" w:line="360" w:lineRule="auto"/>
+        <w:jc w:val="both"/>
+        <w:rPr>
+          <w:rFonts w:ascii="Montserrat" w:hAnsi="Montserrat" w:cs="Times New Roman"/>
+          <w:sz w:val="24"/>
+          <w:szCs w:val="24"/>
+        </w:rPr>
+      </w:pPr>
+      <w:r>
+        <w:rPr>
+          <w:rFonts w:ascii="Montserrat" w:hAnsi="Montserrat" w:cs="Times New Roman"/>
           <w:sz w:val="24"/>
           <w:szCs w:val="24"/>
         </w:rPr>
@@ -424,14 +473,14 @@
         <w:spacing w:after="0" w:line="360" w:lineRule="auto"/>
         <w:jc w:val="both"/>
         <w:rPr>
-          <w:rFonts w:ascii="Times New Roman" w:hAnsi="Times New Roman" w:cs="Times New Roman"/>
-          <w:sz w:val="24"/>
-          <w:szCs w:val="24"/>
-        </w:rPr>
-      </w:pPr>
-      <w:r>
-        <w:rPr>
-          <w:rFonts w:ascii="Times New Roman" w:hAnsi="Times New Roman" w:cs="Times New Roman"/>
+          <w:rFonts w:ascii="Montserrat" w:hAnsi="Montserrat" w:cs="Times New Roman"/>
+          <w:sz w:val="24"/>
+          <w:szCs w:val="24"/>
+        </w:rPr>
+      </w:pPr>
+      <w:r>
+        <w:rPr>
+          <w:rFonts w:ascii="Montserrat" w:hAnsi="Montserrat" w:cs="Times New Roman"/>
           <w:sz w:val="24"/>
           <w:szCs w:val="24"/>
         </w:rPr>
@@ -440,7 +489,7 @@
       </w:r>
       <w:r>
         <w:rPr>
-          <w:rFonts w:ascii="Times New Roman" w:hAnsi="Times New Roman" w:cs="Times New Roman"/>
+          <w:rFonts w:ascii="Montserrat" w:hAnsi="Montserrat" w:cs="Times New Roman"/>
           <w:i/>
           <w:sz w:val="24"/>
           <w:szCs w:val="24"/>
@@ -449,7 +498,7 @@
       </w:r>
       <w:r>
         <w:rPr>
-          <w:rFonts w:ascii="Times New Roman" w:hAnsi="Times New Roman" w:cs="Times New Roman"/>
+          <w:rFonts w:ascii="Montserrat" w:hAnsi="Montserrat" w:cs="Times New Roman"/>
           <w:sz w:val="24"/>
           <w:szCs w:val="24"/>
         </w:rPr>
@@ -457,7 +506,7 @@
       </w:r>
       <w:r>
         <w:rPr>
-          <w:rFonts w:ascii="Times New Roman" w:hAnsi="Times New Roman" w:cs="Times New Roman"/>
+          <w:rFonts w:ascii="Montserrat" w:hAnsi="Montserrat" w:cs="Times New Roman"/>
           <w:i/>
           <w:sz w:val="24"/>
           <w:szCs w:val="24"/>
@@ -466,7 +515,7 @@
       </w:r>
       <w:r>
         <w:rPr>
-          <w:rFonts w:ascii="Times New Roman" w:hAnsi="Times New Roman" w:cs="Times New Roman"/>
+          <w:rFonts w:ascii="Montserrat" w:hAnsi="Montserrat" w:cs="Times New Roman"/>
           <w:sz w:val="24"/>
           <w:szCs w:val="24"/>
         </w:rPr>
@@ -478,14 +527,14 @@
         <w:spacing w:after="0" w:line="360" w:lineRule="auto"/>
         <w:jc w:val="both"/>
         <w:rPr>
-          <w:rFonts w:ascii="Times New Roman" w:hAnsi="Times New Roman" w:cs="Times New Roman"/>
-          <w:sz w:val="24"/>
-          <w:szCs w:val="24"/>
-        </w:rPr>
-      </w:pPr>
-      <w:r>
-        <w:rPr>
-          <w:rFonts w:ascii="Times New Roman" w:hAnsi="Times New Roman" w:cs="Times New Roman"/>
+          <w:rFonts w:ascii="Montserrat" w:hAnsi="Montserrat" w:cs="Times New Roman"/>
+          <w:sz w:val="24"/>
+          <w:szCs w:val="24"/>
+        </w:rPr>
+      </w:pPr>
+      <w:r>
+        <w:rPr>
+          <w:rFonts w:ascii="Montserrat" w:hAnsi="Montserrat" w:cs="Times New Roman"/>
           <w:sz w:val="24"/>
           <w:szCs w:val="24"/>
         </w:rPr>
@@ -498,14 +547,14 @@
         <w:spacing w:after="0" w:line="360" w:lineRule="auto"/>
         <w:jc w:val="both"/>
         <w:rPr>
-          <w:rFonts w:ascii="Times New Roman" w:hAnsi="Times New Roman" w:cs="Times New Roman"/>
-          <w:sz w:val="24"/>
-          <w:szCs w:val="24"/>
-        </w:rPr>
-      </w:pPr>
-      <w:r>
-        <w:rPr>
-          <w:rFonts w:ascii="Times New Roman" w:hAnsi="Times New Roman" w:cs="Times New Roman"/>
+          <w:rFonts w:ascii="Montserrat" w:hAnsi="Montserrat" w:cs="Times New Roman"/>
+          <w:sz w:val="24"/>
+          <w:szCs w:val="24"/>
+        </w:rPr>
+      </w:pPr>
+      <w:r>
+        <w:rPr>
+          <w:rFonts w:ascii="Montserrat" w:hAnsi="Montserrat" w:cs="Times New Roman"/>
           <w:sz w:val="24"/>
           <w:szCs w:val="24"/>
         </w:rPr>
@@ -518,14 +567,14 @@
         <w:spacing w:after="0" w:line="360" w:lineRule="auto"/>
         <w:jc w:val="both"/>
         <w:rPr>
-          <w:rFonts w:ascii="Times New Roman" w:hAnsi="Times New Roman" w:cs="Times New Roman"/>
-          <w:sz w:val="24"/>
-          <w:szCs w:val="24"/>
-        </w:rPr>
-      </w:pPr>
-      <w:r>
-        <w:rPr>
-          <w:rFonts w:ascii="Times New Roman" w:hAnsi="Times New Roman" w:cs="Times New Roman"/>
+          <w:rFonts w:ascii="Montserrat" w:hAnsi="Montserrat" w:cs="Times New Roman"/>
+          <w:sz w:val="24"/>
+          <w:szCs w:val="24"/>
+        </w:rPr>
+      </w:pPr>
+      <w:r>
+        <w:rPr>
+          <w:rFonts w:ascii="Montserrat" w:hAnsi="Montserrat" w:cs="Times New Roman"/>
           <w:sz w:val="24"/>
           <w:szCs w:val="24"/>
         </w:rPr>
@@ -538,14 +587,14 @@
         <w:spacing w:after="0" w:line="360" w:lineRule="auto"/>
         <w:jc w:val="both"/>
         <w:rPr>
-          <w:rFonts w:ascii="Times New Roman" w:hAnsi="Times New Roman" w:cs="Times New Roman"/>
-          <w:sz w:val="24"/>
-          <w:szCs w:val="24"/>
-        </w:rPr>
-      </w:pPr>
-      <w:r>
-        <w:rPr>
-          <w:rFonts w:ascii="Times New Roman" w:hAnsi="Times New Roman" w:cs="Times New Roman"/>
+          <w:rFonts w:ascii="Montserrat" w:hAnsi="Montserrat" w:cs="Times New Roman"/>
+          <w:sz w:val="24"/>
+          <w:szCs w:val="24"/>
+        </w:rPr>
+      </w:pPr>
+      <w:r>
+        <w:rPr>
+          <w:rFonts w:ascii="Montserrat" w:hAnsi="Montserrat" w:cs="Times New Roman"/>
           <w:sz w:val="24"/>
           <w:szCs w:val="24"/>
         </w:rPr>
@@ -558,14 +607,14 @@
         <w:spacing w:after="0" w:line="360" w:lineRule="auto"/>
         <w:jc w:val="both"/>
         <w:rPr>
-          <w:rFonts w:ascii="Times New Roman" w:hAnsi="Times New Roman" w:cs="Times New Roman"/>
-          <w:sz w:val="24"/>
-          <w:szCs w:val="24"/>
-        </w:rPr>
-      </w:pPr>
-      <w:r>
-        <w:rPr>
-          <w:rFonts w:ascii="Times New Roman" w:hAnsi="Times New Roman" w:cs="Times New Roman"/>
+          <w:rFonts w:ascii="Montserrat" w:hAnsi="Montserrat" w:cs="Times New Roman"/>
+          <w:sz w:val="24"/>
+          <w:szCs w:val="24"/>
+        </w:rPr>
+      </w:pPr>
+      <w:r>
+        <w:rPr>
+          <w:rFonts w:ascii="Montserrat" w:hAnsi="Montserrat" w:cs="Times New Roman"/>
           <w:sz w:val="24"/>
           <w:szCs w:val="24"/>
         </w:rPr>
@@ -574,7 +623,7 @@
       </w:r>
       <w:r>
         <w:rPr>
-          <w:rFonts w:ascii="Times New Roman" w:hAnsi="Times New Roman" w:cs="Times New Roman"/>
+          <w:rFonts w:ascii="Montserrat" w:hAnsi="Montserrat" w:cs="Times New Roman"/>
           <w:i/>
           <w:sz w:val="24"/>
           <w:szCs w:val="24"/>
@@ -583,7 +632,7 @@
       </w:r>
       <w:r>
         <w:rPr>
-          <w:rFonts w:ascii="Times New Roman" w:hAnsi="Times New Roman" w:cs="Times New Roman"/>
+          <w:rFonts w:ascii="Montserrat" w:hAnsi="Montserrat" w:cs="Times New Roman"/>
           <w:sz w:val="24"/>
           <w:szCs w:val="24"/>
         </w:rPr>
@@ -595,18 +644,17 @@
         <w:spacing w:after="0" w:line="360" w:lineRule="auto"/>
         <w:jc w:val="both"/>
         <w:rPr>
-          <w:rFonts w:ascii="Times New Roman" w:hAnsi="Times New Roman" w:cs="Times New Roman"/>
-          <w:sz w:val="24"/>
-          <w:szCs w:val="24"/>
-        </w:rPr>
-      </w:pPr>
-      <w:r>
-        <w:rPr>
-          <w:rFonts w:ascii="Times New Roman" w:hAnsi="Times New Roman" w:cs="Times New Roman"/>
-          <w:sz w:val="24"/>
-          <w:szCs w:val="24"/>
-        </w:rPr>
-        <w:lastRenderedPageBreak/>
+          <w:rFonts w:ascii="Montserrat" w:hAnsi="Montserrat" w:cs="Times New Roman"/>
+          <w:sz w:val="24"/>
+          <w:szCs w:val="24"/>
+        </w:rPr>
+      </w:pPr>
+      <w:r>
+        <w:rPr>
+          <w:rFonts w:ascii="Montserrat" w:hAnsi="Montserrat" w:cs="Times New Roman"/>
+          <w:sz w:val="24"/>
+          <w:szCs w:val="24"/>
+        </w:rPr>
         <w:tab/>
         <w:t>Ashana looked up in surprise. “They’ve been born?” she piped. Her mother nodded. Ashana whistled softly. “Now you are into your third generation. How do you stay focused?”</w:t>
       </w:r>
@@ -616,14 +664,14 @@
         <w:spacing w:after="0" w:line="360" w:lineRule="auto"/>
         <w:jc w:val="both"/>
         <w:rPr>
-          <w:rFonts w:ascii="Times New Roman" w:hAnsi="Times New Roman" w:cs="Times New Roman"/>
-          <w:sz w:val="24"/>
-          <w:szCs w:val="24"/>
-        </w:rPr>
-      </w:pPr>
-      <w:r>
-        <w:rPr>
-          <w:rFonts w:ascii="Times New Roman" w:hAnsi="Times New Roman" w:cs="Times New Roman"/>
+          <w:rFonts w:ascii="Montserrat" w:hAnsi="Montserrat" w:cs="Times New Roman"/>
+          <w:sz w:val="24"/>
+          <w:szCs w:val="24"/>
+        </w:rPr>
+      </w:pPr>
+      <w:r>
+        <w:rPr>
+          <w:rFonts w:ascii="Montserrat" w:hAnsi="Montserrat" w:cs="Times New Roman"/>
           <w:sz w:val="24"/>
           <w:szCs w:val="24"/>
         </w:rPr>
@@ -632,7 +680,7 @@
       </w:r>
       <w:r>
         <w:rPr>
-          <w:rFonts w:ascii="Times New Roman" w:hAnsi="Times New Roman" w:cs="Times New Roman"/>
+          <w:rFonts w:ascii="Montserrat" w:hAnsi="Montserrat" w:cs="Times New Roman"/>
           <w:i/>
           <w:sz w:val="24"/>
           <w:szCs w:val="24"/>
@@ -641,7 +689,7 @@
       </w:r>
       <w:r>
         <w:rPr>
-          <w:rFonts w:ascii="Times New Roman" w:hAnsi="Times New Roman" w:cs="Times New Roman"/>
+          <w:rFonts w:ascii="Montserrat" w:hAnsi="Montserrat" w:cs="Times New Roman"/>
           <w:sz w:val="24"/>
           <w:szCs w:val="24"/>
         </w:rPr>
@@ -653,49 +701,49 @@
         <w:spacing w:after="0" w:line="360" w:lineRule="auto"/>
         <w:jc w:val="both"/>
         <w:rPr>
-          <w:rFonts w:ascii="Times New Roman" w:hAnsi="Times New Roman" w:cs="Times New Roman"/>
-          <w:sz w:val="24"/>
-          <w:szCs w:val="24"/>
-        </w:rPr>
-      </w:pPr>
-      <w:r>
-        <w:rPr>
-          <w:rFonts w:ascii="Times New Roman" w:hAnsi="Times New Roman" w:cs="Times New Roman"/>
-          <w:sz w:val="24"/>
-          <w:szCs w:val="24"/>
-        </w:rPr>
-        <w:tab/>
-      </w:r>
-      <w:r>
-        <w:rPr>
-          <w:rFonts w:ascii="Times New Roman" w:hAnsi="Times New Roman" w:cs="Times New Roman"/>
-          <w:sz w:val="24"/>
-          <w:szCs w:val="24"/>
-        </w:rPr>
-        <w:tab/>
-      </w:r>
-      <w:r>
-        <w:rPr>
-          <w:rFonts w:ascii="Times New Roman" w:hAnsi="Times New Roman" w:cs="Times New Roman"/>
-          <w:sz w:val="24"/>
-          <w:szCs w:val="24"/>
-        </w:rPr>
-        <w:tab/>
-      </w:r>
-    </w:p>
-    <w:p>
-      <w:pPr>
-        <w:spacing w:after="0" w:line="360" w:lineRule="auto"/>
-        <w:jc w:val="both"/>
-        <w:rPr>
-          <w:rFonts w:ascii="Times New Roman" w:hAnsi="Times New Roman" w:cs="Times New Roman"/>
-          <w:sz w:val="24"/>
-          <w:szCs w:val="24"/>
-        </w:rPr>
-      </w:pPr>
-      <w:r>
-        <w:rPr>
-          <w:rFonts w:ascii="Times New Roman" w:hAnsi="Times New Roman" w:cs="Times New Roman"/>
+          <w:rFonts w:ascii="Montserrat" w:hAnsi="Montserrat" w:cs="Times New Roman"/>
+          <w:sz w:val="24"/>
+          <w:szCs w:val="24"/>
+        </w:rPr>
+      </w:pPr>
+      <w:r>
+        <w:rPr>
+          <w:rFonts w:ascii="Montserrat" w:hAnsi="Montserrat" w:cs="Times New Roman"/>
+          <w:sz w:val="24"/>
+          <w:szCs w:val="24"/>
+        </w:rPr>
+        <w:tab/>
+      </w:r>
+      <w:r>
+        <w:rPr>
+          <w:rFonts w:ascii="Montserrat" w:hAnsi="Montserrat" w:cs="Times New Roman"/>
+          <w:sz w:val="24"/>
+          <w:szCs w:val="24"/>
+        </w:rPr>
+        <w:tab/>
+      </w:r>
+      <w:r>
+        <w:rPr>
+          <w:rFonts w:ascii="Montserrat" w:hAnsi="Montserrat" w:cs="Times New Roman"/>
+          <w:sz w:val="24"/>
+          <w:szCs w:val="24"/>
+        </w:rPr>
+        <w:tab/>
+      </w:r>
+    </w:p>
+    <w:p>
+      <w:pPr>
+        <w:spacing w:after="0" w:line="360" w:lineRule="auto"/>
+        <w:jc w:val="both"/>
+        <w:rPr>
+          <w:rFonts w:ascii="Montserrat" w:hAnsi="Montserrat" w:cs="Times New Roman"/>
+          <w:sz w:val="24"/>
+          <w:szCs w:val="24"/>
+        </w:rPr>
+      </w:pPr>
+      <w:r>
+        <w:rPr>
+          <w:rFonts w:ascii="Montserrat" w:hAnsi="Montserrat" w:cs="Times New Roman"/>
           <w:sz w:val="24"/>
           <w:szCs w:val="24"/>
         </w:rPr>
@@ -707,14 +755,14 @@
         <w:spacing w:after="0" w:line="360" w:lineRule="auto"/>
         <w:jc w:val="both"/>
         <w:rPr>
-          <w:rFonts w:ascii="Times New Roman" w:hAnsi="Times New Roman" w:cs="Times New Roman"/>
-          <w:sz w:val="24"/>
-          <w:szCs w:val="24"/>
-        </w:rPr>
-      </w:pPr>
-      <w:r>
-        <w:rPr>
-          <w:rFonts w:ascii="Times New Roman" w:hAnsi="Times New Roman" w:cs="Times New Roman"/>
+          <w:rFonts w:ascii="Montserrat" w:hAnsi="Montserrat" w:cs="Times New Roman"/>
+          <w:sz w:val="24"/>
+          <w:szCs w:val="24"/>
+        </w:rPr>
+      </w:pPr>
+      <w:r>
+        <w:rPr>
+          <w:rFonts w:ascii="Montserrat" w:hAnsi="Montserrat" w:cs="Times New Roman"/>
           <w:sz w:val="24"/>
           <w:szCs w:val="24"/>
         </w:rPr>
@@ -727,14 +775,14 @@
         <w:spacing w:after="0" w:line="360" w:lineRule="auto"/>
         <w:jc w:val="both"/>
         <w:rPr>
-          <w:rFonts w:ascii="Times New Roman" w:hAnsi="Times New Roman" w:cs="Times New Roman"/>
-          <w:sz w:val="24"/>
-          <w:szCs w:val="24"/>
-        </w:rPr>
-      </w:pPr>
-      <w:r>
-        <w:rPr>
-          <w:rFonts w:ascii="Times New Roman" w:hAnsi="Times New Roman" w:cs="Times New Roman"/>
+          <w:rFonts w:ascii="Montserrat" w:hAnsi="Montserrat" w:cs="Times New Roman"/>
+          <w:sz w:val="24"/>
+          <w:szCs w:val="24"/>
+        </w:rPr>
+      </w:pPr>
+      <w:r>
+        <w:rPr>
+          <w:rFonts w:ascii="Montserrat" w:hAnsi="Montserrat" w:cs="Times New Roman"/>
           <w:sz w:val="24"/>
           <w:szCs w:val="24"/>
         </w:rPr>
@@ -747,32 +795,23 @@
         <w:spacing w:after="0" w:line="360" w:lineRule="auto"/>
         <w:jc w:val="both"/>
         <w:rPr>
-          <w:rFonts w:ascii="Times New Roman" w:hAnsi="Times New Roman" w:cs="Times New Roman"/>
-          <w:sz w:val="24"/>
-          <w:szCs w:val="24"/>
-        </w:rPr>
-      </w:pPr>
-      <w:r>
-        <w:rPr>
-          <w:rFonts w:ascii="Times New Roman" w:hAnsi="Times New Roman" w:cs="Times New Roman"/>
-          <w:sz w:val="24"/>
-          <w:szCs w:val="24"/>
-        </w:rPr>
-        <w:tab/>
-        <w:t xml:space="preserve">Ara shook herself. Rationally, there must be some explanation. She was just glad she had seen her for the first time with both Ashara and Ashana present. Their presence was sufficient to displace the notion that they had become the same person. The union that could combine the features of two in the body of one would earn them a quick and </w:t>
-      </w:r>
-      <w:r>
-        <w:rPr>
-          <w:rFonts w:ascii="Times New Roman" w:hAnsi="Times New Roman" w:cs="Times New Roman"/>
-          <w:sz w:val="24"/>
-          <w:szCs w:val="24"/>
-        </w:rPr>
-        <w:lastRenderedPageBreak/>
-        <w:t xml:space="preserve">permanent death. But confronted with all of them at once, clearly this was not them in full </w:t>
-      </w:r>
-      <w:r>
-        <w:rPr>
-          <w:rFonts w:ascii="Times New Roman" w:hAnsi="Times New Roman" w:cs="Times New Roman"/>
+          <w:rFonts w:ascii="Montserrat" w:hAnsi="Montserrat" w:cs="Times New Roman"/>
+          <w:sz w:val="24"/>
+          <w:szCs w:val="24"/>
+        </w:rPr>
+      </w:pPr>
+      <w:r>
+        <w:rPr>
+          <w:rFonts w:ascii="Montserrat" w:hAnsi="Montserrat" w:cs="Times New Roman"/>
+          <w:sz w:val="24"/>
+          <w:szCs w:val="24"/>
+        </w:rPr>
+        <w:tab/>
+        <w:t xml:space="preserve">Ara shook herself. Rationally, there must be some explanation. She was just glad she had seen her for the first time with both Ashara and Ashana present. Their presence was sufficient to displace the notion that they had become the same person. The union that could combine the features of two in the body of one would earn them a quick and permanent death. But confronted with all of them at once, clearly this was not them in full </w:t>
+      </w:r>
+      <w:r>
+        <w:rPr>
+          <w:rFonts w:ascii="Montserrat" w:hAnsi="Montserrat" w:cs="Times New Roman"/>
           <w:i/>
           <w:sz w:val="24"/>
           <w:szCs w:val="24"/>
@@ -781,7 +820,7 @@
       </w:r>
       <w:r>
         <w:rPr>
-          <w:rFonts w:ascii="Times New Roman" w:hAnsi="Times New Roman" w:cs="Times New Roman"/>
+          <w:rFonts w:ascii="Montserrat" w:hAnsi="Montserrat" w:cs="Times New Roman"/>
           <w:sz w:val="24"/>
           <w:szCs w:val="24"/>
         </w:rPr>
@@ -793,14 +832,14 @@
         <w:spacing w:after="0" w:line="360" w:lineRule="auto"/>
         <w:jc w:val="both"/>
         <w:rPr>
-          <w:rFonts w:ascii="Times New Roman" w:hAnsi="Times New Roman" w:cs="Times New Roman"/>
-          <w:sz w:val="24"/>
-          <w:szCs w:val="24"/>
-        </w:rPr>
-      </w:pPr>
-      <w:r>
-        <w:rPr>
-          <w:rFonts w:ascii="Times New Roman" w:hAnsi="Times New Roman" w:cs="Times New Roman"/>
+          <w:rFonts w:ascii="Montserrat" w:hAnsi="Montserrat" w:cs="Times New Roman"/>
+          <w:sz w:val="24"/>
+          <w:szCs w:val="24"/>
+        </w:rPr>
+      </w:pPr>
+      <w:r>
+        <w:rPr>
+          <w:rFonts w:ascii="Montserrat" w:hAnsi="Montserrat" w:cs="Times New Roman"/>
           <w:sz w:val="24"/>
           <w:szCs w:val="24"/>
         </w:rPr>
@@ -813,14 +852,14 @@
         <w:spacing w:after="0" w:line="360" w:lineRule="auto"/>
         <w:jc w:val="both"/>
         <w:rPr>
-          <w:rFonts w:ascii="Times New Roman" w:hAnsi="Times New Roman" w:cs="Times New Roman"/>
-          <w:sz w:val="24"/>
-          <w:szCs w:val="24"/>
-        </w:rPr>
-      </w:pPr>
-      <w:r>
-        <w:rPr>
-          <w:rFonts w:ascii="Times New Roman" w:hAnsi="Times New Roman" w:cs="Times New Roman"/>
+          <w:rFonts w:ascii="Montserrat" w:hAnsi="Montserrat" w:cs="Times New Roman"/>
+          <w:sz w:val="24"/>
+          <w:szCs w:val="24"/>
+        </w:rPr>
+      </w:pPr>
+      <w:r>
+        <w:rPr>
+          <w:rFonts w:ascii="Montserrat" w:hAnsi="Montserrat" w:cs="Times New Roman"/>
           <w:sz w:val="24"/>
           <w:szCs w:val="24"/>
         </w:rPr>
@@ -833,14 +872,14 @@
         <w:spacing w:after="0" w:line="360" w:lineRule="auto"/>
         <w:jc w:val="both"/>
         <w:rPr>
-          <w:rFonts w:ascii="Times New Roman" w:hAnsi="Times New Roman" w:cs="Times New Roman"/>
-          <w:sz w:val="24"/>
-          <w:szCs w:val="24"/>
-        </w:rPr>
-      </w:pPr>
-      <w:r>
-        <w:rPr>
-          <w:rFonts w:ascii="Times New Roman" w:hAnsi="Times New Roman" w:cs="Times New Roman"/>
+          <w:rFonts w:ascii="Montserrat" w:hAnsi="Montserrat" w:cs="Times New Roman"/>
+          <w:sz w:val="24"/>
+          <w:szCs w:val="24"/>
+        </w:rPr>
+      </w:pPr>
+      <w:r>
+        <w:rPr>
+          <w:rFonts w:ascii="Montserrat" w:hAnsi="Montserrat" w:cs="Times New Roman"/>
           <w:sz w:val="24"/>
           <w:szCs w:val="24"/>
         </w:rPr>
@@ -853,14 +892,14 @@
         <w:spacing w:after="0" w:line="360" w:lineRule="auto"/>
         <w:jc w:val="both"/>
         <w:rPr>
-          <w:rFonts w:ascii="Times New Roman" w:hAnsi="Times New Roman" w:cs="Times New Roman"/>
-          <w:sz w:val="24"/>
-          <w:szCs w:val="24"/>
-        </w:rPr>
-      </w:pPr>
-      <w:r>
-        <w:rPr>
-          <w:rFonts w:ascii="Times New Roman" w:hAnsi="Times New Roman" w:cs="Times New Roman"/>
+          <w:rFonts w:ascii="Montserrat" w:hAnsi="Montserrat" w:cs="Times New Roman"/>
+          <w:sz w:val="24"/>
+          <w:szCs w:val="24"/>
+        </w:rPr>
+      </w:pPr>
+      <w:r>
+        <w:rPr>
+          <w:rFonts w:ascii="Montserrat" w:hAnsi="Montserrat" w:cs="Times New Roman"/>
           <w:sz w:val="24"/>
           <w:szCs w:val="24"/>
         </w:rPr>
@@ -873,14 +912,14 @@
         <w:spacing w:after="0" w:line="360" w:lineRule="auto"/>
         <w:jc w:val="both"/>
         <w:rPr>
-          <w:rFonts w:ascii="Times New Roman" w:hAnsi="Times New Roman" w:cs="Times New Roman"/>
-          <w:sz w:val="24"/>
-          <w:szCs w:val="24"/>
-        </w:rPr>
-      </w:pPr>
-      <w:r>
-        <w:rPr>
-          <w:rFonts w:ascii="Times New Roman" w:hAnsi="Times New Roman" w:cs="Times New Roman"/>
+          <w:rFonts w:ascii="Montserrat" w:hAnsi="Montserrat" w:cs="Times New Roman"/>
+          <w:sz w:val="24"/>
+          <w:szCs w:val="24"/>
+        </w:rPr>
+      </w:pPr>
+      <w:r>
+        <w:rPr>
+          <w:rFonts w:ascii="Montserrat" w:hAnsi="Montserrat" w:cs="Times New Roman"/>
           <w:sz w:val="24"/>
           <w:szCs w:val="24"/>
         </w:rPr>
@@ -893,14 +932,14 @@
         <w:spacing w:after="0" w:line="360" w:lineRule="auto"/>
         <w:jc w:val="both"/>
         <w:rPr>
-          <w:rFonts w:ascii="Times New Roman" w:hAnsi="Times New Roman" w:cs="Times New Roman"/>
-          <w:sz w:val="24"/>
-          <w:szCs w:val="24"/>
-        </w:rPr>
-      </w:pPr>
-      <w:r>
-        <w:rPr>
-          <w:rFonts w:ascii="Times New Roman" w:hAnsi="Times New Roman" w:cs="Times New Roman"/>
+          <w:rFonts w:ascii="Montserrat" w:hAnsi="Montserrat" w:cs="Times New Roman"/>
+          <w:sz w:val="24"/>
+          <w:szCs w:val="24"/>
+        </w:rPr>
+      </w:pPr>
+      <w:r>
+        <w:rPr>
+          <w:rFonts w:ascii="Montserrat" w:hAnsi="Montserrat" w:cs="Times New Roman"/>
           <w:sz w:val="24"/>
           <w:szCs w:val="24"/>
         </w:rPr>
@@ -913,14 +952,14 @@
         <w:spacing w:after="0" w:line="360" w:lineRule="auto"/>
         <w:jc w:val="both"/>
         <w:rPr>
-          <w:rFonts w:ascii="Times New Roman" w:hAnsi="Times New Roman" w:cs="Times New Roman"/>
-          <w:sz w:val="24"/>
-          <w:szCs w:val="24"/>
-        </w:rPr>
-      </w:pPr>
-      <w:r>
-        <w:rPr>
-          <w:rFonts w:ascii="Times New Roman" w:hAnsi="Times New Roman" w:cs="Times New Roman"/>
+          <w:rFonts w:ascii="Montserrat" w:hAnsi="Montserrat" w:cs="Times New Roman"/>
+          <w:sz w:val="24"/>
+          <w:szCs w:val="24"/>
+        </w:rPr>
+      </w:pPr>
+      <w:r>
+        <w:rPr>
+          <w:rFonts w:ascii="Montserrat" w:hAnsi="Montserrat" w:cs="Times New Roman"/>
           <w:sz w:val="24"/>
           <w:szCs w:val="24"/>
         </w:rPr>
@@ -933,43 +972,34 @@
         <w:spacing w:after="0" w:line="360" w:lineRule="auto"/>
         <w:jc w:val="both"/>
         <w:rPr>
-          <w:rFonts w:ascii="Times New Roman" w:hAnsi="Times New Roman" w:cs="Times New Roman"/>
-          <w:sz w:val="24"/>
-          <w:szCs w:val="24"/>
-        </w:rPr>
-      </w:pPr>
-      <w:r>
-        <w:rPr>
-          <w:rFonts w:ascii="Times New Roman" w:hAnsi="Times New Roman" w:cs="Times New Roman"/>
-          <w:sz w:val="24"/>
-          <w:szCs w:val="24"/>
-        </w:rPr>
-        <w:tab/>
-        <w:t xml:space="preserve">Ara raised an eyebrow. She could see that she was missing something. She glanced around her, and saw the silent, blank expressions. “You know,” she started after the pause had begun to stretch, “with such a resemblance, it seems odd that I have never even heard of you—” It was out of her mouth before she could cut herself off. She made a quick adjustment, and realized that there was more than a little truth to it. How did ‘Av’ </w:t>
-      </w:r>
-      <w:r>
-        <w:rPr>
-          <w:rFonts w:ascii="Times New Roman" w:hAnsi="Times New Roman" w:cs="Times New Roman"/>
-          <w:sz w:val="24"/>
-          <w:szCs w:val="24"/>
-        </w:rPr>
-        <w:lastRenderedPageBreak/>
-        <w:t>ever manage to reach her apparent age without even a rumor of her existence preceding her? It raised an interesting question. “Where are you from, exactly?” she asked with an air of professional curiosity.</w:t>
-      </w:r>
-    </w:p>
-    <w:p>
-      <w:pPr>
-        <w:spacing w:after="0" w:line="360" w:lineRule="auto"/>
-        <w:jc w:val="both"/>
-        <w:rPr>
-          <w:rFonts w:ascii="Times New Roman" w:hAnsi="Times New Roman" w:cs="Times New Roman"/>
-          <w:sz w:val="24"/>
-          <w:szCs w:val="24"/>
-        </w:rPr>
-      </w:pPr>
-      <w:r>
-        <w:rPr>
-          <w:rFonts w:ascii="Times New Roman" w:hAnsi="Times New Roman" w:cs="Times New Roman"/>
+          <w:rFonts w:ascii="Montserrat" w:hAnsi="Montserrat" w:cs="Times New Roman"/>
+          <w:sz w:val="24"/>
+          <w:szCs w:val="24"/>
+        </w:rPr>
+      </w:pPr>
+      <w:r>
+        <w:rPr>
+          <w:rFonts w:ascii="Montserrat" w:hAnsi="Montserrat" w:cs="Times New Roman"/>
+          <w:sz w:val="24"/>
+          <w:szCs w:val="24"/>
+        </w:rPr>
+        <w:tab/>
+        <w:t>Ara raised an eyebrow. She could see that she was missing something. She glanced around her, and saw the silent, blank expressions. “You know,” she started after the pause had begun to stretch, “with such a resemblance, it seems odd that I have never even heard of you—” It was out of her mouth before she could cut herself off. She made a quick adjustment, and realized that there was more than a little truth to it. How did ‘Av’ ever manage to reach her apparent age without even a rumor of her existence preceding her? It raised an interesting question. “Where are you from, exactly?” she asked with an air of professional curiosity.</w:t>
+      </w:r>
+    </w:p>
+    <w:p>
+      <w:pPr>
+        <w:spacing w:after="0" w:line="360" w:lineRule="auto"/>
+        <w:jc w:val="both"/>
+        <w:rPr>
+          <w:rFonts w:ascii="Montserrat" w:hAnsi="Montserrat" w:cs="Times New Roman"/>
+          <w:sz w:val="24"/>
+          <w:szCs w:val="24"/>
+        </w:rPr>
+      </w:pPr>
+      <w:r>
+        <w:rPr>
+          <w:rFonts w:ascii="Montserrat" w:hAnsi="Montserrat" w:cs="Times New Roman"/>
           <w:sz w:val="24"/>
           <w:szCs w:val="24"/>
         </w:rPr>
@@ -982,14 +1012,14 @@
         <w:spacing w:after="0" w:line="360" w:lineRule="auto"/>
         <w:jc w:val="both"/>
         <w:rPr>
-          <w:rFonts w:ascii="Times New Roman" w:hAnsi="Times New Roman" w:cs="Times New Roman"/>
-          <w:sz w:val="24"/>
-          <w:szCs w:val="24"/>
-        </w:rPr>
-      </w:pPr>
-      <w:r>
-        <w:rPr>
-          <w:rFonts w:ascii="Times New Roman" w:hAnsi="Times New Roman" w:cs="Times New Roman"/>
+          <w:rFonts w:ascii="Montserrat" w:hAnsi="Montserrat" w:cs="Times New Roman"/>
+          <w:sz w:val="24"/>
+          <w:szCs w:val="24"/>
+        </w:rPr>
+      </w:pPr>
+      <w:r>
+        <w:rPr>
+          <w:rFonts w:ascii="Montserrat" w:hAnsi="Montserrat" w:cs="Times New Roman"/>
           <w:sz w:val="24"/>
           <w:szCs w:val="24"/>
         </w:rPr>
@@ -998,7 +1028,7 @@
       </w:r>
       <w:r>
         <w:rPr>
-          <w:rFonts w:ascii="Times New Roman" w:hAnsi="Times New Roman" w:cs="Times New Roman"/>
+          <w:rFonts w:ascii="Montserrat" w:hAnsi="Montserrat" w:cs="Times New Roman"/>
           <w:i/>
           <w:sz w:val="24"/>
           <w:szCs w:val="24"/>
@@ -1007,7 +1037,7 @@
       </w:r>
       <w:r>
         <w:rPr>
-          <w:rFonts w:ascii="Times New Roman" w:hAnsi="Times New Roman" w:cs="Times New Roman"/>
+          <w:rFonts w:ascii="Montserrat" w:hAnsi="Montserrat" w:cs="Times New Roman"/>
           <w:sz w:val="24"/>
           <w:szCs w:val="24"/>
         </w:rPr>
@@ -1019,14 +1049,14 @@
         <w:spacing w:after="0" w:line="360" w:lineRule="auto"/>
         <w:jc w:val="both"/>
         <w:rPr>
-          <w:rFonts w:ascii="Times New Roman" w:hAnsi="Times New Roman" w:cs="Times New Roman"/>
-          <w:sz w:val="24"/>
-          <w:szCs w:val="24"/>
-        </w:rPr>
-      </w:pPr>
-      <w:r>
-        <w:rPr>
-          <w:rFonts w:ascii="Times New Roman" w:hAnsi="Times New Roman" w:cs="Times New Roman"/>
+          <w:rFonts w:ascii="Montserrat" w:hAnsi="Montserrat" w:cs="Times New Roman"/>
+          <w:sz w:val="24"/>
+          <w:szCs w:val="24"/>
+        </w:rPr>
+      </w:pPr>
+      <w:r>
+        <w:rPr>
+          <w:rFonts w:ascii="Montserrat" w:hAnsi="Montserrat" w:cs="Times New Roman"/>
           <w:sz w:val="24"/>
           <w:szCs w:val="24"/>
         </w:rPr>
@@ -1039,14 +1069,14 @@
         <w:spacing w:after="0" w:line="360" w:lineRule="auto"/>
         <w:jc w:val="both"/>
         <w:rPr>
-          <w:rFonts w:ascii="Times New Roman" w:hAnsi="Times New Roman" w:cs="Times New Roman"/>
-          <w:sz w:val="24"/>
-          <w:szCs w:val="24"/>
-        </w:rPr>
-      </w:pPr>
-      <w:r>
-        <w:rPr>
-          <w:rFonts w:ascii="Times New Roman" w:hAnsi="Times New Roman" w:cs="Times New Roman"/>
+          <w:rFonts w:ascii="Montserrat" w:hAnsi="Montserrat" w:cs="Times New Roman"/>
+          <w:sz w:val="24"/>
+          <w:szCs w:val="24"/>
+        </w:rPr>
+      </w:pPr>
+      <w:r>
+        <w:rPr>
+          <w:rFonts w:ascii="Montserrat" w:hAnsi="Montserrat" w:cs="Times New Roman"/>
           <w:sz w:val="24"/>
           <w:szCs w:val="24"/>
         </w:rPr>
@@ -1059,14 +1089,14 @@
         <w:spacing w:after="0" w:line="360" w:lineRule="auto"/>
         <w:jc w:val="both"/>
         <w:rPr>
-          <w:rFonts w:ascii="Times New Roman" w:hAnsi="Times New Roman" w:cs="Times New Roman"/>
-          <w:sz w:val="24"/>
-          <w:szCs w:val="24"/>
-        </w:rPr>
-      </w:pPr>
-      <w:r>
-        <w:rPr>
-          <w:rFonts w:ascii="Times New Roman" w:hAnsi="Times New Roman" w:cs="Times New Roman"/>
+          <w:rFonts w:ascii="Montserrat" w:hAnsi="Montserrat" w:cs="Times New Roman"/>
+          <w:sz w:val="24"/>
+          <w:szCs w:val="24"/>
+        </w:rPr>
+      </w:pPr>
+      <w:r>
+        <w:rPr>
+          <w:rFonts w:ascii="Montserrat" w:hAnsi="Montserrat" w:cs="Times New Roman"/>
           <w:sz w:val="24"/>
           <w:szCs w:val="24"/>
         </w:rPr>
@@ -1079,14 +1109,14 @@
         <w:spacing w:after="0" w:line="360" w:lineRule="auto"/>
         <w:jc w:val="both"/>
         <w:rPr>
-          <w:rFonts w:ascii="Times New Roman" w:hAnsi="Times New Roman" w:cs="Times New Roman"/>
-          <w:sz w:val="24"/>
-          <w:szCs w:val="24"/>
-        </w:rPr>
-      </w:pPr>
-      <w:r>
-        <w:rPr>
-          <w:rFonts w:ascii="Times New Roman" w:hAnsi="Times New Roman" w:cs="Times New Roman"/>
+          <w:rFonts w:ascii="Montserrat" w:hAnsi="Montserrat" w:cs="Times New Roman"/>
+          <w:sz w:val="24"/>
+          <w:szCs w:val="24"/>
+        </w:rPr>
+      </w:pPr>
+      <w:r>
+        <w:rPr>
+          <w:rFonts w:ascii="Montserrat" w:hAnsi="Montserrat" w:cs="Times New Roman"/>
           <w:sz w:val="24"/>
           <w:szCs w:val="24"/>
         </w:rPr>
@@ -1099,14 +1129,14 @@
         <w:spacing w:after="0" w:line="360" w:lineRule="auto"/>
         <w:jc w:val="both"/>
         <w:rPr>
-          <w:rFonts w:ascii="Times New Roman" w:hAnsi="Times New Roman" w:cs="Times New Roman"/>
-          <w:sz w:val="24"/>
-          <w:szCs w:val="24"/>
-        </w:rPr>
-      </w:pPr>
-      <w:r>
-        <w:rPr>
-          <w:rFonts w:ascii="Times New Roman" w:hAnsi="Times New Roman" w:cs="Times New Roman"/>
+          <w:rFonts w:ascii="Montserrat" w:hAnsi="Montserrat" w:cs="Times New Roman"/>
+          <w:sz w:val="24"/>
+          <w:szCs w:val="24"/>
+        </w:rPr>
+      </w:pPr>
+      <w:r>
+        <w:rPr>
+          <w:rFonts w:ascii="Montserrat" w:hAnsi="Montserrat" w:cs="Times New Roman"/>
           <w:sz w:val="24"/>
           <w:szCs w:val="24"/>
         </w:rPr>
@@ -1119,14 +1149,14 @@
         <w:spacing w:after="0" w:line="360" w:lineRule="auto"/>
         <w:jc w:val="both"/>
         <w:rPr>
-          <w:rFonts w:ascii="Times New Roman" w:hAnsi="Times New Roman" w:cs="Times New Roman"/>
-          <w:sz w:val="24"/>
-          <w:szCs w:val="24"/>
-        </w:rPr>
-      </w:pPr>
-      <w:r>
-        <w:rPr>
-          <w:rFonts w:ascii="Times New Roman" w:hAnsi="Times New Roman" w:cs="Times New Roman"/>
+          <w:rFonts w:ascii="Montserrat" w:hAnsi="Montserrat" w:cs="Times New Roman"/>
+          <w:sz w:val="24"/>
+          <w:szCs w:val="24"/>
+        </w:rPr>
+      </w:pPr>
+      <w:r>
+        <w:rPr>
+          <w:rFonts w:ascii="Montserrat" w:hAnsi="Montserrat" w:cs="Times New Roman"/>
           <w:sz w:val="24"/>
           <w:szCs w:val="24"/>
         </w:rPr>
@@ -1139,14 +1169,14 @@
         <w:spacing w:after="0" w:line="360" w:lineRule="auto"/>
         <w:jc w:val="both"/>
         <w:rPr>
-          <w:rFonts w:ascii="Times New Roman" w:hAnsi="Times New Roman" w:cs="Times New Roman"/>
-          <w:sz w:val="24"/>
-          <w:szCs w:val="24"/>
-        </w:rPr>
-      </w:pPr>
-      <w:r>
-        <w:rPr>
-          <w:rFonts w:ascii="Times New Roman" w:hAnsi="Times New Roman" w:cs="Times New Roman"/>
+          <w:rFonts w:ascii="Montserrat" w:hAnsi="Montserrat" w:cs="Times New Roman"/>
+          <w:sz w:val="24"/>
+          <w:szCs w:val="24"/>
+        </w:rPr>
+      </w:pPr>
+      <w:r>
+        <w:rPr>
+          <w:rFonts w:ascii="Montserrat" w:hAnsi="Montserrat" w:cs="Times New Roman"/>
           <w:sz w:val="24"/>
           <w:szCs w:val="24"/>
         </w:rPr>
@@ -1159,14 +1189,14 @@
         <w:spacing w:after="0" w:line="360" w:lineRule="auto"/>
         <w:jc w:val="both"/>
         <w:rPr>
-          <w:rFonts w:ascii="Times New Roman" w:hAnsi="Times New Roman" w:cs="Times New Roman"/>
-          <w:sz w:val="24"/>
-          <w:szCs w:val="24"/>
-        </w:rPr>
-      </w:pPr>
-      <w:r>
-        <w:rPr>
-          <w:rFonts w:ascii="Times New Roman" w:hAnsi="Times New Roman" w:cs="Times New Roman"/>
+          <w:rFonts w:ascii="Montserrat" w:hAnsi="Montserrat" w:cs="Times New Roman"/>
+          <w:sz w:val="24"/>
+          <w:szCs w:val="24"/>
+        </w:rPr>
+      </w:pPr>
+      <w:r>
+        <w:rPr>
+          <w:rFonts w:ascii="Montserrat" w:hAnsi="Montserrat" w:cs="Times New Roman"/>
           <w:sz w:val="24"/>
           <w:szCs w:val="24"/>
         </w:rPr>
@@ -1179,18 +1209,17 @@
         <w:spacing w:after="0" w:line="360" w:lineRule="auto"/>
         <w:jc w:val="both"/>
         <w:rPr>
-          <w:rFonts w:ascii="Times New Roman" w:hAnsi="Times New Roman" w:cs="Times New Roman"/>
-          <w:sz w:val="24"/>
-          <w:szCs w:val="24"/>
-        </w:rPr>
-      </w:pPr>
-      <w:r>
-        <w:rPr>
-          <w:rFonts w:ascii="Times New Roman" w:hAnsi="Times New Roman" w:cs="Times New Roman"/>
-          <w:sz w:val="24"/>
-          <w:szCs w:val="24"/>
-        </w:rPr>
-        <w:lastRenderedPageBreak/>
+          <w:rFonts w:ascii="Montserrat" w:hAnsi="Montserrat" w:cs="Times New Roman"/>
+          <w:sz w:val="24"/>
+          <w:szCs w:val="24"/>
+        </w:rPr>
+      </w:pPr>
+      <w:r>
+        <w:rPr>
+          <w:rFonts w:ascii="Montserrat" w:hAnsi="Montserrat" w:cs="Times New Roman"/>
+          <w:sz w:val="24"/>
+          <w:szCs w:val="24"/>
+        </w:rPr>
         <w:tab/>
         <w:t>“And you?” she queried, taxing Ashara with the same question. The Ideal forced herself to nod. Ara nodded as well, her eyes narrowing. Ashara and Ashana both choked on their tea with her next words. “I would say that answers where you come from.”</w:t>
       </w:r>
@@ -1200,14 +1229,14 @@
         <w:spacing w:after="0" w:line="360" w:lineRule="auto"/>
         <w:jc w:val="both"/>
         <w:rPr>
-          <w:rFonts w:ascii="Times New Roman" w:hAnsi="Times New Roman" w:cs="Times New Roman"/>
-          <w:sz w:val="24"/>
-          <w:szCs w:val="24"/>
-        </w:rPr>
-      </w:pPr>
-      <w:r>
-        <w:rPr>
-          <w:rFonts w:ascii="Times New Roman" w:hAnsi="Times New Roman" w:cs="Times New Roman"/>
+          <w:rFonts w:ascii="Montserrat" w:hAnsi="Montserrat" w:cs="Times New Roman"/>
+          <w:sz w:val="24"/>
+          <w:szCs w:val="24"/>
+        </w:rPr>
+      </w:pPr>
+      <w:r>
+        <w:rPr>
+          <w:rFonts w:ascii="Montserrat" w:hAnsi="Montserrat" w:cs="Times New Roman"/>
           <w:sz w:val="24"/>
           <w:szCs w:val="24"/>
         </w:rPr>
@@ -1220,14 +1249,14 @@
         <w:spacing w:after="0" w:line="360" w:lineRule="auto"/>
         <w:jc w:val="both"/>
         <w:rPr>
-          <w:rFonts w:ascii="Times New Roman" w:hAnsi="Times New Roman" w:cs="Times New Roman"/>
-          <w:sz w:val="24"/>
-          <w:szCs w:val="24"/>
-        </w:rPr>
-      </w:pPr>
-      <w:r>
-        <w:rPr>
-          <w:rFonts w:ascii="Times New Roman" w:hAnsi="Times New Roman" w:cs="Times New Roman"/>
+          <w:rFonts w:ascii="Montserrat" w:hAnsi="Montserrat" w:cs="Times New Roman"/>
+          <w:sz w:val="24"/>
+          <w:szCs w:val="24"/>
+        </w:rPr>
+      </w:pPr>
+      <w:r>
+        <w:rPr>
+          <w:rFonts w:ascii="Montserrat" w:hAnsi="Montserrat" w:cs="Times New Roman"/>
           <w:sz w:val="24"/>
           <w:szCs w:val="24"/>
         </w:rPr>
@@ -1240,14 +1269,14 @@
         <w:spacing w:after="0" w:line="360" w:lineRule="auto"/>
         <w:jc w:val="both"/>
         <w:rPr>
-          <w:rFonts w:ascii="Times New Roman" w:hAnsi="Times New Roman" w:cs="Times New Roman"/>
-          <w:sz w:val="24"/>
-          <w:szCs w:val="24"/>
-        </w:rPr>
-      </w:pPr>
-      <w:r>
-        <w:rPr>
-          <w:rFonts w:ascii="Times New Roman" w:hAnsi="Times New Roman" w:cs="Times New Roman"/>
+          <w:rFonts w:ascii="Montserrat" w:hAnsi="Montserrat" w:cs="Times New Roman"/>
+          <w:sz w:val="24"/>
+          <w:szCs w:val="24"/>
+        </w:rPr>
+      </w:pPr>
+      <w:r>
+        <w:rPr>
+          <w:rFonts w:ascii="Montserrat" w:hAnsi="Montserrat" w:cs="Times New Roman"/>
           <w:sz w:val="24"/>
           <w:szCs w:val="24"/>
         </w:rPr>
@@ -1260,14 +1289,14 @@
         <w:spacing w:after="0" w:line="360" w:lineRule="auto"/>
         <w:jc w:val="both"/>
         <w:rPr>
-          <w:rFonts w:ascii="Times New Roman" w:hAnsi="Times New Roman" w:cs="Times New Roman"/>
-          <w:sz w:val="24"/>
-          <w:szCs w:val="24"/>
-        </w:rPr>
-      </w:pPr>
-      <w:r>
-        <w:rPr>
-          <w:rFonts w:ascii="Times New Roman" w:hAnsi="Times New Roman" w:cs="Times New Roman"/>
+          <w:rFonts w:ascii="Montserrat" w:hAnsi="Montserrat" w:cs="Times New Roman"/>
+          <w:sz w:val="24"/>
+          <w:szCs w:val="24"/>
+        </w:rPr>
+      </w:pPr>
+      <w:r>
+        <w:rPr>
+          <w:rFonts w:ascii="Montserrat" w:hAnsi="Montserrat" w:cs="Times New Roman"/>
           <w:sz w:val="24"/>
           <w:szCs w:val="24"/>
         </w:rPr>
@@ -1280,14 +1309,14 @@
         <w:spacing w:after="0" w:line="360" w:lineRule="auto"/>
         <w:jc w:val="both"/>
         <w:rPr>
-          <w:rFonts w:ascii="Times New Roman" w:hAnsi="Times New Roman" w:cs="Times New Roman"/>
-          <w:sz w:val="24"/>
-          <w:szCs w:val="24"/>
-        </w:rPr>
-      </w:pPr>
-      <w:r>
-        <w:rPr>
-          <w:rFonts w:ascii="Times New Roman" w:hAnsi="Times New Roman" w:cs="Times New Roman"/>
+          <w:rFonts w:ascii="Montserrat" w:hAnsi="Montserrat" w:cs="Times New Roman"/>
+          <w:sz w:val="24"/>
+          <w:szCs w:val="24"/>
+        </w:rPr>
+      </w:pPr>
+      <w:r>
+        <w:rPr>
+          <w:rFonts w:ascii="Montserrat" w:hAnsi="Montserrat" w:cs="Times New Roman"/>
           <w:sz w:val="24"/>
           <w:szCs w:val="24"/>
         </w:rPr>
@@ -1300,14 +1329,14 @@
         <w:spacing w:after="0" w:line="360" w:lineRule="auto"/>
         <w:jc w:val="both"/>
         <w:rPr>
-          <w:rFonts w:ascii="Times New Roman" w:hAnsi="Times New Roman" w:cs="Times New Roman"/>
-          <w:sz w:val="24"/>
-          <w:szCs w:val="24"/>
-        </w:rPr>
-      </w:pPr>
-      <w:r>
-        <w:rPr>
-          <w:rFonts w:ascii="Times New Roman" w:hAnsi="Times New Roman" w:cs="Times New Roman"/>
+          <w:rFonts w:ascii="Montserrat" w:hAnsi="Montserrat" w:cs="Times New Roman"/>
+          <w:sz w:val="24"/>
+          <w:szCs w:val="24"/>
+        </w:rPr>
+      </w:pPr>
+      <w:r>
+        <w:rPr>
+          <w:rFonts w:ascii="Montserrat" w:hAnsi="Montserrat" w:cs="Times New Roman"/>
           <w:sz w:val="24"/>
           <w:szCs w:val="24"/>
         </w:rPr>
@@ -1320,14 +1349,14 @@
         <w:spacing w:after="0" w:line="360" w:lineRule="auto"/>
         <w:jc w:val="both"/>
         <w:rPr>
-          <w:rFonts w:ascii="Times New Roman" w:hAnsi="Times New Roman" w:cs="Times New Roman"/>
-          <w:sz w:val="24"/>
-          <w:szCs w:val="24"/>
-        </w:rPr>
-      </w:pPr>
-      <w:r>
-        <w:rPr>
-          <w:rFonts w:ascii="Times New Roman" w:hAnsi="Times New Roman" w:cs="Times New Roman"/>
+          <w:rFonts w:ascii="Montserrat" w:hAnsi="Montserrat" w:cs="Times New Roman"/>
+          <w:sz w:val="24"/>
+          <w:szCs w:val="24"/>
+        </w:rPr>
+      </w:pPr>
+      <w:r>
+        <w:rPr>
+          <w:rFonts w:ascii="Montserrat" w:hAnsi="Montserrat" w:cs="Times New Roman"/>
           <w:sz w:val="24"/>
           <w:szCs w:val="24"/>
         </w:rPr>
@@ -1336,7 +1365,7 @@
       </w:r>
       <w:r>
         <w:rPr>
-          <w:rFonts w:ascii="Times New Roman" w:hAnsi="Times New Roman" w:cs="Times New Roman"/>
+          <w:rFonts w:ascii="Montserrat" w:hAnsi="Montserrat" w:cs="Times New Roman"/>
           <w:i/>
           <w:sz w:val="24"/>
           <w:szCs w:val="24"/>
@@ -1345,35 +1374,26 @@
       </w:r>
       <w:r>
         <w:rPr>
-          <w:rFonts w:ascii="Times New Roman" w:hAnsi="Times New Roman" w:cs="Times New Roman"/>
-          <w:sz w:val="24"/>
-          <w:szCs w:val="24"/>
-        </w:rPr>
-        <w:t xml:space="preserve">—” That was like the next best thing to saying she was a criminal. “—it is just that after what happened I have no way of knowing if I was ever named. It was the wrong word,” she hurriedly interjected. Naming and promising were conjoined rituals, and a person who had not been promised was unnamed, while a </w:t>
-      </w:r>
-      <w:r>
-        <w:rPr>
-          <w:rFonts w:ascii="Times New Roman" w:hAnsi="Times New Roman" w:cs="Times New Roman"/>
-          <w:sz w:val="24"/>
-          <w:szCs w:val="24"/>
-        </w:rPr>
-        <w:lastRenderedPageBreak/>
-        <w:t xml:space="preserve">person who had been stripped of their name was unpromised. “It is possible I never had a name, technically speaking. I can only remember a fragment,” she explained. She gave it a little thought, and wondered what it was that made Ara take it as such an insult. She quickly reviewed the conversation in her mind. </w:t>
-      </w:r>
-    </w:p>
-    <w:p>
-      <w:pPr>
-        <w:spacing w:after="0" w:line="360" w:lineRule="auto"/>
-        <w:jc w:val="both"/>
-        <w:rPr>
-          <w:rFonts w:ascii="Times New Roman" w:hAnsi="Times New Roman" w:cs="Times New Roman"/>
-          <w:sz w:val="24"/>
-          <w:szCs w:val="24"/>
-        </w:rPr>
-      </w:pPr>
-      <w:r>
-        <w:rPr>
-          <w:rFonts w:ascii="Times New Roman" w:hAnsi="Times New Roman" w:cs="Times New Roman"/>
+          <w:rFonts w:ascii="Montserrat" w:hAnsi="Montserrat" w:cs="Times New Roman"/>
+          <w:sz w:val="24"/>
+          <w:szCs w:val="24"/>
+        </w:rPr>
+        <w:t xml:space="preserve">—” That was like the next best thing to saying she was a criminal. “—it is just that after what happened I have no way of knowing if I was ever named. It was the wrong word,” she hurriedly interjected. Naming and promising were conjoined rituals, and a person who had not been promised was unnamed, while a person who had been stripped of their name was unpromised. “It is possible I never had a name, technically speaking. I can only remember a fragment,” she explained. She gave it a little thought, and wondered what it was that made Ara take it as such an insult. She quickly reviewed the conversation in her mind. </w:t>
+      </w:r>
+    </w:p>
+    <w:p>
+      <w:pPr>
+        <w:spacing w:after="0" w:line="360" w:lineRule="auto"/>
+        <w:jc w:val="both"/>
+        <w:rPr>
+          <w:rFonts w:ascii="Montserrat" w:hAnsi="Montserrat" w:cs="Times New Roman"/>
+          <w:sz w:val="24"/>
+          <w:szCs w:val="24"/>
+        </w:rPr>
+      </w:pPr>
+      <w:r>
+        <w:rPr>
+          <w:rFonts w:ascii="Montserrat" w:hAnsi="Montserrat" w:cs="Times New Roman"/>
           <w:sz w:val="24"/>
           <w:szCs w:val="24"/>
         </w:rPr>
@@ -1382,7 +1402,7 @@
       </w:r>
       <w:r>
         <w:rPr>
-          <w:rFonts w:ascii="Times New Roman" w:hAnsi="Times New Roman" w:cs="Times New Roman"/>
+          <w:rFonts w:ascii="Montserrat" w:hAnsi="Montserrat" w:cs="Times New Roman"/>
           <w:i/>
           <w:sz w:val="24"/>
           <w:szCs w:val="24"/>
@@ -1391,7 +1411,7 @@
       </w:r>
       <w:r>
         <w:rPr>
-          <w:rFonts w:ascii="Times New Roman" w:hAnsi="Times New Roman" w:cs="Times New Roman"/>
+          <w:rFonts w:ascii="Montserrat" w:hAnsi="Montserrat" w:cs="Times New Roman"/>
           <w:sz w:val="24"/>
           <w:szCs w:val="24"/>
         </w:rPr>
@@ -1403,14 +1423,14 @@
         <w:spacing w:after="0" w:line="360" w:lineRule="auto"/>
         <w:jc w:val="both"/>
         <w:rPr>
-          <w:rFonts w:ascii="Times New Roman" w:hAnsi="Times New Roman" w:cs="Times New Roman"/>
-          <w:sz w:val="24"/>
-          <w:szCs w:val="24"/>
-        </w:rPr>
-      </w:pPr>
-      <w:r>
-        <w:rPr>
-          <w:rFonts w:ascii="Times New Roman" w:hAnsi="Times New Roman" w:cs="Times New Roman"/>
+          <w:rFonts w:ascii="Montserrat" w:hAnsi="Montserrat" w:cs="Times New Roman"/>
+          <w:sz w:val="24"/>
+          <w:szCs w:val="24"/>
+        </w:rPr>
+      </w:pPr>
+      <w:r>
+        <w:rPr>
+          <w:rFonts w:ascii="Montserrat" w:hAnsi="Montserrat" w:cs="Times New Roman"/>
           <w:sz w:val="24"/>
           <w:szCs w:val="24"/>
         </w:rPr>
@@ -1423,14 +1443,14 @@
         <w:spacing w:after="0" w:line="360" w:lineRule="auto"/>
         <w:jc w:val="both"/>
         <w:rPr>
-          <w:rFonts w:ascii="Times New Roman" w:hAnsi="Times New Roman" w:cs="Times New Roman"/>
-          <w:sz w:val="24"/>
-          <w:szCs w:val="24"/>
-        </w:rPr>
-      </w:pPr>
-      <w:r>
-        <w:rPr>
-          <w:rFonts w:ascii="Times New Roman" w:hAnsi="Times New Roman" w:cs="Times New Roman"/>
+          <w:rFonts w:ascii="Montserrat" w:hAnsi="Montserrat" w:cs="Times New Roman"/>
+          <w:sz w:val="24"/>
+          <w:szCs w:val="24"/>
+        </w:rPr>
+      </w:pPr>
+      <w:r>
+        <w:rPr>
+          <w:rFonts w:ascii="Montserrat" w:hAnsi="Montserrat" w:cs="Times New Roman"/>
           <w:sz w:val="24"/>
           <w:szCs w:val="24"/>
         </w:rPr>
@@ -1443,14 +1463,14 @@
         <w:spacing w:after="0" w:line="360" w:lineRule="auto"/>
         <w:jc w:val="both"/>
         <w:rPr>
-          <w:rFonts w:ascii="Times New Roman" w:hAnsi="Times New Roman" w:cs="Times New Roman"/>
-          <w:sz w:val="24"/>
-          <w:szCs w:val="24"/>
-        </w:rPr>
-      </w:pPr>
-      <w:r>
-        <w:rPr>
-          <w:rFonts w:ascii="Times New Roman" w:hAnsi="Times New Roman" w:cs="Times New Roman"/>
+          <w:rFonts w:ascii="Montserrat" w:hAnsi="Montserrat" w:cs="Times New Roman"/>
+          <w:sz w:val="24"/>
+          <w:szCs w:val="24"/>
+        </w:rPr>
+      </w:pPr>
+      <w:r>
+        <w:rPr>
+          <w:rFonts w:ascii="Montserrat" w:hAnsi="Montserrat" w:cs="Times New Roman"/>
           <w:sz w:val="24"/>
           <w:szCs w:val="24"/>
         </w:rPr>
@@ -1459,7 +1479,7 @@
       </w:r>
       <w:r>
         <w:rPr>
-          <w:rFonts w:ascii="Times New Roman" w:hAnsi="Times New Roman" w:cs="Times New Roman"/>
+          <w:rFonts w:ascii="Montserrat" w:hAnsi="Montserrat" w:cs="Times New Roman"/>
           <w:i/>
           <w:sz w:val="24"/>
           <w:szCs w:val="24"/>
@@ -1468,35 +1488,26 @@
       </w:r>
       <w:r>
         <w:rPr>
-          <w:rFonts w:ascii="Times New Roman" w:hAnsi="Times New Roman" w:cs="Times New Roman"/>
-          <w:sz w:val="24"/>
-          <w:szCs w:val="24"/>
-        </w:rPr>
-        <w:t xml:space="preserve"> habits that keep surfacing, and she appears to have had sophisticated training. She knows a lot more than she knows,” she put forward. She dared not reveal any more. “We have let her follow her instincts. It </w:t>
-      </w:r>
-      <w:r>
-        <w:rPr>
-          <w:rFonts w:ascii="Times New Roman" w:hAnsi="Times New Roman" w:cs="Times New Roman"/>
-          <w:sz w:val="24"/>
-          <w:szCs w:val="24"/>
-        </w:rPr>
-        <w:lastRenderedPageBreak/>
-        <w:t>seemed the best way for her to recover. If we imposed limitations, not knowing her true station, it would compromise that,” she said, hoping that her mother would let it rest at that, and hoping that she had not already said too much.</w:t>
-      </w:r>
-    </w:p>
-    <w:p>
-      <w:pPr>
-        <w:spacing w:after="0" w:line="360" w:lineRule="auto"/>
-        <w:jc w:val="both"/>
-        <w:rPr>
-          <w:rFonts w:ascii="Times New Roman" w:hAnsi="Times New Roman" w:cs="Times New Roman"/>
-          <w:sz w:val="24"/>
-          <w:szCs w:val="24"/>
-        </w:rPr>
-      </w:pPr>
-      <w:r>
-        <w:rPr>
-          <w:rFonts w:ascii="Times New Roman" w:hAnsi="Times New Roman" w:cs="Times New Roman"/>
+          <w:rFonts w:ascii="Montserrat" w:hAnsi="Montserrat" w:cs="Times New Roman"/>
+          <w:sz w:val="24"/>
+          <w:szCs w:val="24"/>
+        </w:rPr>
+        <w:t xml:space="preserve"> habits that keep surfacing, and she appears to have had sophisticated training. She knows a lot more than she knows,” she put forward. She dared not reveal any more. “We have let her follow her instincts. It seemed the best way for her to recover. If we imposed limitations, not knowing her true station, it would compromise that,” she said, hoping that her mother would let it rest at that, and hoping that she had not already said too much.</w:t>
+      </w:r>
+    </w:p>
+    <w:p>
+      <w:pPr>
+        <w:spacing w:after="0" w:line="360" w:lineRule="auto"/>
+        <w:jc w:val="both"/>
+        <w:rPr>
+          <w:rFonts w:ascii="Montserrat" w:hAnsi="Montserrat" w:cs="Times New Roman"/>
+          <w:sz w:val="24"/>
+          <w:szCs w:val="24"/>
+        </w:rPr>
+      </w:pPr>
+      <w:r>
+        <w:rPr>
+          <w:rFonts w:ascii="Montserrat" w:hAnsi="Montserrat" w:cs="Times New Roman"/>
           <w:sz w:val="24"/>
           <w:szCs w:val="24"/>
         </w:rPr>
@@ -1505,7 +1516,7 @@
       </w:r>
       <w:r>
         <w:rPr>
-          <w:rFonts w:ascii="Times New Roman" w:hAnsi="Times New Roman" w:cs="Times New Roman"/>
+          <w:rFonts w:ascii="Montserrat" w:hAnsi="Montserrat" w:cs="Times New Roman"/>
           <w:i/>
           <w:sz w:val="24"/>
           <w:szCs w:val="24"/>
@@ -1514,7 +1525,7 @@
       </w:r>
       <w:r>
         <w:rPr>
-          <w:rFonts w:ascii="Times New Roman" w:hAnsi="Times New Roman" w:cs="Times New Roman"/>
+          <w:rFonts w:ascii="Montserrat" w:hAnsi="Montserrat" w:cs="Times New Roman"/>
           <w:sz w:val="24"/>
           <w:szCs w:val="24"/>
         </w:rPr>
@@ -1526,14 +1537,14 @@
         <w:spacing w:after="0" w:line="360" w:lineRule="auto"/>
         <w:jc w:val="both"/>
         <w:rPr>
-          <w:rFonts w:ascii="Times New Roman" w:hAnsi="Times New Roman" w:cs="Times New Roman"/>
-          <w:sz w:val="24"/>
-          <w:szCs w:val="24"/>
-        </w:rPr>
-      </w:pPr>
-      <w:r>
-        <w:rPr>
-          <w:rFonts w:ascii="Times New Roman" w:hAnsi="Times New Roman" w:cs="Times New Roman"/>
+          <w:rFonts w:ascii="Montserrat" w:hAnsi="Montserrat" w:cs="Times New Roman"/>
+          <w:sz w:val="24"/>
+          <w:szCs w:val="24"/>
+        </w:rPr>
+      </w:pPr>
+      <w:r>
+        <w:rPr>
+          <w:rFonts w:ascii="Montserrat" w:hAnsi="Montserrat" w:cs="Times New Roman"/>
           <w:sz w:val="24"/>
           <w:szCs w:val="24"/>
         </w:rPr>
@@ -1546,14 +1557,14 @@
         <w:spacing w:after="0" w:line="360" w:lineRule="auto"/>
         <w:jc w:val="both"/>
         <w:rPr>
-          <w:rFonts w:ascii="Times New Roman" w:hAnsi="Times New Roman" w:cs="Times New Roman"/>
-          <w:sz w:val="24"/>
-          <w:szCs w:val="24"/>
-        </w:rPr>
-      </w:pPr>
-      <w:r>
-        <w:rPr>
-          <w:rFonts w:ascii="Times New Roman" w:hAnsi="Times New Roman" w:cs="Times New Roman"/>
+          <w:rFonts w:ascii="Montserrat" w:hAnsi="Montserrat" w:cs="Times New Roman"/>
+          <w:sz w:val="24"/>
+          <w:szCs w:val="24"/>
+        </w:rPr>
+      </w:pPr>
+      <w:r>
+        <w:rPr>
+          <w:rFonts w:ascii="Montserrat" w:hAnsi="Montserrat" w:cs="Times New Roman"/>
           <w:sz w:val="24"/>
           <w:szCs w:val="24"/>
         </w:rPr>
@@ -1566,14 +1577,14 @@
         <w:spacing w:after="0" w:line="360" w:lineRule="auto"/>
         <w:jc w:val="both"/>
         <w:rPr>
-          <w:rFonts w:ascii="Times New Roman" w:hAnsi="Times New Roman" w:cs="Times New Roman"/>
-          <w:sz w:val="24"/>
-          <w:szCs w:val="24"/>
-        </w:rPr>
-      </w:pPr>
-      <w:r>
-        <w:rPr>
-          <w:rFonts w:ascii="Times New Roman" w:hAnsi="Times New Roman" w:cs="Times New Roman"/>
+          <w:rFonts w:ascii="Montserrat" w:hAnsi="Montserrat" w:cs="Times New Roman"/>
+          <w:sz w:val="24"/>
+          <w:szCs w:val="24"/>
+        </w:rPr>
+      </w:pPr>
+      <w:r>
+        <w:rPr>
+          <w:rFonts w:ascii="Montserrat" w:hAnsi="Montserrat" w:cs="Times New Roman"/>
           <w:sz w:val="24"/>
           <w:szCs w:val="24"/>
         </w:rPr>
@@ -1586,14 +1597,14 @@
         <w:spacing w:after="0" w:line="360" w:lineRule="auto"/>
         <w:jc w:val="both"/>
         <w:rPr>
-          <w:rFonts w:ascii="Times New Roman" w:hAnsi="Times New Roman" w:cs="Times New Roman"/>
-          <w:sz w:val="24"/>
-          <w:szCs w:val="24"/>
-        </w:rPr>
-      </w:pPr>
-      <w:r>
-        <w:rPr>
-          <w:rFonts w:ascii="Times New Roman" w:hAnsi="Times New Roman" w:cs="Times New Roman"/>
+          <w:rFonts w:ascii="Montserrat" w:hAnsi="Montserrat" w:cs="Times New Roman"/>
+          <w:sz w:val="24"/>
+          <w:szCs w:val="24"/>
+        </w:rPr>
+      </w:pPr>
+      <w:r>
+        <w:rPr>
+          <w:rFonts w:ascii="Montserrat" w:hAnsi="Montserrat" w:cs="Times New Roman"/>
           <w:sz w:val="24"/>
           <w:szCs w:val="24"/>
         </w:rPr>
@@ -1606,14 +1617,14 @@
         <w:spacing w:after="0" w:line="360" w:lineRule="auto"/>
         <w:jc w:val="both"/>
         <w:rPr>
-          <w:rFonts w:ascii="Times New Roman" w:hAnsi="Times New Roman" w:cs="Times New Roman"/>
-          <w:sz w:val="24"/>
-          <w:szCs w:val="24"/>
-        </w:rPr>
-      </w:pPr>
-      <w:r>
-        <w:rPr>
-          <w:rFonts w:ascii="Times New Roman" w:hAnsi="Times New Roman" w:cs="Times New Roman"/>
+          <w:rFonts w:ascii="Montserrat" w:hAnsi="Montserrat" w:cs="Times New Roman"/>
+          <w:sz w:val="24"/>
+          <w:szCs w:val="24"/>
+        </w:rPr>
+      </w:pPr>
+      <w:r>
+        <w:rPr>
+          <w:rFonts w:ascii="Montserrat" w:hAnsi="Montserrat" w:cs="Times New Roman"/>
           <w:sz w:val="24"/>
           <w:szCs w:val="24"/>
         </w:rPr>
@@ -1626,14 +1637,14 @@
         <w:spacing w:after="0" w:line="360" w:lineRule="auto"/>
         <w:jc w:val="both"/>
         <w:rPr>
-          <w:rFonts w:ascii="Times New Roman" w:hAnsi="Times New Roman" w:cs="Times New Roman"/>
-          <w:sz w:val="24"/>
-          <w:szCs w:val="24"/>
-        </w:rPr>
-      </w:pPr>
-      <w:r>
-        <w:rPr>
-          <w:rFonts w:ascii="Times New Roman" w:hAnsi="Times New Roman" w:cs="Times New Roman"/>
+          <w:rFonts w:ascii="Montserrat" w:hAnsi="Montserrat" w:cs="Times New Roman"/>
+          <w:sz w:val="24"/>
+          <w:szCs w:val="24"/>
+        </w:rPr>
+      </w:pPr>
+      <w:r>
+        <w:rPr>
+          <w:rFonts w:ascii="Montserrat" w:hAnsi="Montserrat" w:cs="Times New Roman"/>
           <w:sz w:val="24"/>
           <w:szCs w:val="24"/>
         </w:rPr>
@@ -1646,66 +1657,57 @@
         <w:spacing w:after="0" w:line="360" w:lineRule="auto"/>
         <w:jc w:val="both"/>
         <w:rPr>
-          <w:rFonts w:ascii="Times New Roman" w:hAnsi="Times New Roman" w:cs="Times New Roman"/>
-          <w:sz w:val="24"/>
-          <w:szCs w:val="24"/>
-        </w:rPr>
-      </w:pPr>
-      <w:r>
-        <w:rPr>
-          <w:rFonts w:ascii="Times New Roman" w:hAnsi="Times New Roman" w:cs="Times New Roman"/>
-          <w:sz w:val="24"/>
-          <w:szCs w:val="24"/>
-        </w:rPr>
-        <w:tab/>
-      </w:r>
-      <w:r>
-        <w:rPr>
-          <w:rFonts w:ascii="Times New Roman" w:hAnsi="Times New Roman" w:cs="Times New Roman"/>
-          <w:sz w:val="24"/>
-          <w:szCs w:val="24"/>
-        </w:rPr>
-        <w:tab/>
-      </w:r>
-      <w:r>
-        <w:rPr>
-          <w:rFonts w:ascii="Times New Roman" w:hAnsi="Times New Roman" w:cs="Times New Roman"/>
-          <w:sz w:val="24"/>
-          <w:szCs w:val="24"/>
-        </w:rPr>
-        <w:tab/>
-      </w:r>
-    </w:p>
-    <w:p>
-      <w:pPr>
-        <w:spacing w:after="0" w:line="360" w:lineRule="auto"/>
-        <w:jc w:val="both"/>
-        <w:rPr>
-          <w:rFonts w:ascii="Times New Roman" w:hAnsi="Times New Roman" w:cs="Times New Roman"/>
-          <w:sz w:val="24"/>
-          <w:szCs w:val="24"/>
-        </w:rPr>
-      </w:pPr>
-      <w:r>
-        <w:rPr>
-          <w:rFonts w:ascii="Times New Roman" w:hAnsi="Times New Roman" w:cs="Times New Roman"/>
-          <w:sz w:val="24"/>
-          <w:szCs w:val="24"/>
-        </w:rPr>
-        <w:t xml:space="preserve">After Amaeo had outlined the relevant sequence of events, Ara pressed each of them for specific details. Av had the most difficulty with her cross examination. Her confusion </w:t>
-      </w:r>
-      <w:r>
-        <w:rPr>
-          <w:rFonts w:ascii="Times New Roman" w:hAnsi="Times New Roman" w:cs="Times New Roman"/>
-          <w:sz w:val="24"/>
-          <w:szCs w:val="24"/>
-        </w:rPr>
-        <w:lastRenderedPageBreak/>
-        <w:t xml:space="preserve">was evident, and her inability to respond to parts of her gentle interrogation was troubling to her captors. Individually, the details fit Amaeo and Ara’s assumption. The harder they tried to fit them into a whole, however, the more inconsistent the picture became when applied to Av. It was too much as if she had simply appeared out of nowhere. Nothing she tried would allow her to admit that she had a past beyond emerging from the baths of the </w:t>
-      </w:r>
-      <w:r>
-        <w:rPr>
-          <w:rFonts w:ascii="Times New Roman" w:hAnsi="Times New Roman" w:cs="Times New Roman"/>
+          <w:rFonts w:ascii="Montserrat" w:hAnsi="Montserrat" w:cs="Times New Roman"/>
+          <w:sz w:val="24"/>
+          <w:szCs w:val="24"/>
+        </w:rPr>
+      </w:pPr>
+      <w:r>
+        <w:rPr>
+          <w:rFonts w:ascii="Montserrat" w:hAnsi="Montserrat" w:cs="Times New Roman"/>
+          <w:sz w:val="24"/>
+          <w:szCs w:val="24"/>
+        </w:rPr>
+        <w:tab/>
+      </w:r>
+      <w:r>
+        <w:rPr>
+          <w:rFonts w:ascii="Montserrat" w:hAnsi="Montserrat" w:cs="Times New Roman"/>
+          <w:sz w:val="24"/>
+          <w:szCs w:val="24"/>
+        </w:rPr>
+        <w:tab/>
+      </w:r>
+      <w:r>
+        <w:rPr>
+          <w:rFonts w:ascii="Montserrat" w:hAnsi="Montserrat" w:cs="Times New Roman"/>
+          <w:sz w:val="24"/>
+          <w:szCs w:val="24"/>
+        </w:rPr>
+        <w:tab/>
+      </w:r>
+    </w:p>
+    <w:p>
+      <w:pPr>
+        <w:spacing w:after="0" w:line="360" w:lineRule="auto"/>
+        <w:jc w:val="both"/>
+        <w:rPr>
+          <w:rFonts w:ascii="Montserrat" w:hAnsi="Montserrat" w:cs="Times New Roman"/>
+          <w:sz w:val="24"/>
+          <w:szCs w:val="24"/>
+        </w:rPr>
+      </w:pPr>
+      <w:r>
+        <w:rPr>
+          <w:rFonts w:ascii="Montserrat" w:hAnsi="Montserrat" w:cs="Times New Roman"/>
+          <w:sz w:val="24"/>
+          <w:szCs w:val="24"/>
+        </w:rPr>
+        <w:t xml:space="preserve">After Amaeo had outlined the relevant sequence of events, Ara pressed each of them for specific details. Av had the most difficulty with her cross examination. Her confusion was evident, and her inability to respond to parts of her gentle interrogation was troubling to her captors. Individually, the details fit Amaeo and Ara’s assumption. The harder they tried to fit them into a whole, however, the more inconsistent the picture became when applied to Av. It was too much as if she had simply appeared out of nowhere. Nothing she tried would allow her to admit that she had a past beyond emerging from the baths of the </w:t>
+      </w:r>
+      <w:r>
+        <w:rPr>
+          <w:rFonts w:ascii="Montserrat" w:hAnsi="Montserrat" w:cs="Times New Roman"/>
           <w:i/>
           <w:sz w:val="24"/>
           <w:szCs w:val="24"/>
@@ -1714,7 +1716,7 @@
       </w:r>
       <w:r>
         <w:rPr>
-          <w:rFonts w:ascii="Times New Roman" w:hAnsi="Times New Roman" w:cs="Times New Roman"/>
+          <w:rFonts w:ascii="Montserrat" w:hAnsi="Montserrat" w:cs="Times New Roman"/>
           <w:sz w:val="24"/>
           <w:szCs w:val="24"/>
         </w:rPr>
@@ -1726,14 +1728,14 @@
         <w:spacing w:after="0" w:line="360" w:lineRule="auto"/>
         <w:jc w:val="both"/>
         <w:rPr>
-          <w:rFonts w:ascii="Times New Roman" w:hAnsi="Times New Roman" w:cs="Times New Roman"/>
-          <w:sz w:val="24"/>
-          <w:szCs w:val="24"/>
-        </w:rPr>
-      </w:pPr>
-      <w:r>
-        <w:rPr>
-          <w:rFonts w:ascii="Times New Roman" w:hAnsi="Times New Roman" w:cs="Times New Roman"/>
+          <w:rFonts w:ascii="Montserrat" w:hAnsi="Montserrat" w:cs="Times New Roman"/>
+          <w:sz w:val="24"/>
+          <w:szCs w:val="24"/>
+        </w:rPr>
+      </w:pPr>
+      <w:r>
+        <w:rPr>
+          <w:rFonts w:ascii="Montserrat" w:hAnsi="Montserrat" w:cs="Times New Roman"/>
           <w:sz w:val="24"/>
           <w:szCs w:val="24"/>
         </w:rPr>
@@ -1742,7 +1744,7 @@
       </w:r>
       <w:r>
         <w:rPr>
-          <w:rFonts w:ascii="Times New Roman" w:hAnsi="Times New Roman" w:cs="Times New Roman"/>
+          <w:rFonts w:ascii="Montserrat" w:hAnsi="Montserrat" w:cs="Times New Roman"/>
           <w:i/>
           <w:sz w:val="24"/>
           <w:szCs w:val="24"/>
@@ -1751,7 +1753,7 @@
       </w:r>
       <w:r>
         <w:rPr>
-          <w:rFonts w:ascii="Times New Roman" w:hAnsi="Times New Roman" w:cs="Times New Roman"/>
+          <w:rFonts w:ascii="Montserrat" w:hAnsi="Montserrat" w:cs="Times New Roman"/>
           <w:sz w:val="24"/>
           <w:szCs w:val="24"/>
         </w:rPr>
@@ -1763,14 +1765,14 @@
         <w:spacing w:after="0" w:line="360" w:lineRule="auto"/>
         <w:jc w:val="both"/>
         <w:rPr>
-          <w:rFonts w:ascii="Times New Roman" w:hAnsi="Times New Roman" w:cs="Times New Roman"/>
-          <w:sz w:val="24"/>
-          <w:szCs w:val="24"/>
-        </w:rPr>
-      </w:pPr>
-      <w:r>
-        <w:rPr>
-          <w:rFonts w:ascii="Times New Roman" w:hAnsi="Times New Roman" w:cs="Times New Roman"/>
+          <w:rFonts w:ascii="Montserrat" w:hAnsi="Montserrat" w:cs="Times New Roman"/>
+          <w:sz w:val="24"/>
+          <w:szCs w:val="24"/>
+        </w:rPr>
+      </w:pPr>
+      <w:r>
+        <w:rPr>
+          <w:rFonts w:ascii="Montserrat" w:hAnsi="Montserrat" w:cs="Times New Roman"/>
           <w:sz w:val="24"/>
           <w:szCs w:val="24"/>
         </w:rPr>
@@ -1783,14 +1785,14 @@
         <w:spacing w:after="0" w:line="360" w:lineRule="auto"/>
         <w:jc w:val="both"/>
         <w:rPr>
-          <w:rFonts w:ascii="Times New Roman" w:hAnsi="Times New Roman" w:cs="Times New Roman"/>
-          <w:sz w:val="24"/>
-          <w:szCs w:val="24"/>
-        </w:rPr>
-      </w:pPr>
-      <w:r>
-        <w:rPr>
-          <w:rFonts w:ascii="Times New Roman" w:hAnsi="Times New Roman" w:cs="Times New Roman"/>
+          <w:rFonts w:ascii="Montserrat" w:hAnsi="Montserrat" w:cs="Times New Roman"/>
+          <w:sz w:val="24"/>
+          <w:szCs w:val="24"/>
+        </w:rPr>
+      </w:pPr>
+      <w:r>
+        <w:rPr>
+          <w:rFonts w:ascii="Montserrat" w:hAnsi="Montserrat" w:cs="Times New Roman"/>
           <w:sz w:val="24"/>
           <w:szCs w:val="24"/>
         </w:rPr>
@@ -1799,7 +1801,7 @@
       </w:r>
       <w:r>
         <w:rPr>
-          <w:rFonts w:ascii="Times New Roman" w:hAnsi="Times New Roman" w:cs="Times New Roman"/>
+          <w:rFonts w:ascii="Montserrat" w:hAnsi="Montserrat" w:cs="Times New Roman"/>
           <w:i/>
           <w:sz w:val="24"/>
           <w:szCs w:val="24"/>
@@ -1808,7 +1810,7 @@
       </w:r>
       <w:r>
         <w:rPr>
-          <w:rFonts w:ascii="Times New Roman" w:hAnsi="Times New Roman" w:cs="Times New Roman"/>
+          <w:rFonts w:ascii="Montserrat" w:hAnsi="Montserrat" w:cs="Times New Roman"/>
           <w:sz w:val="24"/>
           <w:szCs w:val="24"/>
         </w:rPr>
@@ -1820,14 +1822,14 @@
         <w:spacing w:after="0" w:line="360" w:lineRule="auto"/>
         <w:jc w:val="both"/>
         <w:rPr>
-          <w:rFonts w:ascii="Times New Roman" w:hAnsi="Times New Roman" w:cs="Times New Roman"/>
-          <w:sz w:val="24"/>
-          <w:szCs w:val="24"/>
-        </w:rPr>
-      </w:pPr>
-      <w:r>
-        <w:rPr>
-          <w:rFonts w:ascii="Times New Roman" w:hAnsi="Times New Roman" w:cs="Times New Roman"/>
+          <w:rFonts w:ascii="Montserrat" w:hAnsi="Montserrat" w:cs="Times New Roman"/>
+          <w:sz w:val="24"/>
+          <w:szCs w:val="24"/>
+        </w:rPr>
+      </w:pPr>
+      <w:r>
+        <w:rPr>
+          <w:rFonts w:ascii="Montserrat" w:hAnsi="Montserrat" w:cs="Times New Roman"/>
           <w:sz w:val="24"/>
           <w:szCs w:val="24"/>
         </w:rPr>
@@ -1840,18 +1842,17 @@
         <w:spacing w:after="0" w:line="360" w:lineRule="auto"/>
         <w:jc w:val="both"/>
         <w:rPr>
-          <w:rFonts w:ascii="Times New Roman" w:hAnsi="Times New Roman" w:cs="Times New Roman"/>
-          <w:sz w:val="24"/>
-          <w:szCs w:val="24"/>
-        </w:rPr>
-      </w:pPr>
-      <w:r>
-        <w:rPr>
-          <w:rFonts w:ascii="Times New Roman" w:hAnsi="Times New Roman" w:cs="Times New Roman"/>
-          <w:sz w:val="24"/>
-          <w:szCs w:val="24"/>
-        </w:rPr>
-        <w:lastRenderedPageBreak/>
+          <w:rFonts w:ascii="Montserrat" w:hAnsi="Montserrat" w:cs="Times New Roman"/>
+          <w:sz w:val="24"/>
+          <w:szCs w:val="24"/>
+        </w:rPr>
+      </w:pPr>
+      <w:r>
+        <w:rPr>
+          <w:rFonts w:ascii="Montserrat" w:hAnsi="Montserrat" w:cs="Times New Roman"/>
+          <w:sz w:val="24"/>
+          <w:szCs w:val="24"/>
+        </w:rPr>
         <w:tab/>
         <w:t>Av did her best to explain, again, “I really didn’t have any information to work with. I didn’t even know what the Ideal was until Amaeo explained it to me.”</w:t>
       </w:r>
@@ -1861,14 +1862,14 @@
         <w:spacing w:after="0" w:line="360" w:lineRule="auto"/>
         <w:jc w:val="both"/>
         <w:rPr>
-          <w:rFonts w:ascii="Times New Roman" w:hAnsi="Times New Roman" w:cs="Times New Roman"/>
-          <w:sz w:val="24"/>
-          <w:szCs w:val="24"/>
-        </w:rPr>
-      </w:pPr>
-      <w:r>
-        <w:rPr>
-          <w:rFonts w:ascii="Times New Roman" w:hAnsi="Times New Roman" w:cs="Times New Roman"/>
+          <w:rFonts w:ascii="Montserrat" w:hAnsi="Montserrat" w:cs="Times New Roman"/>
+          <w:sz w:val="24"/>
+          <w:szCs w:val="24"/>
+        </w:rPr>
+      </w:pPr>
+      <w:r>
+        <w:rPr>
+          <w:rFonts w:ascii="Montserrat" w:hAnsi="Montserrat" w:cs="Times New Roman"/>
           <w:sz w:val="24"/>
           <w:szCs w:val="24"/>
         </w:rPr>
@@ -1881,14 +1882,14 @@
         <w:spacing w:after="0" w:line="360" w:lineRule="auto"/>
         <w:jc w:val="both"/>
         <w:rPr>
-          <w:rFonts w:ascii="Times New Roman" w:hAnsi="Times New Roman" w:cs="Times New Roman"/>
-          <w:sz w:val="24"/>
-          <w:szCs w:val="24"/>
-        </w:rPr>
-      </w:pPr>
-      <w:r>
-        <w:rPr>
-          <w:rFonts w:ascii="Times New Roman" w:hAnsi="Times New Roman" w:cs="Times New Roman"/>
+          <w:rFonts w:ascii="Montserrat" w:hAnsi="Montserrat" w:cs="Times New Roman"/>
+          <w:sz w:val="24"/>
+          <w:szCs w:val="24"/>
+        </w:rPr>
+      </w:pPr>
+      <w:r>
+        <w:rPr>
+          <w:rFonts w:ascii="Montserrat" w:hAnsi="Montserrat" w:cs="Times New Roman"/>
           <w:sz w:val="24"/>
           <w:szCs w:val="24"/>
         </w:rPr>
@@ -1901,14 +1902,14 @@
         <w:spacing w:after="0" w:line="360" w:lineRule="auto"/>
         <w:jc w:val="both"/>
         <w:rPr>
-          <w:rFonts w:ascii="Times New Roman" w:hAnsi="Times New Roman" w:cs="Times New Roman"/>
-          <w:sz w:val="24"/>
-          <w:szCs w:val="24"/>
-        </w:rPr>
-      </w:pPr>
-      <w:r>
-        <w:rPr>
-          <w:rFonts w:ascii="Times New Roman" w:hAnsi="Times New Roman" w:cs="Times New Roman"/>
+          <w:rFonts w:ascii="Montserrat" w:hAnsi="Montserrat" w:cs="Times New Roman"/>
+          <w:sz w:val="24"/>
+          <w:szCs w:val="24"/>
+        </w:rPr>
+      </w:pPr>
+      <w:r>
+        <w:rPr>
+          <w:rFonts w:ascii="Montserrat" w:hAnsi="Montserrat" w:cs="Times New Roman"/>
           <w:sz w:val="24"/>
           <w:szCs w:val="24"/>
         </w:rPr>
@@ -1921,14 +1922,14 @@
         <w:spacing w:after="0" w:line="360" w:lineRule="auto"/>
         <w:jc w:val="both"/>
         <w:rPr>
-          <w:rFonts w:ascii="Times New Roman" w:hAnsi="Times New Roman" w:cs="Times New Roman"/>
-          <w:sz w:val="24"/>
-          <w:szCs w:val="24"/>
-        </w:rPr>
-      </w:pPr>
-      <w:r>
-        <w:rPr>
-          <w:rFonts w:ascii="Times New Roman" w:hAnsi="Times New Roman" w:cs="Times New Roman"/>
+          <w:rFonts w:ascii="Montserrat" w:hAnsi="Montserrat" w:cs="Times New Roman"/>
+          <w:sz w:val="24"/>
+          <w:szCs w:val="24"/>
+        </w:rPr>
+      </w:pPr>
+      <w:r>
+        <w:rPr>
+          <w:rFonts w:ascii="Montserrat" w:hAnsi="Montserrat" w:cs="Times New Roman"/>
           <w:sz w:val="24"/>
           <w:szCs w:val="24"/>
         </w:rPr>
@@ -1941,14 +1942,14 @@
         <w:spacing w:after="0" w:line="360" w:lineRule="auto"/>
         <w:jc w:val="both"/>
         <w:rPr>
-          <w:rFonts w:ascii="Times New Roman" w:hAnsi="Times New Roman" w:cs="Times New Roman"/>
-          <w:sz w:val="24"/>
-          <w:szCs w:val="24"/>
-        </w:rPr>
-      </w:pPr>
-      <w:r>
-        <w:rPr>
-          <w:rFonts w:ascii="Times New Roman" w:hAnsi="Times New Roman" w:cs="Times New Roman"/>
+          <w:rFonts w:ascii="Montserrat" w:hAnsi="Montserrat" w:cs="Times New Roman"/>
+          <w:sz w:val="24"/>
+          <w:szCs w:val="24"/>
+        </w:rPr>
+      </w:pPr>
+      <w:r>
+        <w:rPr>
+          <w:rFonts w:ascii="Montserrat" w:hAnsi="Montserrat" w:cs="Times New Roman"/>
           <w:sz w:val="24"/>
           <w:szCs w:val="24"/>
         </w:rPr>
@@ -1961,14 +1962,14 @@
         <w:spacing w:after="0" w:line="360" w:lineRule="auto"/>
         <w:jc w:val="both"/>
         <w:rPr>
-          <w:rFonts w:ascii="Times New Roman" w:hAnsi="Times New Roman" w:cs="Times New Roman"/>
-          <w:sz w:val="24"/>
-          <w:szCs w:val="24"/>
-        </w:rPr>
-      </w:pPr>
-      <w:r>
-        <w:rPr>
-          <w:rFonts w:ascii="Times New Roman" w:hAnsi="Times New Roman" w:cs="Times New Roman"/>
+          <w:rFonts w:ascii="Montserrat" w:hAnsi="Montserrat" w:cs="Times New Roman"/>
+          <w:sz w:val="24"/>
+          <w:szCs w:val="24"/>
+        </w:rPr>
+      </w:pPr>
+      <w:r>
+        <w:rPr>
+          <w:rFonts w:ascii="Montserrat" w:hAnsi="Montserrat" w:cs="Times New Roman"/>
           <w:sz w:val="24"/>
           <w:szCs w:val="24"/>
         </w:rPr>
@@ -1981,14 +1982,14 @@
         <w:spacing w:after="0" w:line="360" w:lineRule="auto"/>
         <w:jc w:val="both"/>
         <w:rPr>
-          <w:rFonts w:ascii="Times New Roman" w:hAnsi="Times New Roman" w:cs="Times New Roman"/>
-          <w:sz w:val="24"/>
-          <w:szCs w:val="24"/>
-        </w:rPr>
-      </w:pPr>
-      <w:r>
-        <w:rPr>
-          <w:rFonts w:ascii="Times New Roman" w:hAnsi="Times New Roman" w:cs="Times New Roman"/>
+          <w:rFonts w:ascii="Montserrat" w:hAnsi="Montserrat" w:cs="Times New Roman"/>
+          <w:sz w:val="24"/>
+          <w:szCs w:val="24"/>
+        </w:rPr>
+      </w:pPr>
+      <w:r>
+        <w:rPr>
+          <w:rFonts w:ascii="Montserrat" w:hAnsi="Montserrat" w:cs="Times New Roman"/>
           <w:sz w:val="24"/>
           <w:szCs w:val="24"/>
         </w:rPr>
@@ -1997,7 +1998,7 @@
       </w:r>
       <w:r>
         <w:rPr>
-          <w:rFonts w:ascii="Times New Roman" w:hAnsi="Times New Roman" w:cs="Times New Roman"/>
+          <w:rFonts w:ascii="Montserrat" w:hAnsi="Montserrat" w:cs="Times New Roman"/>
           <w:i/>
           <w:sz w:val="24"/>
           <w:szCs w:val="24"/>
@@ -2006,7 +2007,7 @@
       </w:r>
       <w:r>
         <w:rPr>
-          <w:rFonts w:ascii="Times New Roman" w:hAnsi="Times New Roman" w:cs="Times New Roman"/>
+          <w:rFonts w:ascii="Montserrat" w:hAnsi="Montserrat" w:cs="Times New Roman"/>
           <w:sz w:val="24"/>
           <w:szCs w:val="24"/>
         </w:rPr>
@@ -2014,7 +2015,7 @@
       </w:r>
       <w:r>
         <w:rPr>
-          <w:rFonts w:ascii="Times New Roman" w:hAnsi="Times New Roman" w:cs="Times New Roman"/>
+          <w:rFonts w:ascii="Montserrat" w:hAnsi="Montserrat" w:cs="Times New Roman"/>
           <w:i/>
           <w:sz w:val="24"/>
           <w:szCs w:val="24"/>
@@ -2023,35 +2024,26 @@
       </w:r>
       <w:r>
         <w:rPr>
-          <w:rFonts w:ascii="Times New Roman" w:hAnsi="Times New Roman" w:cs="Times New Roman"/>
-          <w:sz w:val="24"/>
-          <w:szCs w:val="24"/>
-        </w:rPr>
-        <w:t xml:space="preserve"> among ideals.” She paused for a moment to let that sink in, noticing that even Amaeo was impressed with her logic. When Av appeared to have digested that thought, she added, “It is relatively easy </w:t>
-      </w:r>
-      <w:r>
-        <w:rPr>
-          <w:rFonts w:ascii="Times New Roman" w:hAnsi="Times New Roman" w:cs="Times New Roman"/>
-          <w:sz w:val="24"/>
-          <w:szCs w:val="24"/>
-        </w:rPr>
-        <w:lastRenderedPageBreak/>
-        <w:t xml:space="preserve">to assume that the loss of your memories was the result of some accident, but the level of your ingrained training suggests that such an accident would be less likely with you. However, it would not be that difficult for your mentor to wipe out everything you had ever experienced—especially if he required you to submit. </w:t>
-      </w:r>
-    </w:p>
-    <w:p>
-      <w:pPr>
-        <w:spacing w:after="0" w:line="360" w:lineRule="auto"/>
-        <w:jc w:val="both"/>
-        <w:rPr>
-          <w:rFonts w:ascii="Times New Roman" w:hAnsi="Times New Roman" w:cs="Times New Roman"/>
-          <w:sz w:val="24"/>
-          <w:szCs w:val="24"/>
-        </w:rPr>
-      </w:pPr>
-      <w:r>
-        <w:rPr>
-          <w:rFonts w:ascii="Times New Roman" w:hAnsi="Times New Roman" w:cs="Times New Roman"/>
+          <w:rFonts w:ascii="Montserrat" w:hAnsi="Montserrat" w:cs="Times New Roman"/>
+          <w:sz w:val="24"/>
+          <w:szCs w:val="24"/>
+        </w:rPr>
+        <w:t xml:space="preserve"> among ideals.” She paused for a moment to let that sink in, noticing that even Amaeo was impressed with her logic. When Av appeared to have digested that thought, she added, “It is relatively easy to assume that the loss of your memories was the result of some accident, but the level of your ingrained training suggests that such an accident would be less likely with you. However, it would not be that difficult for your mentor to wipe out everything you had ever experienced—especially if he required you to submit. </w:t>
+      </w:r>
+    </w:p>
+    <w:p>
+      <w:pPr>
+        <w:spacing w:after="0" w:line="360" w:lineRule="auto"/>
+        <w:jc w:val="both"/>
+        <w:rPr>
+          <w:rFonts w:ascii="Montserrat" w:hAnsi="Montserrat" w:cs="Times New Roman"/>
+          <w:sz w:val="24"/>
+          <w:szCs w:val="24"/>
+        </w:rPr>
+      </w:pPr>
+      <w:r>
+        <w:rPr>
+          <w:rFonts w:ascii="Montserrat" w:hAnsi="Montserrat" w:cs="Times New Roman"/>
           <w:sz w:val="24"/>
           <w:szCs w:val="24"/>
         </w:rPr>
@@ -2064,14 +2056,14 @@
         <w:spacing w:after="0" w:line="360" w:lineRule="auto"/>
         <w:jc w:val="both"/>
         <w:rPr>
-          <w:rFonts w:ascii="Times New Roman" w:hAnsi="Times New Roman" w:cs="Times New Roman"/>
-          <w:sz w:val="24"/>
-          <w:szCs w:val="24"/>
-        </w:rPr>
-      </w:pPr>
-      <w:r>
-        <w:rPr>
-          <w:rFonts w:ascii="Times New Roman" w:hAnsi="Times New Roman" w:cs="Times New Roman"/>
+          <w:rFonts w:ascii="Montserrat" w:hAnsi="Montserrat" w:cs="Times New Roman"/>
+          <w:sz w:val="24"/>
+          <w:szCs w:val="24"/>
+        </w:rPr>
+      </w:pPr>
+      <w:r>
+        <w:rPr>
+          <w:rFonts w:ascii="Montserrat" w:hAnsi="Montserrat" w:cs="Times New Roman"/>
           <w:sz w:val="24"/>
           <w:szCs w:val="24"/>
         </w:rPr>
@@ -2084,14 +2076,14 @@
         <w:spacing w:after="0" w:line="360" w:lineRule="auto"/>
         <w:jc w:val="both"/>
         <w:rPr>
-          <w:rFonts w:ascii="Times New Roman" w:hAnsi="Times New Roman" w:cs="Times New Roman"/>
-          <w:sz w:val="24"/>
-          <w:szCs w:val="24"/>
-        </w:rPr>
-      </w:pPr>
-      <w:r>
-        <w:rPr>
-          <w:rFonts w:ascii="Times New Roman" w:hAnsi="Times New Roman" w:cs="Times New Roman"/>
+          <w:rFonts w:ascii="Montserrat" w:hAnsi="Montserrat" w:cs="Times New Roman"/>
+          <w:sz w:val="24"/>
+          <w:szCs w:val="24"/>
+        </w:rPr>
+      </w:pPr>
+      <w:r>
+        <w:rPr>
+          <w:rFonts w:ascii="Montserrat" w:hAnsi="Montserrat" w:cs="Times New Roman"/>
           <w:sz w:val="24"/>
           <w:szCs w:val="24"/>
         </w:rPr>
@@ -2104,14 +2096,14 @@
         <w:spacing w:after="0" w:line="360" w:lineRule="auto"/>
         <w:jc w:val="both"/>
         <w:rPr>
-          <w:rFonts w:ascii="Times New Roman" w:hAnsi="Times New Roman" w:cs="Times New Roman"/>
-          <w:sz w:val="24"/>
-          <w:szCs w:val="24"/>
-        </w:rPr>
-      </w:pPr>
-      <w:r>
-        <w:rPr>
-          <w:rFonts w:ascii="Times New Roman" w:hAnsi="Times New Roman" w:cs="Times New Roman"/>
+          <w:rFonts w:ascii="Montserrat" w:hAnsi="Montserrat" w:cs="Times New Roman"/>
+          <w:sz w:val="24"/>
+          <w:szCs w:val="24"/>
+        </w:rPr>
+      </w:pPr>
+      <w:r>
+        <w:rPr>
+          <w:rFonts w:ascii="Montserrat" w:hAnsi="Montserrat" w:cs="Times New Roman"/>
           <w:sz w:val="24"/>
           <w:szCs w:val="24"/>
         </w:rPr>
@@ -2124,14 +2116,14 @@
         <w:spacing w:after="0" w:line="360" w:lineRule="auto"/>
         <w:jc w:val="both"/>
         <w:rPr>
-          <w:rFonts w:ascii="Times New Roman" w:hAnsi="Times New Roman" w:cs="Times New Roman"/>
-          <w:sz w:val="24"/>
-          <w:szCs w:val="24"/>
-        </w:rPr>
-      </w:pPr>
-      <w:r>
-        <w:rPr>
-          <w:rFonts w:ascii="Times New Roman" w:hAnsi="Times New Roman" w:cs="Times New Roman"/>
+          <w:rFonts w:ascii="Montserrat" w:hAnsi="Montserrat" w:cs="Times New Roman"/>
+          <w:sz w:val="24"/>
+          <w:szCs w:val="24"/>
+        </w:rPr>
+      </w:pPr>
+      <w:r>
+        <w:rPr>
+          <w:rFonts w:ascii="Montserrat" w:hAnsi="Montserrat" w:cs="Times New Roman"/>
           <w:sz w:val="24"/>
           <w:szCs w:val="24"/>
         </w:rPr>
@@ -2140,7 +2132,7 @@
       </w:r>
       <w:r>
         <w:rPr>
-          <w:rFonts w:ascii="Times New Roman" w:hAnsi="Times New Roman" w:cs="Times New Roman"/>
+          <w:rFonts w:ascii="Montserrat" w:hAnsi="Montserrat" w:cs="Times New Roman"/>
           <w:i/>
           <w:sz w:val="24"/>
           <w:szCs w:val="24"/>
@@ -2149,7 +2141,7 @@
       </w:r>
       <w:r>
         <w:rPr>
-          <w:rFonts w:ascii="Times New Roman" w:hAnsi="Times New Roman" w:cs="Times New Roman"/>
+          <w:rFonts w:ascii="Montserrat" w:hAnsi="Montserrat" w:cs="Times New Roman"/>
           <w:sz w:val="24"/>
           <w:szCs w:val="24"/>
         </w:rPr>
@@ -2161,14 +2153,14 @@
         <w:spacing w:after="0" w:line="360" w:lineRule="auto"/>
         <w:jc w:val="both"/>
         <w:rPr>
-          <w:rFonts w:ascii="Times New Roman" w:hAnsi="Times New Roman" w:cs="Times New Roman"/>
-          <w:sz w:val="24"/>
-          <w:szCs w:val="24"/>
-        </w:rPr>
-      </w:pPr>
-      <w:r>
-        <w:rPr>
-          <w:rFonts w:ascii="Times New Roman" w:hAnsi="Times New Roman" w:cs="Times New Roman"/>
+          <w:rFonts w:ascii="Montserrat" w:hAnsi="Montserrat" w:cs="Times New Roman"/>
+          <w:sz w:val="24"/>
+          <w:szCs w:val="24"/>
+        </w:rPr>
+      </w:pPr>
+      <w:r>
+        <w:rPr>
+          <w:rFonts w:ascii="Montserrat" w:hAnsi="Montserrat" w:cs="Times New Roman"/>
           <w:sz w:val="24"/>
           <w:szCs w:val="24"/>
         </w:rPr>
@@ -2177,7 +2169,7 @@
       </w:r>
       <w:r>
         <w:rPr>
-          <w:rFonts w:ascii="Times New Roman" w:hAnsi="Times New Roman" w:cs="Times New Roman"/>
+          <w:rFonts w:ascii="Montserrat" w:hAnsi="Montserrat" w:cs="Times New Roman"/>
           <w:i/>
           <w:sz w:val="24"/>
           <w:szCs w:val="24"/>
@@ -2186,7 +2178,7 @@
       </w:r>
       <w:r>
         <w:rPr>
-          <w:rFonts w:ascii="Times New Roman" w:hAnsi="Times New Roman" w:cs="Times New Roman"/>
+          <w:rFonts w:ascii="Montserrat" w:hAnsi="Montserrat" w:cs="Times New Roman"/>
           <w:sz w:val="24"/>
           <w:szCs w:val="24"/>
         </w:rPr>
@@ -2198,14 +2190,14 @@
         <w:spacing w:after="0" w:line="360" w:lineRule="auto"/>
         <w:jc w:val="both"/>
         <w:rPr>
-          <w:rFonts w:ascii="Times New Roman" w:hAnsi="Times New Roman" w:cs="Times New Roman"/>
-          <w:sz w:val="24"/>
-          <w:szCs w:val="24"/>
-        </w:rPr>
-      </w:pPr>
-      <w:r>
-        <w:rPr>
-          <w:rFonts w:ascii="Times New Roman" w:hAnsi="Times New Roman" w:cs="Times New Roman"/>
+          <w:rFonts w:ascii="Montserrat" w:hAnsi="Montserrat" w:cs="Times New Roman"/>
+          <w:sz w:val="24"/>
+          <w:szCs w:val="24"/>
+        </w:rPr>
+      </w:pPr>
+      <w:r>
+        <w:rPr>
+          <w:rFonts w:ascii="Montserrat" w:hAnsi="Montserrat" w:cs="Times New Roman"/>
           <w:sz w:val="24"/>
           <w:szCs w:val="24"/>
         </w:rPr>
@@ -2214,7 +2206,7 @@
       </w:r>
       <w:r>
         <w:rPr>
-          <w:rFonts w:ascii="Times New Roman" w:hAnsi="Times New Roman" w:cs="Times New Roman"/>
+          <w:rFonts w:ascii="Montserrat" w:hAnsi="Montserrat" w:cs="Times New Roman"/>
           <w:i/>
           <w:sz w:val="24"/>
           <w:szCs w:val="24"/>
@@ -2223,73 +2215,64 @@
       </w:r>
       <w:r>
         <w:rPr>
-          <w:rFonts w:ascii="Times New Roman" w:hAnsi="Times New Roman" w:cs="Times New Roman"/>
-          <w:sz w:val="24"/>
-          <w:szCs w:val="24"/>
-        </w:rPr>
-        <w:t xml:space="preserve">, Amaeo had confirmed during her first two days alone with Av. She was a full spectrum psionic, with potential that measured off the scale, but her inability to focus her ability left her almost effectively latent. That was why she had been defenseless before the onslaught of alien thoughts and emotions. They pointed out that she was so powerful that almost no one could train her. That was where </w:t>
-      </w:r>
-      <w:r>
-        <w:rPr>
-          <w:rFonts w:ascii="Times New Roman" w:hAnsi="Times New Roman" w:cs="Times New Roman"/>
-          <w:sz w:val="24"/>
-          <w:szCs w:val="24"/>
-        </w:rPr>
-        <w:lastRenderedPageBreak/>
-        <w:t xml:space="preserve">Amaeo came in. Particularly in light of the observation that, even untrained, the power of her mind over her body was virtually absolute. </w:t>
-      </w:r>
-    </w:p>
-    <w:p>
-      <w:pPr>
-        <w:spacing w:after="0" w:line="360" w:lineRule="auto"/>
-        <w:jc w:val="both"/>
-        <w:rPr>
-          <w:rFonts w:ascii="Times New Roman" w:hAnsi="Times New Roman" w:cs="Times New Roman"/>
-          <w:i/>
-          <w:sz w:val="24"/>
-          <w:szCs w:val="24"/>
-        </w:rPr>
-      </w:pPr>
-      <w:r>
-        <w:rPr>
-          <w:rFonts w:ascii="Times New Roman" w:hAnsi="Times New Roman" w:cs="Times New Roman"/>
-          <w:sz w:val="24"/>
-          <w:szCs w:val="24"/>
-        </w:rPr>
-        <w:tab/>
-      </w:r>
-      <w:r>
-        <w:rPr>
-          <w:rFonts w:ascii="Times New Roman" w:hAnsi="Times New Roman" w:cs="Times New Roman"/>
-          <w:i/>
-          <w:sz w:val="24"/>
-          <w:szCs w:val="24"/>
-        </w:rPr>
-        <w:tab/>
-      </w:r>
-      <w:r>
-        <w:rPr>
-          <w:rFonts w:ascii="Times New Roman" w:hAnsi="Times New Roman" w:cs="Times New Roman"/>
-          <w:i/>
-          <w:sz w:val="24"/>
-          <w:szCs w:val="24"/>
-        </w:rPr>
-        <w:tab/>
-      </w:r>
-    </w:p>
-    <w:p>
-      <w:pPr>
-        <w:spacing w:after="0" w:line="360" w:lineRule="auto"/>
-        <w:jc w:val="both"/>
-        <w:rPr>
-          <w:rFonts w:ascii="Times New Roman" w:hAnsi="Times New Roman" w:cs="Times New Roman"/>
-          <w:sz w:val="24"/>
-          <w:szCs w:val="24"/>
-        </w:rPr>
-      </w:pPr>
-      <w:r>
-        <w:rPr>
-          <w:rFonts w:ascii="Times New Roman" w:hAnsi="Times New Roman" w:cs="Times New Roman"/>
+          <w:rFonts w:ascii="Montserrat" w:hAnsi="Montserrat" w:cs="Times New Roman"/>
+          <w:sz w:val="24"/>
+          <w:szCs w:val="24"/>
+        </w:rPr>
+        <w:t xml:space="preserve">, Amaeo had confirmed during her first two days alone with Av. She was a full spectrum psionic, with potential that measured off the scale, but her inability to focus her ability left her almost effectively latent. That was why she had been defenseless before the onslaught of alien thoughts and emotions. They pointed out that she was so powerful that almost no one could train her. That was where Amaeo came in. Particularly in light of the observation that, even untrained, the power of her mind over her body was virtually absolute. </w:t>
+      </w:r>
+    </w:p>
+    <w:p>
+      <w:pPr>
+        <w:spacing w:after="0" w:line="360" w:lineRule="auto"/>
+        <w:jc w:val="both"/>
+        <w:rPr>
+          <w:rFonts w:ascii="Montserrat" w:hAnsi="Montserrat" w:cs="Times New Roman"/>
+          <w:i/>
+          <w:sz w:val="24"/>
+          <w:szCs w:val="24"/>
+        </w:rPr>
+      </w:pPr>
+      <w:r>
+        <w:rPr>
+          <w:rFonts w:ascii="Montserrat" w:hAnsi="Montserrat" w:cs="Times New Roman"/>
+          <w:sz w:val="24"/>
+          <w:szCs w:val="24"/>
+        </w:rPr>
+        <w:tab/>
+      </w:r>
+      <w:r>
+        <w:rPr>
+          <w:rFonts w:ascii="Montserrat" w:hAnsi="Montserrat" w:cs="Times New Roman"/>
+          <w:i/>
+          <w:sz w:val="24"/>
+          <w:szCs w:val="24"/>
+        </w:rPr>
+        <w:tab/>
+      </w:r>
+      <w:r>
+        <w:rPr>
+          <w:rFonts w:ascii="Montserrat" w:hAnsi="Montserrat" w:cs="Times New Roman"/>
+          <w:i/>
+          <w:sz w:val="24"/>
+          <w:szCs w:val="24"/>
+        </w:rPr>
+        <w:tab/>
+      </w:r>
+    </w:p>
+    <w:p>
+      <w:pPr>
+        <w:spacing w:after="0" w:line="360" w:lineRule="auto"/>
+        <w:jc w:val="both"/>
+        <w:rPr>
+          <w:rFonts w:ascii="Montserrat" w:hAnsi="Montserrat" w:cs="Times New Roman"/>
+          <w:sz w:val="24"/>
+          <w:szCs w:val="24"/>
+        </w:rPr>
+      </w:pPr>
+      <w:r>
+        <w:rPr>
+          <w:rFonts w:ascii="Montserrat" w:hAnsi="Montserrat" w:cs="Times New Roman"/>
           <w:sz w:val="24"/>
           <w:szCs w:val="24"/>
         </w:rPr>
@@ -2297,7 +2280,7 @@
       </w:r>
       <w:r>
         <w:rPr>
-          <w:rFonts w:ascii="Times New Roman" w:hAnsi="Times New Roman" w:cs="Times New Roman"/>
+          <w:rFonts w:ascii="Montserrat" w:hAnsi="Montserrat" w:cs="Times New Roman"/>
           <w:i/>
           <w:sz w:val="24"/>
           <w:szCs w:val="24"/>
@@ -2306,7 +2289,7 @@
       </w:r>
       <w:r>
         <w:rPr>
-          <w:rFonts w:ascii="Times New Roman" w:hAnsi="Times New Roman" w:cs="Times New Roman"/>
+          <w:rFonts w:ascii="Montserrat" w:hAnsi="Montserrat" w:cs="Times New Roman"/>
           <w:sz w:val="24"/>
           <w:szCs w:val="24"/>
         </w:rPr>
@@ -2314,7 +2297,7 @@
       </w:r>
       <w:r>
         <w:rPr>
-          <w:rFonts w:ascii="Times New Roman" w:hAnsi="Times New Roman" w:cs="Times New Roman"/>
+          <w:rFonts w:ascii="Montserrat" w:hAnsi="Montserrat" w:cs="Times New Roman"/>
           <w:i/>
           <w:sz w:val="24"/>
           <w:szCs w:val="24"/>
@@ -2323,7 +2306,7 @@
       </w:r>
       <w:r>
         <w:rPr>
-          <w:rFonts w:ascii="Times New Roman" w:hAnsi="Times New Roman" w:cs="Times New Roman"/>
+          <w:rFonts w:ascii="Montserrat" w:hAnsi="Montserrat" w:cs="Times New Roman"/>
           <w:sz w:val="24"/>
           <w:szCs w:val="24"/>
         </w:rPr>
@@ -2331,7 +2314,7 @@
       </w:r>
       <w:r>
         <w:rPr>
-          <w:rFonts w:ascii="Times New Roman" w:hAnsi="Times New Roman" w:cs="Times New Roman"/>
+          <w:rFonts w:ascii="Montserrat" w:hAnsi="Montserrat" w:cs="Times New Roman"/>
           <w:i/>
           <w:sz w:val="24"/>
           <w:szCs w:val="24"/>
@@ -2340,7 +2323,7 @@
       </w:r>
       <w:r>
         <w:rPr>
-          <w:rFonts w:ascii="Times New Roman" w:hAnsi="Times New Roman" w:cs="Times New Roman"/>
+          <w:rFonts w:ascii="Montserrat" w:hAnsi="Montserrat" w:cs="Times New Roman"/>
           <w:sz w:val="24"/>
           <w:szCs w:val="24"/>
         </w:rPr>
@@ -2348,7 +2331,7 @@
       </w:r>
       <w:r>
         <w:rPr>
-          <w:rFonts w:ascii="Times New Roman" w:hAnsi="Times New Roman" w:cs="Times New Roman"/>
+          <w:rFonts w:ascii="Montserrat" w:hAnsi="Montserrat" w:cs="Times New Roman"/>
           <w:i/>
           <w:sz w:val="24"/>
           <w:szCs w:val="24"/>
@@ -2357,7 +2340,7 @@
       </w:r>
       <w:r>
         <w:rPr>
-          <w:rFonts w:ascii="Times New Roman" w:hAnsi="Times New Roman" w:cs="Times New Roman"/>
+          <w:rFonts w:ascii="Montserrat" w:hAnsi="Montserrat" w:cs="Times New Roman"/>
           <w:sz w:val="24"/>
           <w:szCs w:val="24"/>
         </w:rPr>
@@ -2369,14 +2352,14 @@
         <w:spacing w:after="0" w:line="360" w:lineRule="auto"/>
         <w:jc w:val="both"/>
         <w:rPr>
-          <w:rFonts w:ascii="Times New Roman" w:hAnsi="Times New Roman" w:cs="Times New Roman"/>
-          <w:sz w:val="24"/>
-          <w:szCs w:val="24"/>
-        </w:rPr>
-      </w:pPr>
-      <w:r>
-        <w:rPr>
-          <w:rFonts w:ascii="Times New Roman" w:hAnsi="Times New Roman" w:cs="Times New Roman"/>
+          <w:rFonts w:ascii="Montserrat" w:hAnsi="Montserrat" w:cs="Times New Roman"/>
+          <w:sz w:val="24"/>
+          <w:szCs w:val="24"/>
+        </w:rPr>
+      </w:pPr>
+      <w:r>
+        <w:rPr>
+          <w:rFonts w:ascii="Montserrat" w:hAnsi="Montserrat" w:cs="Times New Roman"/>
           <w:sz w:val="24"/>
           <w:szCs w:val="24"/>
         </w:rPr>
@@ -2389,14 +2372,14 @@
         <w:spacing w:after="0" w:line="360" w:lineRule="auto"/>
         <w:jc w:val="both"/>
         <w:rPr>
-          <w:rFonts w:ascii="Times New Roman" w:hAnsi="Times New Roman" w:cs="Times New Roman"/>
-          <w:sz w:val="24"/>
-          <w:szCs w:val="24"/>
-        </w:rPr>
-      </w:pPr>
-      <w:r>
-        <w:rPr>
-          <w:rFonts w:ascii="Times New Roman" w:hAnsi="Times New Roman" w:cs="Times New Roman"/>
+          <w:rFonts w:ascii="Montserrat" w:hAnsi="Montserrat" w:cs="Times New Roman"/>
+          <w:sz w:val="24"/>
+          <w:szCs w:val="24"/>
+        </w:rPr>
+      </w:pPr>
+      <w:r>
+        <w:rPr>
+          <w:rFonts w:ascii="Montserrat" w:hAnsi="Montserrat" w:cs="Times New Roman"/>
           <w:sz w:val="24"/>
           <w:szCs w:val="24"/>
         </w:rPr>
@@ -2409,14 +2392,14 @@
         <w:spacing w:after="0" w:line="360" w:lineRule="auto"/>
         <w:jc w:val="both"/>
         <w:rPr>
-          <w:rFonts w:ascii="Times New Roman" w:hAnsi="Times New Roman" w:cs="Times New Roman"/>
-          <w:sz w:val="24"/>
-          <w:szCs w:val="24"/>
-        </w:rPr>
-      </w:pPr>
-      <w:r>
-        <w:rPr>
-          <w:rFonts w:ascii="Times New Roman" w:hAnsi="Times New Roman" w:cs="Times New Roman"/>
+          <w:rFonts w:ascii="Montserrat" w:hAnsi="Montserrat" w:cs="Times New Roman"/>
+          <w:sz w:val="24"/>
+          <w:szCs w:val="24"/>
+        </w:rPr>
+      </w:pPr>
+      <w:r>
+        <w:rPr>
+          <w:rFonts w:ascii="Montserrat" w:hAnsi="Montserrat" w:cs="Times New Roman"/>
           <w:sz w:val="24"/>
           <w:szCs w:val="24"/>
         </w:rPr>
@@ -2425,7 +2408,7 @@
       </w:r>
       <w:r>
         <w:rPr>
-          <w:rFonts w:ascii="Times New Roman" w:hAnsi="Times New Roman" w:cs="Times New Roman"/>
+          <w:rFonts w:ascii="Montserrat" w:hAnsi="Montserrat" w:cs="Times New Roman"/>
           <w:i/>
           <w:sz w:val="24"/>
           <w:szCs w:val="24"/>
@@ -2434,7 +2417,7 @@
       </w:r>
       <w:r>
         <w:rPr>
-          <w:rFonts w:ascii="Times New Roman" w:hAnsi="Times New Roman" w:cs="Times New Roman"/>
+          <w:rFonts w:ascii="Montserrat" w:hAnsi="Montserrat" w:cs="Times New Roman"/>
           <w:sz w:val="24"/>
           <w:szCs w:val="24"/>
         </w:rPr>
@@ -2442,7 +2425,7 @@
       </w:r>
       <w:r>
         <w:rPr>
-          <w:rFonts w:ascii="Times New Roman" w:hAnsi="Times New Roman" w:cs="Times New Roman"/>
+          <w:rFonts w:ascii="Montserrat" w:hAnsi="Montserrat" w:cs="Times New Roman"/>
           <w:i/>
           <w:sz w:val="24"/>
           <w:szCs w:val="24"/>
@@ -2451,7 +2434,7 @@
       </w:r>
       <w:r>
         <w:rPr>
-          <w:rFonts w:ascii="Times New Roman" w:hAnsi="Times New Roman" w:cs="Times New Roman"/>
+          <w:rFonts w:ascii="Montserrat" w:hAnsi="Montserrat" w:cs="Times New Roman"/>
           <w:sz w:val="24"/>
           <w:szCs w:val="24"/>
         </w:rPr>
@@ -2459,7 +2442,7 @@
       </w:r>
       <w:r>
         <w:rPr>
-          <w:rFonts w:ascii="Times New Roman" w:hAnsi="Times New Roman" w:cs="Times New Roman"/>
+          <w:rFonts w:ascii="Montserrat" w:hAnsi="Montserrat" w:cs="Times New Roman"/>
           <w:i/>
           <w:sz w:val="24"/>
           <w:szCs w:val="24"/>
@@ -2468,7 +2451,7 @@
       </w:r>
       <w:r>
         <w:rPr>
-          <w:rFonts w:ascii="Times New Roman" w:hAnsi="Times New Roman" w:cs="Times New Roman"/>
+          <w:rFonts w:ascii="Montserrat" w:hAnsi="Montserrat" w:cs="Times New Roman"/>
           <w:sz w:val="24"/>
           <w:szCs w:val="24"/>
         </w:rPr>
@@ -2476,7 +2459,7 @@
       </w:r>
       <w:r>
         <w:rPr>
-          <w:rFonts w:ascii="Times New Roman" w:hAnsi="Times New Roman" w:cs="Times New Roman"/>
+          <w:rFonts w:ascii="Montserrat" w:hAnsi="Montserrat" w:cs="Times New Roman"/>
           <w:i/>
           <w:sz w:val="24"/>
           <w:szCs w:val="24"/>
@@ -2485,7 +2468,7 @@
       </w:r>
       <w:r>
         <w:rPr>
-          <w:rFonts w:ascii="Times New Roman" w:hAnsi="Times New Roman" w:cs="Times New Roman"/>
+          <w:rFonts w:ascii="Montserrat" w:hAnsi="Montserrat" w:cs="Times New Roman"/>
           <w:sz w:val="24"/>
           <w:szCs w:val="24"/>
         </w:rPr>
@@ -2493,17 +2476,16 @@
       </w:r>
       <w:r>
         <w:rPr>
-          <w:rFonts w:ascii="Times New Roman" w:hAnsi="Times New Roman" w:cs="Times New Roman"/>
-          <w:i/>
-          <w:sz w:val="24"/>
-          <w:szCs w:val="24"/>
-        </w:rPr>
-        <w:lastRenderedPageBreak/>
+          <w:rFonts w:ascii="Montserrat" w:hAnsi="Montserrat" w:cs="Times New Roman"/>
+          <w:i/>
+          <w:sz w:val="24"/>
+          <w:szCs w:val="24"/>
+        </w:rPr>
         <w:t>Ashara’Daiyr,</w:t>
       </w:r>
       <w:r>
         <w:rPr>
-          <w:rFonts w:ascii="Times New Roman" w:hAnsi="Times New Roman" w:cs="Times New Roman"/>
+          <w:rFonts w:ascii="Montserrat" w:hAnsi="Montserrat" w:cs="Times New Roman"/>
           <w:sz w:val="24"/>
           <w:szCs w:val="24"/>
         </w:rPr>
@@ -2511,7 +2493,7 @@
       </w:r>
       <w:r>
         <w:rPr>
-          <w:rFonts w:ascii="Times New Roman" w:hAnsi="Times New Roman" w:cs="Times New Roman"/>
+          <w:rFonts w:ascii="Montserrat" w:hAnsi="Montserrat" w:cs="Times New Roman"/>
           <w:i/>
           <w:sz w:val="24"/>
           <w:szCs w:val="24"/>
@@ -2520,7 +2502,7 @@
       </w:r>
       <w:r>
         <w:rPr>
-          <w:rFonts w:ascii="Times New Roman" w:hAnsi="Times New Roman" w:cs="Times New Roman"/>
+          <w:rFonts w:ascii="Montserrat" w:hAnsi="Montserrat" w:cs="Times New Roman"/>
           <w:sz w:val="24"/>
           <w:szCs w:val="24"/>
         </w:rPr>
@@ -2528,7 +2510,7 @@
       </w:r>
       <w:r>
         <w:rPr>
-          <w:rFonts w:ascii="Times New Roman" w:hAnsi="Times New Roman" w:cs="Times New Roman"/>
+          <w:rFonts w:ascii="Montserrat" w:hAnsi="Montserrat" w:cs="Times New Roman"/>
           <w:i/>
           <w:sz w:val="24"/>
           <w:szCs w:val="24"/>
@@ -2537,7 +2519,7 @@
       </w:r>
       <w:r>
         <w:rPr>
-          <w:rFonts w:ascii="Times New Roman" w:hAnsi="Times New Roman" w:cs="Times New Roman"/>
+          <w:rFonts w:ascii="Montserrat" w:hAnsi="Montserrat" w:cs="Times New Roman"/>
           <w:sz w:val="24"/>
           <w:szCs w:val="24"/>
         </w:rPr>
@@ -2545,7 +2527,7 @@
       </w:r>
       <w:r>
         <w:rPr>
-          <w:rFonts w:ascii="Times New Roman" w:hAnsi="Times New Roman" w:cs="Times New Roman"/>
+          <w:rFonts w:ascii="Montserrat" w:hAnsi="Montserrat" w:cs="Times New Roman"/>
           <w:i/>
           <w:sz w:val="24"/>
           <w:szCs w:val="24"/>
@@ -2554,7 +2536,7 @@
       </w:r>
       <w:r>
         <w:rPr>
-          <w:rFonts w:ascii="Times New Roman" w:hAnsi="Times New Roman" w:cs="Times New Roman"/>
+          <w:rFonts w:ascii="Montserrat" w:hAnsi="Montserrat" w:cs="Times New Roman"/>
           <w:sz w:val="24"/>
           <w:szCs w:val="24"/>
         </w:rPr>
@@ -2566,14 +2548,14 @@
         <w:spacing w:after="0" w:line="360" w:lineRule="auto"/>
         <w:jc w:val="both"/>
         <w:rPr>
-          <w:rFonts w:ascii="Times New Roman" w:hAnsi="Times New Roman" w:cs="Times New Roman"/>
-          <w:sz w:val="24"/>
-          <w:szCs w:val="24"/>
-        </w:rPr>
-      </w:pPr>
-      <w:r>
-        <w:rPr>
-          <w:rFonts w:ascii="Times New Roman" w:hAnsi="Times New Roman" w:cs="Times New Roman"/>
+          <w:rFonts w:ascii="Montserrat" w:hAnsi="Montserrat" w:cs="Times New Roman"/>
+          <w:sz w:val="24"/>
+          <w:szCs w:val="24"/>
+        </w:rPr>
+      </w:pPr>
+      <w:r>
+        <w:rPr>
+          <w:rFonts w:ascii="Montserrat" w:hAnsi="Montserrat" w:cs="Times New Roman"/>
           <w:sz w:val="24"/>
           <w:szCs w:val="24"/>
         </w:rPr>
@@ -2586,14 +2568,14 @@
         <w:spacing w:after="0" w:line="360" w:lineRule="auto"/>
         <w:jc w:val="both"/>
         <w:rPr>
-          <w:rFonts w:ascii="Times New Roman" w:hAnsi="Times New Roman" w:cs="Times New Roman"/>
-          <w:sz w:val="24"/>
-          <w:szCs w:val="24"/>
-        </w:rPr>
-      </w:pPr>
-      <w:r>
-        <w:rPr>
-          <w:rFonts w:ascii="Times New Roman" w:hAnsi="Times New Roman" w:cs="Times New Roman"/>
+          <w:rFonts w:ascii="Montserrat" w:hAnsi="Montserrat" w:cs="Times New Roman"/>
+          <w:sz w:val="24"/>
+          <w:szCs w:val="24"/>
+        </w:rPr>
+      </w:pPr>
+      <w:r>
+        <w:rPr>
+          <w:rFonts w:ascii="Montserrat" w:hAnsi="Montserrat" w:cs="Times New Roman"/>
           <w:sz w:val="24"/>
           <w:szCs w:val="24"/>
         </w:rPr>
@@ -2602,7 +2584,7 @@
       </w:r>
       <w:r>
         <w:rPr>
-          <w:rFonts w:ascii="Times New Roman" w:hAnsi="Times New Roman" w:cs="Times New Roman"/>
+          <w:rFonts w:ascii="Montserrat" w:hAnsi="Montserrat" w:cs="Times New Roman"/>
           <w:i/>
           <w:sz w:val="24"/>
           <w:szCs w:val="24"/>
@@ -2611,7 +2593,7 @@
       </w:r>
       <w:r>
         <w:rPr>
-          <w:rFonts w:ascii="Times New Roman" w:hAnsi="Times New Roman" w:cs="Times New Roman"/>
+          <w:rFonts w:ascii="Montserrat" w:hAnsi="Montserrat" w:cs="Times New Roman"/>
           <w:sz w:val="24"/>
           <w:szCs w:val="24"/>
         </w:rPr>
@@ -2623,14 +2605,14 @@
         <w:spacing w:after="0" w:line="360" w:lineRule="auto"/>
         <w:jc w:val="both"/>
         <w:rPr>
-          <w:rFonts w:ascii="Times New Roman" w:hAnsi="Times New Roman" w:cs="Times New Roman"/>
-          <w:sz w:val="24"/>
-          <w:szCs w:val="24"/>
-        </w:rPr>
-      </w:pPr>
-      <w:r>
-        <w:rPr>
-          <w:rFonts w:ascii="Times New Roman" w:hAnsi="Times New Roman" w:cs="Times New Roman"/>
+          <w:rFonts w:ascii="Montserrat" w:hAnsi="Montserrat" w:cs="Times New Roman"/>
+          <w:sz w:val="24"/>
+          <w:szCs w:val="24"/>
+        </w:rPr>
+      </w:pPr>
+      <w:r>
+        <w:rPr>
+          <w:rFonts w:ascii="Montserrat" w:hAnsi="Montserrat" w:cs="Times New Roman"/>
           <w:sz w:val="24"/>
           <w:szCs w:val="24"/>
         </w:rPr>
@@ -2639,7 +2621,7 @@
       </w:r>
       <w:r>
         <w:rPr>
-          <w:rFonts w:ascii="Times New Roman" w:hAnsi="Times New Roman" w:cs="Times New Roman"/>
+          <w:rFonts w:ascii="Montserrat" w:hAnsi="Montserrat" w:cs="Times New Roman"/>
           <w:i/>
           <w:sz w:val="24"/>
           <w:szCs w:val="24"/>
@@ -2648,35 +2630,26 @@
       </w:r>
       <w:r>
         <w:rPr>
-          <w:rFonts w:ascii="Times New Roman" w:hAnsi="Times New Roman" w:cs="Times New Roman"/>
-          <w:sz w:val="24"/>
-          <w:szCs w:val="24"/>
-        </w:rPr>
-        <w:t xml:space="preserve">suddenly presented something of a challenge to her. Unlike the simple wash stall and hot water basin she had used while in Ashara’s rooms, the residence had fully appointed, imperial style bath chambers directly off the main foyer. There were always at least three servants on hand to wash and groom guests and residents on their way through water garden. They took one look at her, and set their teeth to give her their professional best. She started at first, as they grabbed hold of her and stripped her out of her clothes, but then she found herself relaxing. It was strange to discover that she had reflexes for this, but her instincts said to abandon control of her body to them while they set about their trade. Without question they did their job in intimate detail, but with such discipline that even the most invasive contact was sexually neutral. In their </w:t>
-      </w:r>
-      <w:r>
-        <w:rPr>
-          <w:rFonts w:ascii="Times New Roman" w:hAnsi="Times New Roman" w:cs="Times New Roman"/>
-          <w:sz w:val="24"/>
-          <w:szCs w:val="24"/>
-        </w:rPr>
-        <w:lastRenderedPageBreak/>
-        <w:t>hands, she, as a person was divorced from her animal self—the object of their administrations.</w:t>
-      </w:r>
-    </w:p>
-    <w:p>
-      <w:pPr>
-        <w:spacing w:after="0" w:line="360" w:lineRule="auto"/>
-        <w:jc w:val="both"/>
-        <w:rPr>
-          <w:rFonts w:ascii="Times New Roman" w:hAnsi="Times New Roman" w:cs="Times New Roman"/>
-          <w:sz w:val="24"/>
-          <w:szCs w:val="24"/>
-        </w:rPr>
-      </w:pPr>
-      <w:r>
-        <w:rPr>
-          <w:rFonts w:ascii="Times New Roman" w:hAnsi="Times New Roman" w:cs="Times New Roman"/>
+          <w:rFonts w:ascii="Montserrat" w:hAnsi="Montserrat" w:cs="Times New Roman"/>
+          <w:sz w:val="24"/>
+          <w:szCs w:val="24"/>
+        </w:rPr>
+        <w:t>suddenly presented something of a challenge to her. Unlike the simple wash stall and hot water basin she had used while in Ashara’s rooms, the residence had fully appointed, imperial style bath chambers directly off the main foyer. There were always at least three servants on hand to wash and groom guests and residents on their way through water garden. They took one look at her, and set their teeth to give her their professional best. She started at first, as they grabbed hold of her and stripped her out of her clothes, but then she found herself relaxing. It was strange to discover that she had reflexes for this, but her instincts said to abandon control of her body to them while they set about their trade. Without question they did their job in intimate detail, but with such discipline that even the most invasive contact was sexually neutral. In their hands, she, as a person was divorced from her animal self—the object of their administrations.</w:t>
+      </w:r>
+    </w:p>
+    <w:p>
+      <w:pPr>
+        <w:spacing w:after="0" w:line="360" w:lineRule="auto"/>
+        <w:jc w:val="both"/>
+        <w:rPr>
+          <w:rFonts w:ascii="Montserrat" w:hAnsi="Montserrat" w:cs="Times New Roman"/>
+          <w:sz w:val="24"/>
+          <w:szCs w:val="24"/>
+        </w:rPr>
+      </w:pPr>
+      <w:r>
+        <w:rPr>
+          <w:rFonts w:ascii="Montserrat" w:hAnsi="Montserrat" w:cs="Times New Roman"/>
           <w:sz w:val="24"/>
           <w:szCs w:val="24"/>
         </w:rPr>
@@ -2685,7 +2658,7 @@
       </w:r>
       <w:r>
         <w:rPr>
-          <w:rFonts w:ascii="Times New Roman" w:hAnsi="Times New Roman" w:cs="Times New Roman"/>
+          <w:rFonts w:ascii="Montserrat" w:hAnsi="Montserrat" w:cs="Times New Roman"/>
           <w:i/>
           <w:sz w:val="24"/>
           <w:szCs w:val="24"/>
@@ -2694,7 +2667,7 @@
       </w:r>
       <w:r>
         <w:rPr>
-          <w:rFonts w:ascii="Times New Roman" w:hAnsi="Times New Roman" w:cs="Times New Roman"/>
+          <w:rFonts w:ascii="Montserrat" w:hAnsi="Montserrat" w:cs="Times New Roman"/>
           <w:sz w:val="24"/>
           <w:szCs w:val="24"/>
         </w:rPr>
@@ -2706,14 +2679,14 @@
         <w:spacing w:after="0" w:line="360" w:lineRule="auto"/>
         <w:jc w:val="both"/>
         <w:rPr>
-          <w:rFonts w:ascii="Times New Roman" w:hAnsi="Times New Roman" w:cs="Times New Roman"/>
-          <w:sz w:val="24"/>
-          <w:szCs w:val="24"/>
-        </w:rPr>
-      </w:pPr>
-      <w:r>
-        <w:rPr>
-          <w:rFonts w:ascii="Times New Roman" w:hAnsi="Times New Roman" w:cs="Times New Roman"/>
+          <w:rFonts w:ascii="Montserrat" w:hAnsi="Montserrat" w:cs="Times New Roman"/>
+          <w:sz w:val="24"/>
+          <w:szCs w:val="24"/>
+        </w:rPr>
+      </w:pPr>
+      <w:r>
+        <w:rPr>
+          <w:rFonts w:ascii="Montserrat" w:hAnsi="Montserrat" w:cs="Times New Roman"/>
           <w:sz w:val="24"/>
           <w:szCs w:val="24"/>
         </w:rPr>
@@ -2726,14 +2699,14 @@
         <w:spacing w:after="0" w:line="360" w:lineRule="auto"/>
         <w:jc w:val="both"/>
         <w:rPr>
-          <w:rFonts w:ascii="Times New Roman" w:hAnsi="Times New Roman" w:cs="Times New Roman"/>
-          <w:sz w:val="24"/>
-          <w:szCs w:val="24"/>
-        </w:rPr>
-      </w:pPr>
-      <w:r>
-        <w:rPr>
-          <w:rFonts w:ascii="Times New Roman" w:hAnsi="Times New Roman" w:cs="Times New Roman"/>
+          <w:rFonts w:ascii="Montserrat" w:hAnsi="Montserrat" w:cs="Times New Roman"/>
+          <w:sz w:val="24"/>
+          <w:szCs w:val="24"/>
+        </w:rPr>
+      </w:pPr>
+      <w:r>
+        <w:rPr>
+          <w:rFonts w:ascii="Montserrat" w:hAnsi="Montserrat" w:cs="Times New Roman"/>
           <w:sz w:val="24"/>
           <w:szCs w:val="24"/>
         </w:rPr>
@@ -2746,14 +2719,14 @@
         <w:spacing w:after="0" w:line="360" w:lineRule="auto"/>
         <w:jc w:val="both"/>
         <w:rPr>
-          <w:rFonts w:ascii="Times New Roman" w:hAnsi="Times New Roman" w:cs="Times New Roman"/>
-          <w:sz w:val="24"/>
-          <w:szCs w:val="24"/>
-        </w:rPr>
-      </w:pPr>
-      <w:r>
-        <w:rPr>
-          <w:rFonts w:ascii="Times New Roman" w:hAnsi="Times New Roman" w:cs="Times New Roman"/>
+          <w:rFonts w:ascii="Montserrat" w:hAnsi="Montserrat" w:cs="Times New Roman"/>
+          <w:sz w:val="24"/>
+          <w:szCs w:val="24"/>
+        </w:rPr>
+      </w:pPr>
+      <w:r>
+        <w:rPr>
+          <w:rFonts w:ascii="Montserrat" w:hAnsi="Montserrat" w:cs="Times New Roman"/>
           <w:sz w:val="24"/>
           <w:szCs w:val="24"/>
         </w:rPr>
@@ -2766,61 +2739,60 @@
         <w:spacing w:after="0" w:line="360" w:lineRule="auto"/>
         <w:jc w:val="both"/>
         <w:rPr>
-          <w:rFonts w:ascii="Times New Roman" w:hAnsi="Times New Roman" w:cs="Times New Roman"/>
-          <w:i/>
-          <w:sz w:val="24"/>
-          <w:szCs w:val="24"/>
-        </w:rPr>
-      </w:pPr>
-      <w:r>
-        <w:rPr>
-          <w:rFonts w:ascii="Times New Roman" w:hAnsi="Times New Roman" w:cs="Times New Roman"/>
-          <w:sz w:val="24"/>
-          <w:szCs w:val="24"/>
-        </w:rPr>
-        <w:tab/>
-      </w:r>
-      <w:r>
-        <w:rPr>
-          <w:rFonts w:ascii="Times New Roman" w:hAnsi="Times New Roman" w:cs="Times New Roman"/>
-          <w:i/>
-          <w:sz w:val="24"/>
-          <w:szCs w:val="24"/>
-        </w:rPr>
-        <w:tab/>
-      </w:r>
-      <w:r>
-        <w:rPr>
-          <w:rFonts w:ascii="Times New Roman" w:hAnsi="Times New Roman" w:cs="Times New Roman"/>
-          <w:i/>
-          <w:sz w:val="24"/>
-          <w:szCs w:val="24"/>
-        </w:rPr>
-        <w:tab/>
-      </w:r>
-    </w:p>
-    <w:p>
-      <w:pPr>
-        <w:spacing w:after="0" w:line="360" w:lineRule="auto"/>
-        <w:jc w:val="both"/>
-        <w:rPr>
-          <w:rFonts w:ascii="Times New Roman" w:hAnsi="Times New Roman" w:cs="Times New Roman"/>
-          <w:sz w:val="24"/>
-          <w:szCs w:val="24"/>
-        </w:rPr>
-      </w:pPr>
-      <w:r>
-        <w:rPr>
-          <w:rFonts w:ascii="Times New Roman" w:hAnsi="Times New Roman" w:cs="Times New Roman"/>
-          <w:sz w:val="24"/>
-          <w:szCs w:val="24"/>
-        </w:rPr>
-        <w:lastRenderedPageBreak/>
+          <w:rFonts w:ascii="Montserrat" w:hAnsi="Montserrat" w:cs="Times New Roman"/>
+          <w:i/>
+          <w:sz w:val="24"/>
+          <w:szCs w:val="24"/>
+        </w:rPr>
+      </w:pPr>
+      <w:r>
+        <w:rPr>
+          <w:rFonts w:ascii="Montserrat" w:hAnsi="Montserrat" w:cs="Times New Roman"/>
+          <w:sz w:val="24"/>
+          <w:szCs w:val="24"/>
+        </w:rPr>
+        <w:tab/>
+      </w:r>
+      <w:r>
+        <w:rPr>
+          <w:rFonts w:ascii="Montserrat" w:hAnsi="Montserrat" w:cs="Times New Roman"/>
+          <w:i/>
+          <w:sz w:val="24"/>
+          <w:szCs w:val="24"/>
+        </w:rPr>
+        <w:tab/>
+      </w:r>
+      <w:r>
+        <w:rPr>
+          <w:rFonts w:ascii="Montserrat" w:hAnsi="Montserrat" w:cs="Times New Roman"/>
+          <w:i/>
+          <w:sz w:val="24"/>
+          <w:szCs w:val="24"/>
+        </w:rPr>
+        <w:tab/>
+      </w:r>
+    </w:p>
+    <w:p>
+      <w:pPr>
+        <w:spacing w:after="0" w:line="360" w:lineRule="auto"/>
+        <w:jc w:val="both"/>
+        <w:rPr>
+          <w:rFonts w:ascii="Montserrat" w:hAnsi="Montserrat" w:cs="Times New Roman"/>
+          <w:sz w:val="24"/>
+          <w:szCs w:val="24"/>
+        </w:rPr>
+      </w:pPr>
+      <w:r>
+        <w:rPr>
+          <w:rFonts w:ascii="Montserrat" w:hAnsi="Montserrat" w:cs="Times New Roman"/>
+          <w:sz w:val="24"/>
+          <w:szCs w:val="24"/>
+        </w:rPr>
         <w:t xml:space="preserve">Avon’jeAra’Nai, posed erect in her chair, and concentrated on keeping her thoughts off her face, and behind an inner shield. After the first hour of patient, idle reflection, she had come to the conclusion that she had been sent to the baths more to get her out of Ara’s way than because of any urgency in the matter of presenting her to the court. Ara had come out to pass inspection on her appearance, and a moment later returned to her closeted debate with Amaeo and the other Ideals. In fact she had not even spoken to Av, she had simply given the majordomo instructions to escort her to the great parlor to wait. At first, she had sat quietly under the </w:t>
       </w:r>
       <w:r>
         <w:rPr>
-          <w:rFonts w:ascii="Times New Roman" w:hAnsi="Times New Roman" w:cs="Times New Roman"/>
+          <w:rFonts w:ascii="Montserrat" w:hAnsi="Montserrat" w:cs="Times New Roman"/>
           <w:i/>
           <w:sz w:val="24"/>
           <w:szCs w:val="24"/>
@@ -2829,7 +2801,7 @@
       </w:r>
       <w:r>
         <w:rPr>
-          <w:rFonts w:ascii="Times New Roman" w:hAnsi="Times New Roman" w:cs="Times New Roman"/>
+          <w:rFonts w:ascii="Montserrat" w:hAnsi="Montserrat" w:cs="Times New Roman"/>
           <w:sz w:val="24"/>
           <w:szCs w:val="24"/>
         </w:rPr>
@@ -2837,7 +2809,7 @@
       </w:r>
       <w:r>
         <w:rPr>
-          <w:rFonts w:ascii="Times New Roman" w:hAnsi="Times New Roman" w:cs="Times New Roman"/>
+          <w:rFonts w:ascii="Montserrat" w:hAnsi="Montserrat" w:cs="Times New Roman"/>
           <w:i/>
           <w:sz w:val="24"/>
           <w:szCs w:val="24"/>
@@ -2846,7 +2818,7 @@
       </w:r>
       <w:r>
         <w:rPr>
-          <w:rFonts w:ascii="Times New Roman" w:hAnsi="Times New Roman" w:cs="Times New Roman"/>
+          <w:rFonts w:ascii="Montserrat" w:hAnsi="Montserrat" w:cs="Times New Roman"/>
           <w:sz w:val="24"/>
           <w:szCs w:val="24"/>
         </w:rPr>
@@ -2858,14 +2830,14 @@
         <w:spacing w:after="0" w:line="360" w:lineRule="auto"/>
         <w:jc w:val="both"/>
         <w:rPr>
-          <w:rFonts w:ascii="Times New Roman" w:hAnsi="Times New Roman" w:cs="Times New Roman"/>
-          <w:sz w:val="24"/>
-          <w:szCs w:val="24"/>
-        </w:rPr>
-      </w:pPr>
-      <w:r>
-        <w:rPr>
-          <w:rFonts w:ascii="Times New Roman" w:hAnsi="Times New Roman" w:cs="Times New Roman"/>
+          <w:rFonts w:ascii="Montserrat" w:hAnsi="Montserrat" w:cs="Times New Roman"/>
+          <w:sz w:val="24"/>
+          <w:szCs w:val="24"/>
+        </w:rPr>
+      </w:pPr>
+      <w:r>
+        <w:rPr>
+          <w:rFonts w:ascii="Montserrat" w:hAnsi="Montserrat" w:cs="Times New Roman"/>
           <w:sz w:val="24"/>
           <w:szCs w:val="24"/>
         </w:rPr>
@@ -2878,43 +2850,34 @@
         <w:spacing w:after="0" w:line="360" w:lineRule="auto"/>
         <w:jc w:val="both"/>
         <w:rPr>
-          <w:rFonts w:ascii="Times New Roman" w:hAnsi="Times New Roman" w:cs="Times New Roman"/>
-          <w:sz w:val="24"/>
-          <w:szCs w:val="24"/>
-        </w:rPr>
-      </w:pPr>
-      <w:r>
-        <w:rPr>
-          <w:rFonts w:ascii="Times New Roman" w:hAnsi="Times New Roman" w:cs="Times New Roman"/>
-          <w:sz w:val="24"/>
-          <w:szCs w:val="24"/>
-        </w:rPr>
-        <w:tab/>
-        <w:t xml:space="preserve">Every level of the residence was built into its own colonnaded terrace, most with balconies overlooking a subordinate terrace. She wandered casually about, estimating that she had at least an hour before the others were through in the baths. She let that sink to the back of her mind and returned to the line of thought Ashara’s sudden appearance had interrupted. She had noticed herself taking a keen, almost proprietary interest in Ashana and Ashara. At first glance that morning, she had realized they were hopelessly in love, and cursed by polar natures. She was not sure how she had figured out that they were a </w:t>
-      </w:r>
-      <w:r>
-        <w:rPr>
-          <w:rFonts w:ascii="Times New Roman" w:hAnsi="Times New Roman" w:cs="Times New Roman"/>
-          <w:sz w:val="24"/>
-          <w:szCs w:val="24"/>
-        </w:rPr>
-        <w:lastRenderedPageBreak/>
-        <w:t xml:space="preserve">complementary pair, but she knew what that meant. It was the classic tragic relationship, the impossible dragon:phoenix love affair. Av had been thinking about it hard, while she waited. In some things life was worse than unfair. It was calculatingly cruel. It did not take a genius to see, however illogically, that they belonged together. </w:t>
-      </w:r>
-    </w:p>
-    <w:p>
-      <w:pPr>
-        <w:spacing w:after="0" w:line="360" w:lineRule="auto"/>
-        <w:jc w:val="both"/>
-        <w:rPr>
-          <w:rFonts w:ascii="Times New Roman" w:hAnsi="Times New Roman" w:cs="Times New Roman"/>
-          <w:sz w:val="24"/>
-          <w:szCs w:val="24"/>
-        </w:rPr>
-      </w:pPr>
-      <w:r>
-        <w:rPr>
-          <w:rFonts w:ascii="Times New Roman" w:hAnsi="Times New Roman" w:cs="Times New Roman"/>
+          <w:rFonts w:ascii="Montserrat" w:hAnsi="Montserrat" w:cs="Times New Roman"/>
+          <w:sz w:val="24"/>
+          <w:szCs w:val="24"/>
+        </w:rPr>
+      </w:pPr>
+      <w:r>
+        <w:rPr>
+          <w:rFonts w:ascii="Montserrat" w:hAnsi="Montserrat" w:cs="Times New Roman"/>
+          <w:sz w:val="24"/>
+          <w:szCs w:val="24"/>
+        </w:rPr>
+        <w:tab/>
+        <w:t xml:space="preserve">Every level of the residence was built into its own colonnaded terrace, most with balconies overlooking a subordinate terrace. She wandered casually about, estimating that she had at least an hour before the others were through in the baths. She let that sink to the back of her mind and returned to the line of thought Ashara’s sudden appearance had interrupted. She had noticed herself taking a keen, almost proprietary interest in Ashana and Ashara. At first glance that morning, she had realized they were hopelessly in love, and cursed by polar natures. She was not sure how she had figured out that they were a complementary pair, but she knew what that meant. It was the classic tragic relationship, the impossible dragon:phoenix love affair. Av had been thinking about it hard, while she waited. In some things life was worse than unfair. It was calculatingly cruel. It did not take a genius to see, however illogically, that they belonged together. </w:t>
+      </w:r>
+    </w:p>
+    <w:p>
+      <w:pPr>
+        <w:spacing w:after="0" w:line="360" w:lineRule="auto"/>
+        <w:jc w:val="both"/>
+        <w:rPr>
+          <w:rFonts w:ascii="Montserrat" w:hAnsi="Montserrat" w:cs="Times New Roman"/>
+          <w:sz w:val="24"/>
+          <w:szCs w:val="24"/>
+        </w:rPr>
+      </w:pPr>
+      <w:r>
+        <w:rPr>
+          <w:rFonts w:ascii="Montserrat" w:hAnsi="Montserrat" w:cs="Times New Roman"/>
           <w:sz w:val="24"/>
           <w:szCs w:val="24"/>
         </w:rPr>
@@ -2927,52 +2890,52 @@
         <w:spacing w:after="0" w:line="360" w:lineRule="auto"/>
         <w:jc w:val="both"/>
         <w:rPr>
-          <w:rFonts w:ascii="Times New Roman" w:hAnsi="Times New Roman" w:cs="Times New Roman"/>
-          <w:i/>
-          <w:sz w:val="24"/>
-          <w:szCs w:val="24"/>
-        </w:rPr>
-      </w:pPr>
-      <w:r>
-        <w:rPr>
-          <w:rFonts w:ascii="Times New Roman" w:hAnsi="Times New Roman" w:cs="Times New Roman"/>
-          <w:sz w:val="24"/>
-          <w:szCs w:val="24"/>
-        </w:rPr>
-        <w:tab/>
-      </w:r>
-      <w:r>
-        <w:rPr>
-          <w:rFonts w:ascii="Times New Roman" w:hAnsi="Times New Roman" w:cs="Times New Roman"/>
-          <w:i/>
-          <w:sz w:val="24"/>
-          <w:szCs w:val="24"/>
-        </w:rPr>
-        <w:tab/>
-      </w:r>
-      <w:r>
-        <w:rPr>
-          <w:rFonts w:ascii="Times New Roman" w:hAnsi="Times New Roman" w:cs="Times New Roman"/>
-          <w:i/>
-          <w:sz w:val="24"/>
-          <w:szCs w:val="24"/>
-        </w:rPr>
-        <w:tab/>
-      </w:r>
-    </w:p>
-    <w:p>
-      <w:pPr>
-        <w:spacing w:after="0" w:line="360" w:lineRule="auto"/>
-        <w:jc w:val="both"/>
-        <w:rPr>
-          <w:rFonts w:ascii="Times New Roman" w:hAnsi="Times New Roman" w:cs="Times New Roman"/>
-          <w:sz w:val="24"/>
-          <w:szCs w:val="24"/>
-        </w:rPr>
-      </w:pPr>
-      <w:r>
-        <w:rPr>
-          <w:rFonts w:ascii="Times New Roman" w:hAnsi="Times New Roman" w:cs="Times New Roman"/>
+          <w:rFonts w:ascii="Montserrat" w:hAnsi="Montserrat" w:cs="Times New Roman"/>
+          <w:i/>
+          <w:sz w:val="24"/>
+          <w:szCs w:val="24"/>
+        </w:rPr>
+      </w:pPr>
+      <w:r>
+        <w:rPr>
+          <w:rFonts w:ascii="Montserrat" w:hAnsi="Montserrat" w:cs="Times New Roman"/>
+          <w:sz w:val="24"/>
+          <w:szCs w:val="24"/>
+        </w:rPr>
+        <w:tab/>
+      </w:r>
+      <w:r>
+        <w:rPr>
+          <w:rFonts w:ascii="Montserrat" w:hAnsi="Montserrat" w:cs="Times New Roman"/>
+          <w:i/>
+          <w:sz w:val="24"/>
+          <w:szCs w:val="24"/>
+        </w:rPr>
+        <w:tab/>
+      </w:r>
+      <w:r>
+        <w:rPr>
+          <w:rFonts w:ascii="Montserrat" w:hAnsi="Montserrat" w:cs="Times New Roman"/>
+          <w:i/>
+          <w:sz w:val="24"/>
+          <w:szCs w:val="24"/>
+        </w:rPr>
+        <w:tab/>
+      </w:r>
+    </w:p>
+    <w:p>
+      <w:pPr>
+        <w:spacing w:after="0" w:line="360" w:lineRule="auto"/>
+        <w:jc w:val="both"/>
+        <w:rPr>
+          <w:rFonts w:ascii="Montserrat" w:hAnsi="Montserrat" w:cs="Times New Roman"/>
+          <w:sz w:val="24"/>
+          <w:szCs w:val="24"/>
+        </w:rPr>
+      </w:pPr>
+      <w:r>
+        <w:rPr>
+          <w:rFonts w:ascii="Montserrat" w:hAnsi="Montserrat" w:cs="Times New Roman"/>
           <w:sz w:val="24"/>
           <w:szCs w:val="24"/>
         </w:rPr>
@@ -2984,22 +2947,22 @@
         <w:spacing w:after="0" w:line="360" w:lineRule="auto"/>
         <w:jc w:val="both"/>
         <w:rPr>
-          <w:rFonts w:ascii="Times New Roman" w:hAnsi="Times New Roman" w:cs="Times New Roman"/>
-          <w:sz w:val="24"/>
-          <w:szCs w:val="24"/>
-        </w:rPr>
-      </w:pPr>
-      <w:r>
-        <w:rPr>
-          <w:rFonts w:ascii="Times New Roman" w:hAnsi="Times New Roman" w:cs="Times New Roman"/>
-          <w:sz w:val="24"/>
-          <w:szCs w:val="24"/>
-        </w:rPr>
-        <w:tab/>
-      </w:r>
-      <w:r>
-        <w:rPr>
-          <w:rFonts w:ascii="Times New Roman" w:hAnsi="Times New Roman" w:cs="Times New Roman"/>
+          <w:rFonts w:ascii="Montserrat" w:hAnsi="Montserrat" w:cs="Times New Roman"/>
+          <w:sz w:val="24"/>
+          <w:szCs w:val="24"/>
+        </w:rPr>
+      </w:pPr>
+      <w:r>
+        <w:rPr>
+          <w:rFonts w:ascii="Montserrat" w:hAnsi="Montserrat" w:cs="Times New Roman"/>
+          <w:sz w:val="24"/>
+          <w:szCs w:val="24"/>
+        </w:rPr>
+        <w:tab/>
+      </w:r>
+      <w:r>
+        <w:rPr>
+          <w:rFonts w:ascii="Montserrat" w:hAnsi="Montserrat" w:cs="Times New Roman"/>
           <w:i/>
           <w:sz w:val="24"/>
           <w:szCs w:val="24"/>
@@ -3008,7 +2971,7 @@
       </w:r>
       <w:r>
         <w:rPr>
-          <w:rFonts w:ascii="Times New Roman" w:hAnsi="Times New Roman" w:cs="Times New Roman"/>
+          <w:rFonts w:ascii="Montserrat" w:hAnsi="Montserrat" w:cs="Times New Roman"/>
           <w:sz w:val="24"/>
           <w:szCs w:val="24"/>
         </w:rPr>
@@ -3016,7 +2979,7 @@
       </w:r>
       <w:r>
         <w:rPr>
-          <w:rFonts w:ascii="Times New Roman" w:hAnsi="Times New Roman" w:cs="Times New Roman"/>
+          <w:rFonts w:ascii="Montserrat" w:hAnsi="Montserrat" w:cs="Times New Roman"/>
           <w:i/>
           <w:sz w:val="24"/>
           <w:szCs w:val="24"/>
@@ -3025,7 +2988,7 @@
       </w:r>
       <w:r>
         <w:rPr>
-          <w:rFonts w:ascii="Times New Roman" w:hAnsi="Times New Roman" w:cs="Times New Roman"/>
+          <w:rFonts w:ascii="Montserrat" w:hAnsi="Montserrat" w:cs="Times New Roman"/>
           <w:sz w:val="24"/>
           <w:szCs w:val="24"/>
         </w:rPr>
@@ -3037,14 +3000,14 @@
         <w:spacing w:after="0" w:line="360" w:lineRule="auto"/>
         <w:jc w:val="both"/>
         <w:rPr>
-          <w:rFonts w:ascii="Times New Roman" w:hAnsi="Times New Roman" w:cs="Times New Roman"/>
-          <w:sz w:val="24"/>
-          <w:szCs w:val="24"/>
-        </w:rPr>
-      </w:pPr>
-      <w:r>
-        <w:rPr>
-          <w:rFonts w:ascii="Times New Roman" w:hAnsi="Times New Roman" w:cs="Times New Roman"/>
+          <w:rFonts w:ascii="Montserrat" w:hAnsi="Montserrat" w:cs="Times New Roman"/>
+          <w:sz w:val="24"/>
+          <w:szCs w:val="24"/>
+        </w:rPr>
+      </w:pPr>
+      <w:r>
+        <w:rPr>
+          <w:rFonts w:ascii="Montserrat" w:hAnsi="Montserrat" w:cs="Times New Roman"/>
           <w:sz w:val="24"/>
           <w:szCs w:val="24"/>
         </w:rPr>
@@ -3057,24 +3020,23 @@
         <w:spacing w:after="0" w:line="360" w:lineRule="auto"/>
         <w:jc w:val="both"/>
         <w:rPr>
-          <w:rFonts w:ascii="Times New Roman" w:hAnsi="Times New Roman" w:cs="Times New Roman"/>
-          <w:sz w:val="24"/>
-          <w:szCs w:val="24"/>
-        </w:rPr>
-      </w:pPr>
-      <w:r>
-        <w:rPr>
-          <w:rFonts w:ascii="Times New Roman" w:hAnsi="Times New Roman" w:cs="Times New Roman"/>
-          <w:sz w:val="24"/>
-          <w:szCs w:val="24"/>
-        </w:rPr>
-        <w:lastRenderedPageBreak/>
+          <w:rFonts w:ascii="Montserrat" w:hAnsi="Montserrat" w:cs="Times New Roman"/>
+          <w:sz w:val="24"/>
+          <w:szCs w:val="24"/>
+        </w:rPr>
+      </w:pPr>
+      <w:r>
+        <w:rPr>
+          <w:rFonts w:ascii="Montserrat" w:hAnsi="Montserrat" w:cs="Times New Roman"/>
+          <w:sz w:val="24"/>
+          <w:szCs w:val="24"/>
+        </w:rPr>
         <w:tab/>
         <w:t xml:space="preserve">“Well,” he gave her a half shrug, “the invitation to the heir’s wedding was a courtesy. By their laws, they had to extend it to us as their allies. The reason </w:t>
       </w:r>
       <w:r>
         <w:rPr>
-          <w:rFonts w:ascii="Times New Roman" w:hAnsi="Times New Roman" w:cs="Times New Roman"/>
+          <w:rFonts w:ascii="Montserrat" w:hAnsi="Montserrat" w:cs="Times New Roman"/>
           <w:i/>
           <w:sz w:val="24"/>
           <w:szCs w:val="24"/>
@@ -3083,7 +3045,7 @@
       </w:r>
       <w:r>
         <w:rPr>
-          <w:rFonts w:ascii="Times New Roman" w:hAnsi="Times New Roman" w:cs="Times New Roman"/>
+          <w:rFonts w:ascii="Montserrat" w:hAnsi="Montserrat" w:cs="Times New Roman"/>
           <w:sz w:val="24"/>
           <w:szCs w:val="24"/>
         </w:rPr>
@@ -3095,14 +3057,14 @@
         <w:spacing w:after="0" w:line="360" w:lineRule="auto"/>
         <w:jc w:val="both"/>
         <w:rPr>
-          <w:rFonts w:ascii="Times New Roman" w:hAnsi="Times New Roman" w:cs="Times New Roman"/>
-          <w:sz w:val="24"/>
-          <w:szCs w:val="24"/>
-        </w:rPr>
-      </w:pPr>
-      <w:r>
-        <w:rPr>
-          <w:rFonts w:ascii="Times New Roman" w:hAnsi="Times New Roman" w:cs="Times New Roman"/>
+          <w:rFonts w:ascii="Montserrat" w:hAnsi="Montserrat" w:cs="Times New Roman"/>
+          <w:sz w:val="24"/>
+          <w:szCs w:val="24"/>
+        </w:rPr>
+      </w:pPr>
+      <w:r>
+        <w:rPr>
+          <w:rFonts w:ascii="Montserrat" w:hAnsi="Montserrat" w:cs="Times New Roman"/>
           <w:sz w:val="24"/>
           <w:szCs w:val="24"/>
         </w:rPr>
@@ -3111,7 +3073,7 @@
       </w:r>
       <w:r>
         <w:rPr>
-          <w:rFonts w:ascii="Times New Roman" w:hAnsi="Times New Roman" w:cs="Times New Roman"/>
+          <w:rFonts w:ascii="Montserrat" w:hAnsi="Montserrat" w:cs="Times New Roman"/>
           <w:i/>
           <w:sz w:val="24"/>
           <w:szCs w:val="24"/>
@@ -3120,7 +3082,7 @@
       </w:r>
       <w:r>
         <w:rPr>
-          <w:rFonts w:ascii="Times New Roman" w:hAnsi="Times New Roman" w:cs="Times New Roman"/>
+          <w:rFonts w:ascii="Montserrat" w:hAnsi="Montserrat" w:cs="Times New Roman"/>
           <w:sz w:val="24"/>
           <w:szCs w:val="24"/>
         </w:rPr>
@@ -3128,7 +3090,7 @@
       </w:r>
       <w:r>
         <w:rPr>
-          <w:rFonts w:ascii="Times New Roman" w:hAnsi="Times New Roman" w:cs="Times New Roman"/>
+          <w:rFonts w:ascii="Montserrat" w:hAnsi="Montserrat" w:cs="Times New Roman"/>
           <w:i/>
           <w:sz w:val="24"/>
           <w:szCs w:val="24"/>
@@ -3137,7 +3099,7 @@
       </w:r>
       <w:r>
         <w:rPr>
-          <w:rFonts w:ascii="Times New Roman" w:hAnsi="Times New Roman" w:cs="Times New Roman"/>
+          <w:rFonts w:ascii="Montserrat" w:hAnsi="Montserrat" w:cs="Times New Roman"/>
           <w:sz w:val="24"/>
           <w:szCs w:val="24"/>
         </w:rPr>
@@ -3149,14 +3111,14 @@
         <w:spacing w:after="0" w:line="360" w:lineRule="auto"/>
         <w:jc w:val="both"/>
         <w:rPr>
-          <w:rFonts w:ascii="Times New Roman" w:hAnsi="Times New Roman" w:cs="Times New Roman"/>
-          <w:sz w:val="24"/>
-          <w:szCs w:val="24"/>
-        </w:rPr>
-      </w:pPr>
-      <w:r>
-        <w:rPr>
-          <w:rFonts w:ascii="Times New Roman" w:hAnsi="Times New Roman" w:cs="Times New Roman"/>
+          <w:rFonts w:ascii="Montserrat" w:hAnsi="Montserrat" w:cs="Times New Roman"/>
+          <w:sz w:val="24"/>
+          <w:szCs w:val="24"/>
+        </w:rPr>
+      </w:pPr>
+      <w:r>
+        <w:rPr>
+          <w:rFonts w:ascii="Montserrat" w:hAnsi="Montserrat" w:cs="Times New Roman"/>
           <w:sz w:val="24"/>
           <w:szCs w:val="24"/>
         </w:rPr>
@@ -3165,7 +3127,7 @@
       </w:r>
       <w:r>
         <w:rPr>
-          <w:rFonts w:ascii="Times New Roman" w:hAnsi="Times New Roman" w:cs="Times New Roman"/>
+          <w:rFonts w:ascii="Montserrat" w:hAnsi="Montserrat" w:cs="Times New Roman"/>
           <w:i/>
           <w:sz w:val="24"/>
           <w:szCs w:val="24"/>
@@ -3174,7 +3136,7 @@
       </w:r>
       <w:r>
         <w:rPr>
-          <w:rFonts w:ascii="Times New Roman" w:hAnsi="Times New Roman" w:cs="Times New Roman"/>
+          <w:rFonts w:ascii="Montserrat" w:hAnsi="Montserrat" w:cs="Times New Roman"/>
           <w:sz w:val="24"/>
           <w:szCs w:val="24"/>
         </w:rPr>
@@ -3186,14 +3148,14 @@
         <w:spacing w:after="0" w:line="360" w:lineRule="auto"/>
         <w:jc w:val="both"/>
         <w:rPr>
-          <w:rFonts w:ascii="Times New Roman" w:hAnsi="Times New Roman" w:cs="Times New Roman"/>
-          <w:sz w:val="24"/>
-          <w:szCs w:val="24"/>
-        </w:rPr>
-      </w:pPr>
-      <w:r>
-        <w:rPr>
-          <w:rFonts w:ascii="Times New Roman" w:hAnsi="Times New Roman" w:cs="Times New Roman"/>
+          <w:rFonts w:ascii="Montserrat" w:hAnsi="Montserrat" w:cs="Times New Roman"/>
+          <w:sz w:val="24"/>
+          <w:szCs w:val="24"/>
+        </w:rPr>
+      </w:pPr>
+      <w:r>
+        <w:rPr>
+          <w:rFonts w:ascii="Montserrat" w:hAnsi="Montserrat" w:cs="Times New Roman"/>
           <w:sz w:val="24"/>
           <w:szCs w:val="24"/>
         </w:rPr>
@@ -3206,14 +3168,14 @@
         <w:spacing w:after="0" w:line="360" w:lineRule="auto"/>
         <w:jc w:val="both"/>
         <w:rPr>
-          <w:rFonts w:ascii="Times New Roman" w:hAnsi="Times New Roman" w:cs="Times New Roman"/>
-          <w:sz w:val="24"/>
-          <w:szCs w:val="24"/>
-        </w:rPr>
-      </w:pPr>
-      <w:r>
-        <w:rPr>
-          <w:rFonts w:ascii="Times New Roman" w:hAnsi="Times New Roman" w:cs="Times New Roman"/>
+          <w:rFonts w:ascii="Montserrat" w:hAnsi="Montserrat" w:cs="Times New Roman"/>
+          <w:sz w:val="24"/>
+          <w:szCs w:val="24"/>
+        </w:rPr>
+      </w:pPr>
+      <w:r>
+        <w:rPr>
+          <w:rFonts w:ascii="Montserrat" w:hAnsi="Montserrat" w:cs="Times New Roman"/>
           <w:sz w:val="24"/>
           <w:szCs w:val="24"/>
         </w:rPr>
@@ -3222,7 +3184,7 @@
       </w:r>
       <w:r>
         <w:rPr>
-          <w:rFonts w:ascii="Times New Roman" w:hAnsi="Times New Roman" w:cs="Times New Roman"/>
+          <w:rFonts w:ascii="Montserrat" w:hAnsi="Montserrat" w:cs="Times New Roman"/>
           <w:i/>
           <w:sz w:val="24"/>
           <w:szCs w:val="24"/>
@@ -3231,7 +3193,7 @@
       </w:r>
       <w:r>
         <w:rPr>
-          <w:rFonts w:ascii="Times New Roman" w:hAnsi="Times New Roman" w:cs="Times New Roman"/>
+          <w:rFonts w:ascii="Montserrat" w:hAnsi="Montserrat" w:cs="Times New Roman"/>
           <w:sz w:val="24"/>
           <w:szCs w:val="24"/>
         </w:rPr>
@@ -3239,7 +3201,7 @@
       </w:r>
       <w:r>
         <w:rPr>
-          <w:rFonts w:ascii="Times New Roman" w:hAnsi="Times New Roman" w:cs="Times New Roman"/>
+          <w:rFonts w:ascii="Montserrat" w:hAnsi="Montserrat" w:cs="Times New Roman"/>
           <w:i/>
           <w:sz w:val="24"/>
           <w:szCs w:val="24"/>
@@ -3248,7 +3210,7 @@
       </w:r>
       <w:r>
         <w:rPr>
-          <w:rFonts w:ascii="Times New Roman" w:hAnsi="Times New Roman" w:cs="Times New Roman"/>
+          <w:rFonts w:ascii="Montserrat" w:hAnsi="Montserrat" w:cs="Times New Roman"/>
           <w:sz w:val="24"/>
           <w:szCs w:val="24"/>
         </w:rPr>
@@ -3260,14 +3222,14 @@
         <w:spacing w:after="0" w:line="360" w:lineRule="auto"/>
         <w:jc w:val="both"/>
         <w:rPr>
-          <w:rFonts w:ascii="Times New Roman" w:hAnsi="Times New Roman" w:cs="Times New Roman"/>
-          <w:sz w:val="24"/>
-          <w:szCs w:val="24"/>
-        </w:rPr>
-      </w:pPr>
-      <w:r>
-        <w:rPr>
-          <w:rFonts w:ascii="Times New Roman" w:hAnsi="Times New Roman" w:cs="Times New Roman"/>
+          <w:rFonts w:ascii="Montserrat" w:hAnsi="Montserrat" w:cs="Times New Roman"/>
+          <w:sz w:val="24"/>
+          <w:szCs w:val="24"/>
+        </w:rPr>
+      </w:pPr>
+      <w:r>
+        <w:rPr>
+          <w:rFonts w:ascii="Montserrat" w:hAnsi="Montserrat" w:cs="Times New Roman"/>
           <w:sz w:val="24"/>
           <w:szCs w:val="24"/>
         </w:rPr>
@@ -3276,7 +3238,7 @@
       </w:r>
       <w:r>
         <w:rPr>
-          <w:rFonts w:ascii="Times New Roman" w:hAnsi="Times New Roman" w:cs="Times New Roman"/>
+          <w:rFonts w:ascii="Montserrat" w:hAnsi="Montserrat" w:cs="Times New Roman"/>
           <w:i/>
           <w:sz w:val="24"/>
           <w:szCs w:val="24"/>
@@ -3285,35 +3247,26 @@
       </w:r>
       <w:r>
         <w:rPr>
-          <w:rFonts w:ascii="Times New Roman" w:hAnsi="Times New Roman" w:cs="Times New Roman"/>
-          <w:sz w:val="24"/>
-          <w:szCs w:val="24"/>
-        </w:rPr>
-        <w:t xml:space="preserve"> wealth remains inapplicable for meeting the membership requirements. Instead of </w:t>
-      </w:r>
-      <w:r>
-        <w:rPr>
-          <w:rFonts w:ascii="Times New Roman" w:hAnsi="Times New Roman" w:cs="Times New Roman"/>
-          <w:sz w:val="24"/>
-          <w:szCs w:val="24"/>
-        </w:rPr>
-        <w:lastRenderedPageBreak/>
-        <w:t xml:space="preserve">fighting that battle with the senate again, they have come to the conclusion that they have something we want more than technology.” </w:t>
-      </w:r>
-    </w:p>
-    <w:p>
-      <w:pPr>
-        <w:spacing w:after="0" w:line="360" w:lineRule="auto"/>
-        <w:jc w:val="both"/>
-        <w:rPr>
-          <w:rFonts w:ascii="Times New Roman" w:hAnsi="Times New Roman" w:cs="Times New Roman"/>
-          <w:sz w:val="24"/>
-          <w:szCs w:val="24"/>
-        </w:rPr>
-      </w:pPr>
-      <w:r>
-        <w:rPr>
-          <w:rFonts w:ascii="Times New Roman" w:hAnsi="Times New Roman" w:cs="Times New Roman"/>
+          <w:rFonts w:ascii="Montserrat" w:hAnsi="Montserrat" w:cs="Times New Roman"/>
+          <w:sz w:val="24"/>
+          <w:szCs w:val="24"/>
+        </w:rPr>
+        <w:t xml:space="preserve"> wealth remains inapplicable for meeting the membership requirements. Instead of fighting that battle with the senate again, they have come to the conclusion that they have something we want more than technology.” </w:t>
+      </w:r>
+    </w:p>
+    <w:p>
+      <w:pPr>
+        <w:spacing w:after="0" w:line="360" w:lineRule="auto"/>
+        <w:jc w:val="both"/>
+        <w:rPr>
+          <w:rFonts w:ascii="Montserrat" w:hAnsi="Montserrat" w:cs="Times New Roman"/>
+          <w:sz w:val="24"/>
+          <w:szCs w:val="24"/>
+        </w:rPr>
+      </w:pPr>
+      <w:r>
+        <w:rPr>
+          <w:rFonts w:ascii="Montserrat" w:hAnsi="Montserrat" w:cs="Times New Roman"/>
           <w:sz w:val="24"/>
           <w:szCs w:val="24"/>
         </w:rPr>
@@ -3326,14 +3279,14 @@
         <w:spacing w:after="0" w:line="360" w:lineRule="auto"/>
         <w:jc w:val="both"/>
         <w:rPr>
-          <w:rFonts w:ascii="Times New Roman" w:hAnsi="Times New Roman" w:cs="Times New Roman"/>
-          <w:sz w:val="24"/>
-          <w:szCs w:val="24"/>
-        </w:rPr>
-      </w:pPr>
-      <w:r>
-        <w:rPr>
-          <w:rFonts w:ascii="Times New Roman" w:hAnsi="Times New Roman" w:cs="Times New Roman"/>
+          <w:rFonts w:ascii="Montserrat" w:hAnsi="Montserrat" w:cs="Times New Roman"/>
+          <w:sz w:val="24"/>
+          <w:szCs w:val="24"/>
+        </w:rPr>
+      </w:pPr>
+      <w:r>
+        <w:rPr>
+          <w:rFonts w:ascii="Montserrat" w:hAnsi="Montserrat" w:cs="Times New Roman"/>
           <w:sz w:val="24"/>
           <w:szCs w:val="24"/>
         </w:rPr>
@@ -3346,14 +3299,14 @@
         <w:spacing w:after="0" w:line="360" w:lineRule="auto"/>
         <w:jc w:val="both"/>
         <w:rPr>
-          <w:rFonts w:ascii="Times New Roman" w:hAnsi="Times New Roman" w:cs="Times New Roman"/>
-          <w:sz w:val="24"/>
-          <w:szCs w:val="24"/>
-        </w:rPr>
-      </w:pPr>
-      <w:r>
-        <w:rPr>
-          <w:rFonts w:ascii="Times New Roman" w:hAnsi="Times New Roman" w:cs="Times New Roman"/>
+          <w:rFonts w:ascii="Montserrat" w:hAnsi="Montserrat" w:cs="Times New Roman"/>
+          <w:sz w:val="24"/>
+          <w:szCs w:val="24"/>
+        </w:rPr>
+      </w:pPr>
+      <w:r>
+        <w:rPr>
+          <w:rFonts w:ascii="Montserrat" w:hAnsi="Montserrat" w:cs="Times New Roman"/>
           <w:sz w:val="24"/>
           <w:szCs w:val="24"/>
         </w:rPr>
@@ -3366,14 +3319,14 @@
         <w:spacing w:after="0" w:line="360" w:lineRule="auto"/>
         <w:jc w:val="both"/>
         <w:rPr>
-          <w:rFonts w:ascii="Times New Roman" w:hAnsi="Times New Roman" w:cs="Times New Roman"/>
-          <w:sz w:val="24"/>
-          <w:szCs w:val="24"/>
-        </w:rPr>
-      </w:pPr>
-      <w:r>
-        <w:rPr>
-          <w:rFonts w:ascii="Times New Roman" w:hAnsi="Times New Roman" w:cs="Times New Roman"/>
+          <w:rFonts w:ascii="Montserrat" w:hAnsi="Montserrat" w:cs="Times New Roman"/>
+          <w:sz w:val="24"/>
+          <w:szCs w:val="24"/>
+        </w:rPr>
+      </w:pPr>
+      <w:r>
+        <w:rPr>
+          <w:rFonts w:ascii="Montserrat" w:hAnsi="Montserrat" w:cs="Times New Roman"/>
           <w:sz w:val="24"/>
           <w:szCs w:val="24"/>
         </w:rPr>
@@ -3386,14 +3339,14 @@
         <w:spacing w:after="0" w:line="360" w:lineRule="auto"/>
         <w:jc w:val="both"/>
         <w:rPr>
-          <w:rFonts w:ascii="Times New Roman" w:hAnsi="Times New Roman" w:cs="Times New Roman"/>
-          <w:sz w:val="24"/>
-          <w:szCs w:val="24"/>
-        </w:rPr>
-      </w:pPr>
-      <w:r>
-        <w:rPr>
-          <w:rFonts w:ascii="Times New Roman" w:hAnsi="Times New Roman" w:cs="Times New Roman"/>
+          <w:rFonts w:ascii="Montserrat" w:hAnsi="Montserrat" w:cs="Times New Roman"/>
+          <w:sz w:val="24"/>
+          <w:szCs w:val="24"/>
+        </w:rPr>
+      </w:pPr>
+      <w:r>
+        <w:rPr>
+          <w:rFonts w:ascii="Montserrat" w:hAnsi="Montserrat" w:cs="Times New Roman"/>
           <w:sz w:val="24"/>
           <w:szCs w:val="24"/>
         </w:rPr>
@@ -3406,14 +3359,14 @@
         <w:spacing w:after="0" w:line="360" w:lineRule="auto"/>
         <w:jc w:val="both"/>
         <w:rPr>
-          <w:rFonts w:ascii="Times New Roman" w:hAnsi="Times New Roman" w:cs="Times New Roman"/>
-          <w:sz w:val="24"/>
-          <w:szCs w:val="24"/>
-        </w:rPr>
-      </w:pPr>
-      <w:r>
-        <w:rPr>
-          <w:rFonts w:ascii="Times New Roman" w:hAnsi="Times New Roman" w:cs="Times New Roman"/>
+          <w:rFonts w:ascii="Montserrat" w:hAnsi="Montserrat" w:cs="Times New Roman"/>
+          <w:sz w:val="24"/>
+          <w:szCs w:val="24"/>
+        </w:rPr>
+      </w:pPr>
+      <w:r>
+        <w:rPr>
+          <w:rFonts w:ascii="Montserrat" w:hAnsi="Montserrat" w:cs="Times New Roman"/>
           <w:sz w:val="24"/>
           <w:szCs w:val="24"/>
         </w:rPr>
@@ -3426,14 +3379,14 @@
         <w:spacing w:after="0" w:line="360" w:lineRule="auto"/>
         <w:jc w:val="both"/>
         <w:rPr>
-          <w:rFonts w:ascii="Times New Roman" w:hAnsi="Times New Roman" w:cs="Times New Roman"/>
-          <w:sz w:val="24"/>
-          <w:szCs w:val="24"/>
-        </w:rPr>
-      </w:pPr>
-      <w:r>
-        <w:rPr>
-          <w:rFonts w:ascii="Times New Roman" w:hAnsi="Times New Roman" w:cs="Times New Roman"/>
+          <w:rFonts w:ascii="Montserrat" w:hAnsi="Montserrat" w:cs="Times New Roman"/>
+          <w:sz w:val="24"/>
+          <w:szCs w:val="24"/>
+        </w:rPr>
+      </w:pPr>
+      <w:r>
+        <w:rPr>
+          <w:rFonts w:ascii="Montserrat" w:hAnsi="Montserrat" w:cs="Times New Roman"/>
           <w:sz w:val="24"/>
           <w:szCs w:val="24"/>
         </w:rPr>
@@ -3442,7 +3395,7 @@
       </w:r>
       <w:r>
         <w:rPr>
-          <w:rFonts w:ascii="Times New Roman" w:hAnsi="Times New Roman" w:cs="Times New Roman"/>
+          <w:rFonts w:ascii="Montserrat" w:hAnsi="Montserrat" w:cs="Times New Roman"/>
           <w:i/>
           <w:sz w:val="24"/>
           <w:szCs w:val="24"/>
@@ -3451,7 +3404,7 @@
       </w:r>
       <w:r>
         <w:rPr>
-          <w:rFonts w:ascii="Times New Roman" w:hAnsi="Times New Roman" w:cs="Times New Roman"/>
+          <w:rFonts w:ascii="Montserrat" w:hAnsi="Montserrat" w:cs="Times New Roman"/>
           <w:sz w:val="24"/>
           <w:szCs w:val="24"/>
         </w:rPr>
@@ -3463,14 +3416,14 @@
         <w:spacing w:after="0" w:line="360" w:lineRule="auto"/>
         <w:jc w:val="both"/>
         <w:rPr>
-          <w:rFonts w:ascii="Times New Roman" w:hAnsi="Times New Roman" w:cs="Times New Roman"/>
-          <w:sz w:val="24"/>
-          <w:szCs w:val="24"/>
-        </w:rPr>
-      </w:pPr>
-      <w:r>
-        <w:rPr>
-          <w:rFonts w:ascii="Times New Roman" w:hAnsi="Times New Roman" w:cs="Times New Roman"/>
+          <w:rFonts w:ascii="Montserrat" w:hAnsi="Montserrat" w:cs="Times New Roman"/>
+          <w:sz w:val="24"/>
+          <w:szCs w:val="24"/>
+        </w:rPr>
+      </w:pPr>
+      <w:r>
+        <w:rPr>
+          <w:rFonts w:ascii="Montserrat" w:hAnsi="Montserrat" w:cs="Times New Roman"/>
           <w:sz w:val="24"/>
           <w:szCs w:val="24"/>
         </w:rPr>
@@ -3483,18 +3436,17 @@
         <w:spacing w:after="0" w:line="360" w:lineRule="auto"/>
         <w:jc w:val="both"/>
         <w:rPr>
-          <w:rFonts w:ascii="Times New Roman" w:hAnsi="Times New Roman" w:cs="Times New Roman"/>
-          <w:sz w:val="24"/>
-          <w:szCs w:val="24"/>
-        </w:rPr>
-      </w:pPr>
-      <w:r>
-        <w:rPr>
-          <w:rFonts w:ascii="Times New Roman" w:hAnsi="Times New Roman" w:cs="Times New Roman"/>
-          <w:sz w:val="24"/>
-          <w:szCs w:val="24"/>
-        </w:rPr>
-        <w:lastRenderedPageBreak/>
+          <w:rFonts w:ascii="Montserrat" w:hAnsi="Montserrat" w:cs="Times New Roman"/>
+          <w:sz w:val="24"/>
+          <w:szCs w:val="24"/>
+        </w:rPr>
+      </w:pPr>
+      <w:r>
+        <w:rPr>
+          <w:rFonts w:ascii="Montserrat" w:hAnsi="Montserrat" w:cs="Times New Roman"/>
+          <w:sz w:val="24"/>
+          <w:szCs w:val="24"/>
+        </w:rPr>
         <w:tab/>
         <w:t xml:space="preserve">Again, she glanced at the stately woman. She drew a breath and responded in equally subdued tones, “We don’t know anything yet, but we have some ideas about what happened to me, and why.” </w:t>
       </w:r>
@@ -3504,14 +3456,14 @@
         <w:spacing w:after="0" w:line="360" w:lineRule="auto"/>
         <w:jc w:val="both"/>
         <w:rPr>
-          <w:rFonts w:ascii="Times New Roman" w:hAnsi="Times New Roman" w:cs="Times New Roman"/>
-          <w:sz w:val="24"/>
-          <w:szCs w:val="24"/>
-        </w:rPr>
-      </w:pPr>
-      <w:r>
-        <w:rPr>
-          <w:rFonts w:ascii="Times New Roman" w:hAnsi="Times New Roman" w:cs="Times New Roman"/>
+          <w:rFonts w:ascii="Montserrat" w:hAnsi="Montserrat" w:cs="Times New Roman"/>
+          <w:sz w:val="24"/>
+          <w:szCs w:val="24"/>
+        </w:rPr>
+      </w:pPr>
+      <w:r>
+        <w:rPr>
+          <w:rFonts w:ascii="Montserrat" w:hAnsi="Montserrat" w:cs="Times New Roman"/>
           <w:sz w:val="24"/>
           <w:szCs w:val="24"/>
         </w:rPr>
@@ -3524,14 +3476,14 @@
         <w:spacing w:after="0" w:line="360" w:lineRule="auto"/>
         <w:jc w:val="both"/>
         <w:rPr>
-          <w:rFonts w:ascii="Times New Roman" w:hAnsi="Times New Roman" w:cs="Times New Roman"/>
-          <w:sz w:val="24"/>
-          <w:szCs w:val="24"/>
-        </w:rPr>
-      </w:pPr>
-      <w:r>
-        <w:rPr>
-          <w:rFonts w:ascii="Times New Roman" w:hAnsi="Times New Roman" w:cs="Times New Roman"/>
+          <w:rFonts w:ascii="Montserrat" w:hAnsi="Montserrat" w:cs="Times New Roman"/>
+          <w:sz w:val="24"/>
+          <w:szCs w:val="24"/>
+        </w:rPr>
+      </w:pPr>
+      <w:r>
+        <w:rPr>
+          <w:rFonts w:ascii="Montserrat" w:hAnsi="Montserrat" w:cs="Times New Roman"/>
           <w:sz w:val="24"/>
           <w:szCs w:val="24"/>
         </w:rPr>
@@ -3544,14 +3496,14 @@
         <w:spacing w:after="0" w:line="360" w:lineRule="auto"/>
         <w:jc w:val="both"/>
         <w:rPr>
-          <w:rFonts w:ascii="Times New Roman" w:hAnsi="Times New Roman" w:cs="Times New Roman"/>
-          <w:sz w:val="24"/>
-          <w:szCs w:val="24"/>
-        </w:rPr>
-      </w:pPr>
-      <w:r>
-        <w:rPr>
-          <w:rFonts w:ascii="Times New Roman" w:hAnsi="Times New Roman" w:cs="Times New Roman"/>
+          <w:rFonts w:ascii="Montserrat" w:hAnsi="Montserrat" w:cs="Times New Roman"/>
+          <w:sz w:val="24"/>
+          <w:szCs w:val="24"/>
+        </w:rPr>
+      </w:pPr>
+      <w:r>
+        <w:rPr>
+          <w:rFonts w:ascii="Montserrat" w:hAnsi="Montserrat" w:cs="Times New Roman"/>
           <w:sz w:val="24"/>
           <w:szCs w:val="24"/>
         </w:rPr>
@@ -3564,14 +3516,14 @@
         <w:spacing w:after="0" w:line="360" w:lineRule="auto"/>
         <w:jc w:val="both"/>
         <w:rPr>
-          <w:rFonts w:ascii="Times New Roman" w:hAnsi="Times New Roman" w:cs="Times New Roman"/>
-          <w:sz w:val="24"/>
-          <w:szCs w:val="24"/>
-        </w:rPr>
-      </w:pPr>
-      <w:r>
-        <w:rPr>
-          <w:rFonts w:ascii="Times New Roman" w:hAnsi="Times New Roman" w:cs="Times New Roman"/>
+          <w:rFonts w:ascii="Montserrat" w:hAnsi="Montserrat" w:cs="Times New Roman"/>
+          <w:sz w:val="24"/>
+          <w:szCs w:val="24"/>
+        </w:rPr>
+      </w:pPr>
+      <w:r>
+        <w:rPr>
+          <w:rFonts w:ascii="Montserrat" w:hAnsi="Montserrat" w:cs="Times New Roman"/>
           <w:sz w:val="24"/>
           <w:szCs w:val="24"/>
         </w:rPr>
@@ -3580,7 +3532,7 @@
       </w:r>
       <w:r>
         <w:rPr>
-          <w:rFonts w:ascii="Times New Roman" w:hAnsi="Times New Roman" w:cs="Times New Roman"/>
+          <w:rFonts w:ascii="Montserrat" w:hAnsi="Montserrat" w:cs="Times New Roman"/>
           <w:i/>
           <w:sz w:val="24"/>
           <w:szCs w:val="24"/>
@@ -3589,7 +3541,7 @@
       </w:r>
       <w:r>
         <w:rPr>
-          <w:rFonts w:ascii="Times New Roman" w:hAnsi="Times New Roman" w:cs="Times New Roman"/>
+          <w:rFonts w:ascii="Montserrat" w:hAnsi="Montserrat" w:cs="Times New Roman"/>
           <w:sz w:val="24"/>
           <w:szCs w:val="24"/>
         </w:rPr>
@@ -3601,14 +3553,14 @@
         <w:spacing w:after="0" w:line="360" w:lineRule="auto"/>
         <w:jc w:val="both"/>
         <w:rPr>
-          <w:rFonts w:ascii="Times New Roman" w:hAnsi="Times New Roman" w:cs="Times New Roman"/>
-          <w:sz w:val="24"/>
-          <w:szCs w:val="24"/>
-        </w:rPr>
-      </w:pPr>
-      <w:r>
-        <w:rPr>
-          <w:rFonts w:ascii="Times New Roman" w:hAnsi="Times New Roman" w:cs="Times New Roman"/>
+          <w:rFonts w:ascii="Montserrat" w:hAnsi="Montserrat" w:cs="Times New Roman"/>
+          <w:sz w:val="24"/>
+          <w:szCs w:val="24"/>
+        </w:rPr>
+      </w:pPr>
+      <w:r>
+        <w:rPr>
+          <w:rFonts w:ascii="Montserrat" w:hAnsi="Montserrat" w:cs="Times New Roman"/>
           <w:sz w:val="24"/>
           <w:szCs w:val="24"/>
         </w:rPr>
@@ -3621,14 +3573,14 @@
         <w:spacing w:after="0" w:line="360" w:lineRule="auto"/>
         <w:jc w:val="both"/>
         <w:rPr>
-          <w:rFonts w:ascii="Times New Roman" w:hAnsi="Times New Roman" w:cs="Times New Roman"/>
-          <w:sz w:val="24"/>
-          <w:szCs w:val="24"/>
-        </w:rPr>
-      </w:pPr>
-      <w:r>
-        <w:rPr>
-          <w:rFonts w:ascii="Times New Roman" w:hAnsi="Times New Roman" w:cs="Times New Roman"/>
+          <w:rFonts w:ascii="Montserrat" w:hAnsi="Montserrat" w:cs="Times New Roman"/>
+          <w:sz w:val="24"/>
+          <w:szCs w:val="24"/>
+        </w:rPr>
+      </w:pPr>
+      <w:r>
+        <w:rPr>
+          <w:rFonts w:ascii="Montserrat" w:hAnsi="Montserrat" w:cs="Times New Roman"/>
           <w:sz w:val="24"/>
           <w:szCs w:val="24"/>
         </w:rPr>
@@ -3641,14 +3593,14 @@
         <w:spacing w:after="0" w:line="360" w:lineRule="auto"/>
         <w:jc w:val="both"/>
         <w:rPr>
-          <w:rFonts w:ascii="Times New Roman" w:hAnsi="Times New Roman" w:cs="Times New Roman"/>
-          <w:sz w:val="24"/>
-          <w:szCs w:val="24"/>
-        </w:rPr>
-      </w:pPr>
-      <w:r>
-        <w:rPr>
-          <w:rFonts w:ascii="Times New Roman" w:hAnsi="Times New Roman" w:cs="Times New Roman"/>
+          <w:rFonts w:ascii="Montserrat" w:hAnsi="Montserrat" w:cs="Times New Roman"/>
+          <w:sz w:val="24"/>
+          <w:szCs w:val="24"/>
+        </w:rPr>
+      </w:pPr>
+      <w:r>
+        <w:rPr>
+          <w:rFonts w:ascii="Montserrat" w:hAnsi="Montserrat" w:cs="Times New Roman"/>
           <w:sz w:val="24"/>
           <w:szCs w:val="24"/>
         </w:rPr>
@@ -3661,14 +3613,14 @@
         <w:spacing w:after="0" w:line="360" w:lineRule="auto"/>
         <w:jc w:val="both"/>
         <w:rPr>
-          <w:rFonts w:ascii="Times New Roman" w:hAnsi="Times New Roman" w:cs="Times New Roman"/>
-          <w:sz w:val="24"/>
-          <w:szCs w:val="24"/>
-        </w:rPr>
-      </w:pPr>
-      <w:r>
-        <w:rPr>
-          <w:rFonts w:ascii="Times New Roman" w:hAnsi="Times New Roman" w:cs="Times New Roman"/>
+          <w:rFonts w:ascii="Montserrat" w:hAnsi="Montserrat" w:cs="Times New Roman"/>
+          <w:sz w:val="24"/>
+          <w:szCs w:val="24"/>
+        </w:rPr>
+      </w:pPr>
+      <w:r>
+        <w:rPr>
+          <w:rFonts w:ascii="Montserrat" w:hAnsi="Montserrat" w:cs="Times New Roman"/>
           <w:sz w:val="24"/>
           <w:szCs w:val="24"/>
         </w:rPr>
@@ -3681,18 +3633,17 @@
         <w:spacing w:after="0" w:line="360" w:lineRule="auto"/>
         <w:jc w:val="both"/>
         <w:rPr>
-          <w:rFonts w:ascii="Times New Roman" w:hAnsi="Times New Roman" w:cs="Times New Roman"/>
-          <w:sz w:val="24"/>
-          <w:szCs w:val="24"/>
-        </w:rPr>
-      </w:pPr>
-      <w:r>
-        <w:rPr>
-          <w:rFonts w:ascii="Times New Roman" w:hAnsi="Times New Roman" w:cs="Times New Roman"/>
-          <w:sz w:val="24"/>
-          <w:szCs w:val="24"/>
-        </w:rPr>
-        <w:lastRenderedPageBreak/>
+          <w:rFonts w:ascii="Montserrat" w:hAnsi="Montserrat" w:cs="Times New Roman"/>
+          <w:sz w:val="24"/>
+          <w:szCs w:val="24"/>
+        </w:rPr>
+      </w:pPr>
+      <w:r>
+        <w:rPr>
+          <w:rFonts w:ascii="Montserrat" w:hAnsi="Montserrat" w:cs="Times New Roman"/>
+          <w:sz w:val="24"/>
+          <w:szCs w:val="24"/>
+        </w:rPr>
         <w:tab/>
         <w:t>“Sex,” she reminded him. “Isn’t that what you said they were offering us?” She hid a giggle as he switched mental gears, and recovered the line of their interrupted conversation. He took her by the arm and they started back up to the grand terrace.</w:t>
       </w:r>
@@ -3702,14 +3653,14 @@
         <w:spacing w:after="0" w:line="360" w:lineRule="auto"/>
         <w:jc w:val="both"/>
         <w:rPr>
-          <w:rFonts w:ascii="Times New Roman" w:hAnsi="Times New Roman" w:cs="Times New Roman"/>
-          <w:sz w:val="24"/>
-          <w:szCs w:val="24"/>
-        </w:rPr>
-      </w:pPr>
-      <w:r>
-        <w:rPr>
-          <w:rFonts w:ascii="Times New Roman" w:hAnsi="Times New Roman" w:cs="Times New Roman"/>
+          <w:rFonts w:ascii="Montserrat" w:hAnsi="Montserrat" w:cs="Times New Roman"/>
+          <w:sz w:val="24"/>
+          <w:szCs w:val="24"/>
+        </w:rPr>
+      </w:pPr>
+      <w:r>
+        <w:rPr>
+          <w:rFonts w:ascii="Montserrat" w:hAnsi="Montserrat" w:cs="Times New Roman"/>
           <w:sz w:val="24"/>
           <w:szCs w:val="24"/>
         </w:rPr>
@@ -3722,14 +3673,14 @@
         <w:spacing w:after="0" w:line="360" w:lineRule="auto"/>
         <w:jc w:val="both"/>
         <w:rPr>
-          <w:rFonts w:ascii="Times New Roman" w:hAnsi="Times New Roman" w:cs="Times New Roman"/>
-          <w:sz w:val="24"/>
-          <w:szCs w:val="24"/>
-        </w:rPr>
-      </w:pPr>
-      <w:r>
-        <w:rPr>
-          <w:rFonts w:ascii="Times New Roman" w:hAnsi="Times New Roman" w:cs="Times New Roman"/>
+          <w:rFonts w:ascii="Montserrat" w:hAnsi="Montserrat" w:cs="Times New Roman"/>
+          <w:sz w:val="24"/>
+          <w:szCs w:val="24"/>
+        </w:rPr>
+      </w:pPr>
+      <w:r>
+        <w:rPr>
+          <w:rFonts w:ascii="Montserrat" w:hAnsi="Montserrat" w:cs="Times New Roman"/>
           <w:sz w:val="24"/>
           <w:szCs w:val="24"/>
         </w:rPr>
@@ -3738,7 +3689,7 @@
       </w:r>
       <w:r>
         <w:rPr>
-          <w:rFonts w:ascii="Times New Roman" w:hAnsi="Times New Roman" w:cs="Times New Roman"/>
+          <w:rFonts w:ascii="Montserrat" w:hAnsi="Montserrat" w:cs="Times New Roman"/>
           <w:i/>
           <w:sz w:val="24"/>
           <w:szCs w:val="24"/>
@@ -3747,7 +3698,7 @@
       </w:r>
       <w:r>
         <w:rPr>
-          <w:rFonts w:ascii="Times New Roman" w:hAnsi="Times New Roman" w:cs="Times New Roman"/>
+          <w:rFonts w:ascii="Montserrat" w:hAnsi="Montserrat" w:cs="Times New Roman"/>
           <w:sz w:val="24"/>
           <w:szCs w:val="24"/>
         </w:rPr>
@@ -3755,7 +3706,7 @@
       </w:r>
       <w:r>
         <w:rPr>
-          <w:rFonts w:ascii="Times New Roman" w:hAnsi="Times New Roman" w:cs="Times New Roman"/>
+          <w:rFonts w:ascii="Montserrat" w:hAnsi="Montserrat" w:cs="Times New Roman"/>
           <w:i/>
           <w:sz w:val="24"/>
           <w:szCs w:val="24"/>
@@ -3764,7 +3715,7 @@
       </w:r>
       <w:r>
         <w:rPr>
-          <w:rFonts w:ascii="Times New Roman" w:hAnsi="Times New Roman" w:cs="Times New Roman"/>
+          <w:rFonts w:ascii="Montserrat" w:hAnsi="Montserrat" w:cs="Times New Roman"/>
           <w:sz w:val="24"/>
           <w:szCs w:val="24"/>
         </w:rPr>
@@ -3776,14 +3727,14 @@
         <w:spacing w:after="0" w:line="360" w:lineRule="auto"/>
         <w:jc w:val="both"/>
         <w:rPr>
-          <w:rFonts w:ascii="Times New Roman" w:hAnsi="Times New Roman" w:cs="Times New Roman"/>
-          <w:sz w:val="24"/>
-          <w:szCs w:val="24"/>
-        </w:rPr>
-      </w:pPr>
-      <w:r>
-        <w:rPr>
-          <w:rFonts w:ascii="Times New Roman" w:hAnsi="Times New Roman" w:cs="Times New Roman"/>
+          <w:rFonts w:ascii="Montserrat" w:hAnsi="Montserrat" w:cs="Times New Roman"/>
+          <w:sz w:val="24"/>
+          <w:szCs w:val="24"/>
+        </w:rPr>
+      </w:pPr>
+      <w:r>
+        <w:rPr>
+          <w:rFonts w:ascii="Montserrat" w:hAnsi="Montserrat" w:cs="Times New Roman"/>
           <w:sz w:val="24"/>
           <w:szCs w:val="24"/>
         </w:rPr>
@@ -3792,7 +3743,7 @@
       </w:r>
       <w:r>
         <w:rPr>
-          <w:rFonts w:ascii="Times New Roman" w:hAnsi="Times New Roman" w:cs="Times New Roman"/>
+          <w:rFonts w:ascii="Montserrat" w:hAnsi="Montserrat" w:cs="Times New Roman"/>
           <w:i/>
           <w:sz w:val="24"/>
           <w:szCs w:val="24"/>
@@ -3801,7 +3752,7 @@
       </w:r>
       <w:r>
         <w:rPr>
-          <w:rFonts w:ascii="Times New Roman" w:hAnsi="Times New Roman" w:cs="Times New Roman"/>
+          <w:rFonts w:ascii="Montserrat" w:hAnsi="Montserrat" w:cs="Times New Roman"/>
           <w:sz w:val="24"/>
           <w:szCs w:val="24"/>
         </w:rPr>
@@ -3809,7 +3760,7 @@
       </w:r>
       <w:r>
         <w:rPr>
-          <w:rFonts w:ascii="Times New Roman" w:hAnsi="Times New Roman" w:cs="Times New Roman"/>
+          <w:rFonts w:ascii="Montserrat" w:hAnsi="Montserrat" w:cs="Times New Roman"/>
           <w:i/>
           <w:sz w:val="24"/>
           <w:szCs w:val="24"/>
@@ -3818,7 +3769,7 @@
       </w:r>
       <w:r>
         <w:rPr>
-          <w:rFonts w:ascii="Times New Roman" w:hAnsi="Times New Roman" w:cs="Times New Roman"/>
+          <w:rFonts w:ascii="Montserrat" w:hAnsi="Montserrat" w:cs="Times New Roman"/>
           <w:sz w:val="24"/>
           <w:szCs w:val="24"/>
         </w:rPr>
@@ -3826,7 +3777,7 @@
       </w:r>
       <w:r>
         <w:rPr>
-          <w:rFonts w:ascii="Times New Roman" w:hAnsi="Times New Roman" w:cs="Times New Roman"/>
+          <w:rFonts w:ascii="Montserrat" w:hAnsi="Montserrat" w:cs="Times New Roman"/>
           <w:i/>
           <w:sz w:val="24"/>
           <w:szCs w:val="24"/>
@@ -3835,7 +3786,7 @@
       </w:r>
       <w:r>
         <w:rPr>
-          <w:rFonts w:ascii="Times New Roman" w:hAnsi="Times New Roman" w:cs="Times New Roman"/>
+          <w:rFonts w:ascii="Montserrat" w:hAnsi="Montserrat" w:cs="Times New Roman"/>
           <w:sz w:val="24"/>
           <w:szCs w:val="24"/>
         </w:rPr>
@@ -3847,14 +3798,14 @@
         <w:spacing w:after="0" w:line="360" w:lineRule="auto"/>
         <w:jc w:val="both"/>
         <w:rPr>
-          <w:rFonts w:ascii="Times New Roman" w:hAnsi="Times New Roman" w:cs="Times New Roman"/>
-          <w:sz w:val="24"/>
-          <w:szCs w:val="24"/>
-        </w:rPr>
-      </w:pPr>
-      <w:r>
-        <w:rPr>
-          <w:rFonts w:ascii="Times New Roman" w:hAnsi="Times New Roman" w:cs="Times New Roman"/>
+          <w:rFonts w:ascii="Montserrat" w:hAnsi="Montserrat" w:cs="Times New Roman"/>
+          <w:sz w:val="24"/>
+          <w:szCs w:val="24"/>
+        </w:rPr>
+      </w:pPr>
+      <w:r>
+        <w:rPr>
+          <w:rFonts w:ascii="Montserrat" w:hAnsi="Montserrat" w:cs="Times New Roman"/>
           <w:sz w:val="24"/>
           <w:szCs w:val="24"/>
         </w:rPr>
@@ -3867,7 +3818,7 @@
         <w:spacing w:after="0" w:line="360" w:lineRule="auto"/>
         <w:jc w:val="both"/>
         <w:rPr>
-          <w:rFonts w:ascii="Times New Roman" w:hAnsi="Times New Roman" w:cs="Times New Roman"/>
+          <w:rFonts w:ascii="Montserrat" w:hAnsi="Montserrat" w:cs="Times New Roman"/>
           <w:sz w:val="24"/>
           <w:szCs w:val="24"/>
         </w:rPr>
@@ -3883,18 +3834,18 @@
         <w:spacing w:after="0" w:line="360" w:lineRule="auto"/>
         <w:jc w:val="both"/>
         <w:rPr>
-          <w:rFonts w:ascii="Times New Roman" w:hAnsi="Times New Roman" w:cs="Times New Roman"/>
-          <w:sz w:val="24"/>
-          <w:szCs w:val="24"/>
-        </w:rPr>
-      </w:pPr>
-    </w:p>
-    <w:p>
-      <w:pPr>
-        <w:spacing w:after="0" w:line="360" w:lineRule="auto"/>
-        <w:jc w:val="both"/>
-        <w:rPr>
-          <w:rFonts w:ascii="Times New Roman" w:hAnsi="Times New Roman" w:cs="Times New Roman"/>
+          <w:rFonts w:ascii="Montserrat" w:hAnsi="Montserrat" w:cs="Times New Roman"/>
+          <w:sz w:val="24"/>
+          <w:szCs w:val="24"/>
+        </w:rPr>
+      </w:pPr>
+    </w:p>
+    <w:p>
+      <w:pPr>
+        <w:spacing w:after="0" w:line="360" w:lineRule="auto"/>
+        <w:jc w:val="both"/>
+        <w:rPr>
+          <w:rFonts w:ascii="Montserrat" w:hAnsi="Montserrat" w:cs="Times New Roman"/>
           <w:sz w:val="24"/>
           <w:szCs w:val="24"/>
         </w:rPr>
@@ -3910,8 +3861,106 @@
 </w:document>
 </file>
 
+<file path=word/numbering.xml><?xml version="1.0" encoding="utf-8"?>
+<w:numbering xmlns:wpc="http://schemas.microsoft.com/office/word/2010/wordprocessingCanvas" xmlns:cx="http://schemas.microsoft.com/office/drawing/2014/chartex" xmlns:cx1="http://schemas.microsoft.com/office/drawing/2015/9/8/chartex" xmlns:cx2="http://schemas.microsoft.com/office/drawing/2015/10/21/chartex" xmlns:cx3="http://schemas.microsoft.com/office/drawing/2016/5/9/chartex" xmlns:cx4="http://schemas.microsoft.com/office/drawing/2016/5/10/chartex" xmlns:cx5="http://schemas.microsoft.com/office/drawing/2016/5/11/chartex" xmlns:cx6="http://schemas.microsoft.com/office/drawing/2016/5/12/chartex" xmlns:cx7="http://schemas.microsoft.com/office/drawing/2016/5/13/chartex" xmlns:cx8="http://schemas.microsoft.com/office/drawing/2016/5/14/chartex" xmlns:mc="http://schemas.openxmlformats.org/markup-compatibility/2006" xmlns:aink="http://schemas.microsoft.com/office/drawing/2016/ink" xmlns:am3d="http://schemas.microsoft.com/office/drawing/2017/model3d" xmlns:o="urn:schemas-microsoft-com:office:office" xmlns:oel="http://schemas.microsoft.com/office/2019/extlst" xmlns:r="http://schemas.openxmlformats.org/officeDocument/2006/relationships" xmlns:m="http://schemas.openxmlformats.org/officeDocument/2006/math" xmlns:v="urn:schemas-microsoft-com:vml" xmlns:wp14="http://schemas.microsoft.com/office/word/2010/wordprocessingDrawing" xmlns:wp="http://schemas.openxmlformats.org/drawingml/2006/wordprocessingDrawing" xmlns:w10="urn:schemas-microsoft-com:office:word" xmlns:w="http://schemas.openxmlformats.org/wordprocessingml/2006/main" xmlns:w14="http://schemas.microsoft.com/office/word/2010/wordml" xmlns:w15="http://schemas.microsoft.com/office/word/2012/wordml" xmlns:w16cex="http://schemas.microsoft.com/office/word/2018/wordml/cex" xmlns:w16cid="http://schemas.microsoft.com/office/word/2016/wordml/cid" xmlns:w16="http://schemas.microsoft.com/office/word/2018/wordml" xmlns:w16du="http://schemas.microsoft.com/office/word/2023/wordml/word16du" xmlns:w16sdtdh="http://schemas.microsoft.com/office/word/2020/wordml/sdtdatahash" xmlns:w16sdtfl="http://schemas.microsoft.com/office/word/2024/wordml/sdtformatlock" xmlns:w16se="http://schemas.microsoft.com/office/word/2015/wordml/symex" xmlns:wpg="http://schemas.microsoft.com/office/word/2010/wordprocessingGroup" xmlns:wpi="http://schemas.microsoft.com/office/word/2010/wordprocessingInk" xmlns:wne="http://schemas.microsoft.com/office/word/2006/wordml" xmlns:wps="http://schemas.microsoft.com/office/word/2010/wordprocessingShape" mc:Ignorable="w14 w15 w16se w16cid w16 w16cex w16sdtdh w16sdtfl w16du wp14">
+  <w:abstractNum w:abstractNumId="0" w15:restartNumberingAfterBreak="0">
+    <w:nsid w:val="FFFFFFFB"/>
+    <w:multiLevelType w:val="multilevel"/>
+    <w:tmpl w:val="80A499BA"/>
+    <w:lvl w:ilvl="0">
+      <w:start w:val="1"/>
+      <w:numFmt w:val="cardinalText"/>
+      <w:lvlText w:val="Chapter %1 "/>
+      <w:legacy w:legacy="1" w:legacySpace="144" w:legacyIndent="0"/>
+      <w:lvlJc w:val="left"/>
+    </w:lvl>
+    <w:lvl w:ilvl="1">
+      <w:start w:val="1"/>
+      <w:numFmt w:val="none"/>
+      <w:pStyle w:val="Heading2"/>
+      <w:suff w:val="nothing"/>
+      <w:lvlText w:val=""/>
+      <w:lvlJc w:val="left"/>
+    </w:lvl>
+    <w:lvl w:ilvl="2">
+      <w:start w:val="1"/>
+      <w:numFmt w:val="none"/>
+      <w:suff w:val="nothing"/>
+      <w:lvlText w:val=""/>
+      <w:lvlJc w:val="left"/>
+    </w:lvl>
+    <w:lvl w:ilvl="3">
+      <w:start w:val="1"/>
+      <w:numFmt w:val="none"/>
+      <w:pStyle w:val="Heading4"/>
+      <w:suff w:val="nothing"/>
+      <w:lvlText w:val=""/>
+      <w:lvlJc w:val="left"/>
+    </w:lvl>
+    <w:lvl w:ilvl="4">
+      <w:start w:val="1"/>
+      <w:numFmt w:val="none"/>
+      <w:pStyle w:val="Heading5"/>
+      <w:suff w:val="nothing"/>
+      <w:lvlText w:val=""/>
+      <w:lvlJc w:val="left"/>
+    </w:lvl>
+    <w:lvl w:ilvl="5">
+      <w:start w:val="1"/>
+      <w:numFmt w:val="none"/>
+      <w:pStyle w:val="Heading6"/>
+      <w:suff w:val="nothing"/>
+      <w:lvlText w:val=""/>
+      <w:lvlJc w:val="left"/>
+    </w:lvl>
+    <w:lvl w:ilvl="6">
+      <w:start w:val="1"/>
+      <w:numFmt w:val="none"/>
+      <w:suff w:val="nothing"/>
+      <w:lvlText w:val=""/>
+      <w:lvlJc w:val="left"/>
+    </w:lvl>
+    <w:lvl w:ilvl="7">
+      <w:start w:val="1"/>
+      <w:numFmt w:val="none"/>
+      <w:suff w:val="nothing"/>
+      <w:lvlText w:val=""/>
+      <w:lvlJc w:val="left"/>
+    </w:lvl>
+    <w:lvl w:ilvl="8">
+      <w:start w:val="1"/>
+      <w:numFmt w:val="none"/>
+      <w:suff w:val="nothing"/>
+      <w:lvlText w:val=""/>
+      <w:lvlJc w:val="left"/>
+    </w:lvl>
+  </w:abstractNum>
+  <w:num w:numId="1" w16cid:durableId="534007815">
+    <w:abstractNumId w:val="0"/>
+  </w:num>
+  <w:num w:numId="2" w16cid:durableId="608659919">
+    <w:abstractNumId w:val="0"/>
+  </w:num>
+  <w:num w:numId="3" w16cid:durableId="1797790549">
+    <w:abstractNumId w:val="0"/>
+  </w:num>
+  <w:num w:numId="4" w16cid:durableId="808129631">
+    <w:abstractNumId w:val="0"/>
+  </w:num>
+  <w:num w:numId="5" w16cid:durableId="827745284">
+    <w:abstractNumId w:val="0"/>
+  </w:num>
+  <w:num w:numId="6" w16cid:durableId="1141776657">
+    <w:abstractNumId w:val="0"/>
+  </w:num>
+  <w:num w:numId="7" w16cid:durableId="1092313570">
+    <w:abstractNumId w:val="0"/>
+  </w:num>
+</w:numbering>
+</file>
+
 <file path=word/styles.xml><?xml version="1.0" encoding="utf-8"?>
-<w:styles xmlns:r="http://schemas.openxmlformats.org/officeDocument/2006/relationships" xmlns:w="http://schemas.openxmlformats.org/wordprocessingml/2006/main">
+<w:styles xmlns:mc="http://schemas.openxmlformats.org/markup-compatibility/2006" xmlns:r="http://schemas.openxmlformats.org/officeDocument/2006/relationships" xmlns:w="http://schemas.openxmlformats.org/wordprocessingml/2006/main" xmlns:w14="http://schemas.microsoft.com/office/word/2010/wordml" xmlns:w15="http://schemas.microsoft.com/office/word/2012/wordml" xmlns:w16cex="http://schemas.microsoft.com/office/word/2018/wordml/cex" xmlns:w16cid="http://schemas.microsoft.com/office/word/2016/wordml/cid" xmlns:w16="http://schemas.microsoft.com/office/word/2018/wordml" xmlns:w16du="http://schemas.microsoft.com/office/word/2023/wordml/word16du" xmlns:w16sdtdh="http://schemas.microsoft.com/office/word/2020/wordml/sdtdatahash" xmlns:w16sdtfl="http://schemas.microsoft.com/office/word/2024/wordml/sdtformatlock" xmlns:w16se="http://schemas.microsoft.com/office/word/2015/wordml/symex" mc:Ignorable="w14 w15 w16se w16cid w16 w16cex w16sdtdh w16sdtfl w16du">
   <w:docDefaults>
     <w:rPrDefault>
       <w:rPr>
@@ -3921,160 +3970,561 @@
         <w:lang w:val="en-US" w:eastAsia="en-US" w:bidi="ar-SA"/>
       </w:rPr>
     </w:rPrDefault>
-    <w:pPrDefault>
-      <w:pPr>
-        <w:spacing w:after="200" w:line="276" w:lineRule="auto"/>
-      </w:pPr>
-    </w:pPrDefault>
+    <w:pPrDefault/>
   </w:docDefaults>
-  <w:latentStyles w:defLockedState="0" w:defUIPriority="99" w:defSemiHidden="1" w:defUnhideWhenUsed="1" w:defQFormat="0" w:count="267">
-    <w:lsdException w:name="Normal" w:semiHidden="0" w:uiPriority="0" w:unhideWhenUsed="0" w:qFormat="1"/>
-    <w:lsdException w:name="heading 1" w:semiHidden="0" w:uiPriority="9" w:unhideWhenUsed="0" w:qFormat="1"/>
-    <w:lsdException w:name="heading 2" w:uiPriority="9" w:qFormat="1"/>
-    <w:lsdException w:name="heading 3" w:uiPriority="9" w:qFormat="1"/>
-    <w:lsdException w:name="heading 4" w:uiPriority="9" w:qFormat="1"/>
-    <w:lsdException w:name="heading 5" w:uiPriority="9" w:qFormat="1"/>
-    <w:lsdException w:name="heading 6" w:uiPriority="9" w:qFormat="1"/>
-    <w:lsdException w:name="heading 7" w:uiPriority="9" w:qFormat="1"/>
-    <w:lsdException w:name="heading 8" w:uiPriority="9" w:qFormat="1"/>
-    <w:lsdException w:name="heading 9" w:uiPriority="9" w:qFormat="1"/>
-    <w:lsdException w:name="toc 1" w:uiPriority="39"/>
-    <w:lsdException w:name="toc 2" w:uiPriority="39"/>
-    <w:lsdException w:name="toc 3" w:uiPriority="39"/>
-    <w:lsdException w:name="toc 4" w:uiPriority="39"/>
-    <w:lsdException w:name="toc 5" w:uiPriority="39"/>
-    <w:lsdException w:name="toc 6" w:uiPriority="39"/>
-    <w:lsdException w:name="toc 7" w:uiPriority="39"/>
-    <w:lsdException w:name="toc 8" w:uiPriority="39"/>
-    <w:lsdException w:name="toc 9" w:uiPriority="39"/>
-    <w:lsdException w:name="caption" w:uiPriority="35" w:qFormat="1"/>
-    <w:lsdException w:name="Title" w:semiHidden="0" w:uiPriority="10" w:unhideWhenUsed="0" w:qFormat="1"/>
-    <w:lsdException w:name="Default Paragraph Font" w:uiPriority="1"/>
-    <w:lsdException w:name="Body Text" w:uiPriority="0"/>
-    <w:lsdException w:name="Subtitle" w:semiHidden="0" w:uiPriority="11" w:unhideWhenUsed="0" w:qFormat="1"/>
-    <w:lsdException w:name="Strong" w:semiHidden="0" w:uiPriority="22" w:unhideWhenUsed="0" w:qFormat="1"/>
-    <w:lsdException w:name="Emphasis" w:semiHidden="0" w:uiPriority="20" w:unhideWhenUsed="0" w:qFormat="1"/>
-    <w:lsdException w:name="Table Grid" w:semiHidden="0" w:uiPriority="59" w:unhideWhenUsed="0"/>
-    <w:lsdException w:name="Placeholder Text" w:unhideWhenUsed="0"/>
-    <w:lsdException w:name="No Spacing" w:semiHidden="0" w:uiPriority="1" w:unhideWhenUsed="0" w:qFormat="1"/>
-    <w:lsdException w:name="Light Shading" w:semiHidden="0" w:uiPriority="60" w:unhideWhenUsed="0"/>
-    <w:lsdException w:name="Light List" w:semiHidden="0" w:uiPriority="61" w:unhideWhenUsed="0"/>
-    <w:lsdException w:name="Light Grid" w:semiHidden="0" w:uiPriority="62" w:unhideWhenUsed="0"/>
-    <w:lsdException w:name="Medium Shading 1" w:semiHidden="0" w:uiPriority="63" w:unhideWhenUsed="0"/>
-    <w:lsdException w:name="Medium Shading 2" w:semiHidden="0" w:uiPriority="64" w:unhideWhenUsed="0"/>
-    <w:lsdException w:name="Medium List 1" w:semiHidden="0" w:uiPriority="65" w:unhideWhenUsed="0"/>
-    <w:lsdException w:name="Medium List 2" w:semiHidden="0" w:uiPriority="66" w:unhideWhenUsed="0"/>
-    <w:lsdException w:name="Medium Grid 1" w:semiHidden="0" w:uiPriority="67" w:unhideWhenUsed="0"/>
-    <w:lsdException w:name="Medium Grid 2" w:semiHidden="0" w:uiPriority="68" w:unhideWhenUsed="0"/>
-    <w:lsdException w:name="Medium Grid 3" w:semiHidden="0" w:uiPriority="69" w:unhideWhenUsed="0"/>
-    <w:lsdException w:name="Dark List" w:semiHidden="0" w:uiPriority="70" w:unhideWhenUsed="0"/>
-    <w:lsdException w:name="Colorful Shading" w:semiHidden="0" w:uiPriority="71" w:unhideWhenUsed="0"/>
-    <w:lsdException w:name="Colorful List" w:semiHidden="0" w:uiPriority="72" w:unhideWhenUsed="0"/>
-    <w:lsdException w:name="Colorful Grid" w:semiHidden="0" w:uiPriority="73" w:unhideWhenUsed="0"/>
-    <w:lsdException w:name="Light Shading Accent 1" w:semiHidden="0" w:uiPriority="60" w:unhideWhenUsed="0"/>
-    <w:lsdException w:name="Light List Accent 1" w:semiHidden="0" w:uiPriority="61" w:unhideWhenUsed="0"/>
-    <w:lsdException w:name="Light Grid Accent 1" w:semiHidden="0" w:uiPriority="62" w:unhideWhenUsed="0"/>
-    <w:lsdException w:name="Medium Shading 1 Accent 1" w:semiHidden="0" w:uiPriority="63" w:unhideWhenUsed="0"/>
-    <w:lsdException w:name="Medium Shading 2 Accent 1" w:semiHidden="0" w:uiPriority="64" w:unhideWhenUsed="0"/>
-    <w:lsdException w:name="Medium List 1 Accent 1" w:semiHidden="0" w:uiPriority="65" w:unhideWhenUsed="0"/>
-    <w:lsdException w:name="Revision" w:unhideWhenUsed="0"/>
-    <w:lsdException w:name="List Paragraph" w:semiHidden="0" w:uiPriority="34" w:unhideWhenUsed="0" w:qFormat="1"/>
-    <w:lsdException w:name="Quote" w:semiHidden="0" w:uiPriority="29" w:unhideWhenUsed="0" w:qFormat="1"/>
-    <w:lsdException w:name="Intense Quote" w:semiHidden="0" w:uiPriority="30" w:unhideWhenUsed="0" w:qFormat="1"/>
-    <w:lsdException w:name="Medium List 2 Accent 1" w:semiHidden="0" w:uiPriority="66" w:unhideWhenUsed="0"/>
-    <w:lsdException w:name="Medium Grid 1 Accent 1" w:semiHidden="0" w:uiPriority="67" w:unhideWhenUsed="0"/>
-    <w:lsdException w:name="Medium Grid 2 Accent 1" w:semiHidden="0" w:uiPriority="68" w:unhideWhenUsed="0"/>
-    <w:lsdException w:name="Medium Grid 3 Accent 1" w:semiHidden="0" w:uiPriority="69" w:unhideWhenUsed="0"/>
-    <w:lsdException w:name="Dark List Accent 1" w:semiHidden="0" w:uiPriority="70" w:unhideWhenUsed="0"/>
-    <w:lsdException w:name="Colorful Shading Accent 1" w:semiHidden="0" w:uiPriority="71" w:unhideWhenUsed="0"/>
-    <w:lsdException w:name="Colorful List Accent 1" w:semiHidden="0" w:uiPriority="72" w:unhideWhenUsed="0"/>
-    <w:lsdException w:name="Colorful Grid Accent 1" w:semiHidden="0" w:uiPriority="73" w:unhideWhenUsed="0"/>
-    <w:lsdException w:name="Light Shading Accent 2" w:semiHidden="0" w:uiPriority="60" w:unhideWhenUsed="0"/>
-    <w:lsdException w:name="Light List Accent 2" w:semiHidden="0" w:uiPriority="61" w:unhideWhenUsed="0"/>
-    <w:lsdException w:name="Light Grid Accent 2" w:semiHidden="0" w:uiPriority="62" w:unhideWhenUsed="0"/>
-    <w:lsdException w:name="Medium Shading 1 Accent 2" w:semiHidden="0" w:uiPriority="63" w:unhideWhenUsed="0"/>
-    <w:lsdException w:name="Medium Shading 2 Accent 2" w:semiHidden="0" w:uiPriority="64" w:unhideWhenUsed="0"/>
-    <w:lsdException w:name="Medium List 1 Accent 2" w:semiHidden="0" w:uiPriority="65" w:unhideWhenUsed="0"/>
-    <w:lsdException w:name="Medium List 2 Accent 2" w:semiHidden="0" w:uiPriority="66" w:unhideWhenUsed="0"/>
-    <w:lsdException w:name="Medium Grid 1 Accent 2" w:semiHidden="0" w:uiPriority="67" w:unhideWhenUsed="0"/>
-    <w:lsdException w:name="Medium Grid 2 Accent 2" w:semiHidden="0" w:uiPriority="68" w:unhideWhenUsed="0"/>
-    <w:lsdException w:name="Medium Grid 3 Accent 2" w:semiHidden="0" w:uiPriority="69" w:unhideWhenUsed="0"/>
-    <w:lsdException w:name="Dark List Accent 2" w:semiHidden="0" w:uiPriority="70" w:unhideWhenUsed="0"/>
-    <w:lsdException w:name="Colorful Shading Accent 2" w:semiHidden="0" w:uiPriority="71" w:unhideWhenUsed="0"/>
-    <w:lsdException w:name="Colorful List Accent 2" w:semiHidden="0" w:uiPriority="72" w:unhideWhenUsed="0"/>
-    <w:lsdException w:name="Colorful Grid Accent 2" w:semiHidden="0" w:uiPriority="73" w:unhideWhenUsed="0"/>
-    <w:lsdException w:name="Light Shading Accent 3" w:semiHidden="0" w:uiPriority="60" w:unhideWhenUsed="0"/>
-    <w:lsdException w:name="Light List Accent 3" w:semiHidden="0" w:uiPriority="61" w:unhideWhenUsed="0"/>
-    <w:lsdException w:name="Light Grid Accent 3" w:semiHidden="0" w:uiPriority="62" w:unhideWhenUsed="0"/>
-    <w:lsdException w:name="Medium Shading 1 Accent 3" w:semiHidden="0" w:uiPriority="63" w:unhideWhenUsed="0"/>
-    <w:lsdException w:name="Medium Shading 2 Accent 3" w:semiHidden="0" w:uiPriority="64" w:unhideWhenUsed="0"/>
-    <w:lsdException w:name="Medium List 1 Accent 3" w:semiHidden="0" w:uiPriority="65" w:unhideWhenUsed="0"/>
-    <w:lsdException w:name="Medium List 2 Accent 3" w:semiHidden="0" w:uiPriority="66" w:unhideWhenUsed="0"/>
-    <w:lsdException w:name="Medium Grid 1 Accent 3" w:semiHidden="0" w:uiPriority="67" w:unhideWhenUsed="0"/>
-    <w:lsdException w:name="Medium Grid 2 Accent 3" w:semiHidden="0" w:uiPriority="68" w:unhideWhenUsed="0"/>
-    <w:lsdException w:name="Medium Grid 3 Accent 3" w:semiHidden="0" w:uiPriority="69" w:unhideWhenUsed="0"/>
-    <w:lsdException w:name="Dark List Accent 3" w:semiHidden="0" w:uiPriority="70" w:unhideWhenUsed="0"/>
-    <w:lsdException w:name="Colorful Shading Accent 3" w:semiHidden="0" w:uiPriority="71" w:unhideWhenUsed="0"/>
-    <w:lsdException w:name="Colorful List Accent 3" w:semiHidden="0" w:uiPriority="72" w:unhideWhenUsed="0"/>
-    <w:lsdException w:name="Colorful Grid Accent 3" w:semiHidden="0" w:uiPriority="73" w:unhideWhenUsed="0"/>
-    <w:lsdException w:name="Light Shading Accent 4" w:semiHidden="0" w:uiPriority="60" w:unhideWhenUsed="0"/>
-    <w:lsdException w:name="Light List Accent 4" w:semiHidden="0" w:uiPriority="61" w:unhideWhenUsed="0"/>
-    <w:lsdException w:name="Light Grid Accent 4" w:semiHidden="0" w:uiPriority="62" w:unhideWhenUsed="0"/>
-    <w:lsdException w:name="Medium Shading 1 Accent 4" w:semiHidden="0" w:uiPriority="63" w:unhideWhenUsed="0"/>
-    <w:lsdException w:name="Medium Shading 2 Accent 4" w:semiHidden="0" w:uiPriority="64" w:unhideWhenUsed="0"/>
-    <w:lsdException w:name="Medium List 1 Accent 4" w:semiHidden="0" w:uiPriority="65" w:unhideWhenUsed="0"/>
-    <w:lsdException w:name="Medium List 2 Accent 4" w:semiHidden="0" w:uiPriority="66" w:unhideWhenUsed="0"/>
-    <w:lsdException w:name="Medium Grid 1 Accent 4" w:semiHidden="0" w:uiPriority="67" w:unhideWhenUsed="0"/>
-    <w:lsdException w:name="Medium Grid 2 Accent 4" w:semiHidden="0" w:uiPriority="68" w:unhideWhenUsed="0"/>
-    <w:lsdException w:name="Medium Grid 3 Accent 4" w:semiHidden="0" w:uiPriority="69" w:unhideWhenUsed="0"/>
-    <w:lsdException w:name="Dark List Accent 4" w:semiHidden="0" w:uiPriority="70" w:unhideWhenUsed="0"/>
-    <w:lsdException w:name="Colorful Shading Accent 4" w:semiHidden="0" w:uiPriority="71" w:unhideWhenUsed="0"/>
-    <w:lsdException w:name="Colorful List Accent 4" w:semiHidden="0" w:uiPriority="72" w:unhideWhenUsed="0"/>
-    <w:lsdException w:name="Colorful Grid Accent 4" w:semiHidden="0" w:uiPriority="73" w:unhideWhenUsed="0"/>
-    <w:lsdException w:name="Light Shading Accent 5" w:semiHidden="0" w:uiPriority="60" w:unhideWhenUsed="0"/>
-    <w:lsdException w:name="Light List Accent 5" w:semiHidden="0" w:uiPriority="61" w:unhideWhenUsed="0"/>
-    <w:lsdException w:name="Light Grid Accent 5" w:semiHidden="0" w:uiPriority="62" w:unhideWhenUsed="0"/>
-    <w:lsdException w:name="Medium Shading 1 Accent 5" w:semiHidden="0" w:uiPriority="63" w:unhideWhenUsed="0"/>
-    <w:lsdException w:name="Medium Shading 2 Accent 5" w:semiHidden="0" w:uiPriority="64" w:unhideWhenUsed="0"/>
-    <w:lsdException w:name="Medium List 1 Accent 5" w:semiHidden="0" w:uiPriority="65" w:unhideWhenUsed="0"/>
-    <w:lsdException w:name="Medium List 2 Accent 5" w:semiHidden="0" w:uiPriority="66" w:unhideWhenUsed="0"/>
-    <w:lsdException w:name="Medium Grid 1 Accent 5" w:semiHidden="0" w:uiPriority="67" w:unhideWhenUsed="0"/>
-    <w:lsdException w:name="Medium Grid 2 Accent 5" w:semiHidden="0" w:uiPriority="68" w:unhideWhenUsed="0"/>
-    <w:lsdException w:name="Medium Grid 3 Accent 5" w:semiHidden="0" w:uiPriority="69" w:unhideWhenUsed="0"/>
-    <w:lsdException w:name="Dark List Accent 5" w:semiHidden="0" w:uiPriority="70" w:unhideWhenUsed="0"/>
-    <w:lsdException w:name="Colorful Shading Accent 5" w:semiHidden="0" w:uiPriority="71" w:unhideWhenUsed="0"/>
-    <w:lsdException w:name="Colorful List Accent 5" w:semiHidden="0" w:uiPriority="72" w:unhideWhenUsed="0"/>
-    <w:lsdException w:name="Colorful Grid Accent 5" w:semiHidden="0" w:uiPriority="73" w:unhideWhenUsed="0"/>
-    <w:lsdException w:name="Light Shading Accent 6" w:semiHidden="0" w:uiPriority="60" w:unhideWhenUsed="0"/>
-    <w:lsdException w:name="Light List Accent 6" w:semiHidden="0" w:uiPriority="61" w:unhideWhenUsed="0"/>
-    <w:lsdException w:name="Light Grid Accent 6" w:semiHidden="0" w:uiPriority="62" w:unhideWhenUsed="0"/>
-    <w:lsdException w:name="Medium Shading 1 Accent 6" w:semiHidden="0" w:uiPriority="63" w:unhideWhenUsed="0"/>
-    <w:lsdException w:name="Medium Shading 2 Accent 6" w:semiHidden="0" w:uiPriority="64" w:unhideWhenUsed="0"/>
-    <w:lsdException w:name="Medium List 1 Accent 6" w:semiHidden="0" w:uiPriority="65" w:unhideWhenUsed="0"/>
-    <w:lsdException w:name="Medium List 2 Accent 6" w:semiHidden="0" w:uiPriority="66" w:unhideWhenUsed="0"/>
-    <w:lsdException w:name="Medium Grid 1 Accent 6" w:semiHidden="0" w:uiPriority="67" w:unhideWhenUsed="0"/>
-    <w:lsdException w:name="Medium Grid 2 Accent 6" w:semiHidden="0" w:uiPriority="68" w:unhideWhenUsed="0"/>
-    <w:lsdException w:name="Medium Grid 3 Accent 6" w:semiHidden="0" w:uiPriority="69" w:unhideWhenUsed="0"/>
-    <w:lsdException w:name="Dark List Accent 6" w:semiHidden="0" w:uiPriority="70" w:unhideWhenUsed="0"/>
-    <w:lsdException w:name="Colorful Shading Accent 6" w:semiHidden="0" w:uiPriority="71" w:unhideWhenUsed="0"/>
-    <w:lsdException w:name="Colorful List Accent 6" w:semiHidden="0" w:uiPriority="72" w:unhideWhenUsed="0"/>
-    <w:lsdException w:name="Colorful Grid Accent 6" w:semiHidden="0" w:uiPriority="73" w:unhideWhenUsed="0"/>
-    <w:lsdException w:name="Subtle Emphasis" w:semiHidden="0" w:uiPriority="19" w:unhideWhenUsed="0" w:qFormat="1"/>
-    <w:lsdException w:name="Intense Emphasis" w:semiHidden="0" w:uiPriority="21" w:unhideWhenUsed="0" w:qFormat="1"/>
-    <w:lsdException w:name="Subtle Reference" w:semiHidden="0" w:uiPriority="31" w:unhideWhenUsed="0" w:qFormat="1"/>
-    <w:lsdException w:name="Intense Reference" w:semiHidden="0" w:uiPriority="32" w:unhideWhenUsed="0" w:qFormat="1"/>
-    <w:lsdException w:name="Book Title" w:semiHidden="0" w:uiPriority="33" w:unhideWhenUsed="0" w:qFormat="1"/>
-    <w:lsdException w:name="Bibliography" w:uiPriority="37"/>
-    <w:lsdException w:name="TOC Heading" w:uiPriority="39" w:qFormat="1"/>
+  <w:latentStyles w:defLockedState="0" w:defUIPriority="99" w:defSemiHidden="0" w:defUnhideWhenUsed="0" w:defQFormat="0" w:count="376">
+    <w:lsdException w:name="Normal" w:uiPriority="0" w:qFormat="1"/>
+    <w:lsdException w:name="heading 1" w:uiPriority="0" w:qFormat="1"/>
+    <w:lsdException w:name="heading 2" w:semiHidden="1" w:uiPriority="0" w:unhideWhenUsed="1" w:qFormat="1"/>
+    <w:lsdException w:name="heading 3" w:semiHidden="1" w:uiPriority="0" w:unhideWhenUsed="1" w:qFormat="1"/>
+    <w:lsdException w:name="heading 4" w:semiHidden="1" w:uiPriority="0" w:unhideWhenUsed="1" w:qFormat="1"/>
+    <w:lsdException w:name="heading 5" w:semiHidden="1" w:uiPriority="0" w:unhideWhenUsed="1" w:qFormat="1"/>
+    <w:lsdException w:name="heading 6" w:semiHidden="1" w:uiPriority="0" w:unhideWhenUsed="1" w:qFormat="1"/>
+    <w:lsdException w:name="heading 7" w:semiHidden="1" w:uiPriority="0" w:unhideWhenUsed="1" w:qFormat="1"/>
+    <w:lsdException w:name="heading 8" w:semiHidden="1" w:uiPriority="0" w:unhideWhenUsed="1" w:qFormat="1"/>
+    <w:lsdException w:name="heading 9" w:semiHidden="1" w:uiPriority="0" w:unhideWhenUsed="1" w:qFormat="1"/>
+    <w:lsdException w:name="index 1" w:semiHidden="1" w:unhideWhenUsed="1"/>
+    <w:lsdException w:name="index 2" w:semiHidden="1" w:unhideWhenUsed="1"/>
+    <w:lsdException w:name="index 3" w:semiHidden="1" w:unhideWhenUsed="1"/>
+    <w:lsdException w:name="index 4" w:semiHidden="1" w:unhideWhenUsed="1"/>
+    <w:lsdException w:name="index 5" w:semiHidden="1" w:unhideWhenUsed="1"/>
+    <w:lsdException w:name="index 6" w:semiHidden="1" w:unhideWhenUsed="1"/>
+    <w:lsdException w:name="index 7" w:semiHidden="1" w:unhideWhenUsed="1"/>
+    <w:lsdException w:name="index 8" w:semiHidden="1" w:unhideWhenUsed="1"/>
+    <w:lsdException w:name="index 9" w:semiHidden="1" w:unhideWhenUsed="1"/>
+    <w:lsdException w:name="toc 1" w:semiHidden="1" w:uiPriority="39" w:unhideWhenUsed="1"/>
+    <w:lsdException w:name="toc 2" w:semiHidden="1" w:uiPriority="39" w:unhideWhenUsed="1"/>
+    <w:lsdException w:name="toc 3" w:semiHidden="1" w:uiPriority="39" w:unhideWhenUsed="1"/>
+    <w:lsdException w:name="toc 4" w:semiHidden="1" w:uiPriority="39" w:unhideWhenUsed="1"/>
+    <w:lsdException w:name="toc 5" w:semiHidden="1" w:uiPriority="39" w:unhideWhenUsed="1"/>
+    <w:lsdException w:name="toc 6" w:semiHidden="1" w:uiPriority="39" w:unhideWhenUsed="1"/>
+    <w:lsdException w:name="toc 7" w:semiHidden="1" w:uiPriority="39" w:unhideWhenUsed="1"/>
+    <w:lsdException w:name="toc 8" w:semiHidden="1" w:uiPriority="39" w:unhideWhenUsed="1"/>
+    <w:lsdException w:name="toc 9" w:semiHidden="1" w:uiPriority="39" w:unhideWhenUsed="1"/>
+    <w:lsdException w:name="Normal Indent" w:semiHidden="1" w:unhideWhenUsed="1"/>
+    <w:lsdException w:name="footnote text" w:semiHidden="1" w:unhideWhenUsed="1"/>
+    <w:lsdException w:name="annotation text" w:semiHidden="1" w:unhideWhenUsed="1"/>
+    <w:lsdException w:name="header" w:semiHidden="1" w:unhideWhenUsed="1"/>
+    <w:lsdException w:name="footer" w:semiHidden="1" w:unhideWhenUsed="1"/>
+    <w:lsdException w:name="index heading" w:semiHidden="1" w:unhideWhenUsed="1"/>
+    <w:lsdException w:name="caption" w:semiHidden="1" w:uiPriority="35" w:unhideWhenUsed="1" w:qFormat="1"/>
+    <w:lsdException w:name="table of figures" w:semiHidden="1" w:unhideWhenUsed="1"/>
+    <w:lsdException w:name="envelope address" w:semiHidden="1" w:unhideWhenUsed="1"/>
+    <w:lsdException w:name="envelope return" w:semiHidden="1" w:unhideWhenUsed="1"/>
+    <w:lsdException w:name="footnote reference" w:semiHidden="1" w:unhideWhenUsed="1"/>
+    <w:lsdException w:name="annotation reference" w:semiHidden="1" w:unhideWhenUsed="1"/>
+    <w:lsdException w:name="line number" w:semiHidden="1" w:unhideWhenUsed="1"/>
+    <w:lsdException w:name="page number" w:semiHidden="1" w:unhideWhenUsed="1"/>
+    <w:lsdException w:name="endnote reference" w:semiHidden="1" w:unhideWhenUsed="1"/>
+    <w:lsdException w:name="endnote text" w:semiHidden="1" w:unhideWhenUsed="1"/>
+    <w:lsdException w:name="table of authorities" w:semiHidden="1" w:unhideWhenUsed="1"/>
+    <w:lsdException w:name="macro" w:semiHidden="1" w:unhideWhenUsed="1"/>
+    <w:lsdException w:name="toa heading" w:semiHidden="1" w:unhideWhenUsed="1"/>
+    <w:lsdException w:name="List" w:semiHidden="1" w:unhideWhenUsed="1"/>
+    <w:lsdException w:name="List Bullet" w:semiHidden="1" w:unhideWhenUsed="1"/>
+    <w:lsdException w:name="List Number" w:semiHidden="1" w:unhideWhenUsed="1"/>
+    <w:lsdException w:name="List 2" w:semiHidden="1" w:unhideWhenUsed="1"/>
+    <w:lsdException w:name="List 3" w:semiHidden="1" w:unhideWhenUsed="1"/>
+    <w:lsdException w:name="List 4" w:semiHidden="1" w:unhideWhenUsed="1"/>
+    <w:lsdException w:name="List 5" w:semiHidden="1" w:unhideWhenUsed="1"/>
+    <w:lsdException w:name="List Bullet 2" w:semiHidden="1" w:unhideWhenUsed="1"/>
+    <w:lsdException w:name="List Bullet 3" w:semiHidden="1" w:unhideWhenUsed="1"/>
+    <w:lsdException w:name="List Bullet 4" w:semiHidden="1" w:unhideWhenUsed="1"/>
+    <w:lsdException w:name="List Bullet 5" w:semiHidden="1" w:unhideWhenUsed="1"/>
+    <w:lsdException w:name="List Number 2" w:semiHidden="1" w:unhideWhenUsed="1"/>
+    <w:lsdException w:name="List Number 3" w:semiHidden="1" w:unhideWhenUsed="1"/>
+    <w:lsdException w:name="List Number 4" w:semiHidden="1" w:unhideWhenUsed="1"/>
+    <w:lsdException w:name="List Number 5" w:semiHidden="1" w:unhideWhenUsed="1"/>
+    <w:lsdException w:name="Title" w:uiPriority="10" w:qFormat="1"/>
+    <w:lsdException w:name="Closing" w:semiHidden="1" w:unhideWhenUsed="1"/>
+    <w:lsdException w:name="Signature" w:semiHidden="1" w:unhideWhenUsed="1"/>
+    <w:lsdException w:name="Default Paragraph Font" w:semiHidden="1" w:uiPriority="1" w:unhideWhenUsed="1"/>
+    <w:lsdException w:name="Body Text" w:semiHidden="1" w:uiPriority="0" w:unhideWhenUsed="1"/>
+    <w:lsdException w:name="Body Text Indent" w:semiHidden="1" w:unhideWhenUsed="1"/>
+    <w:lsdException w:name="List Continue" w:semiHidden="1" w:unhideWhenUsed="1"/>
+    <w:lsdException w:name="List Continue 2" w:semiHidden="1" w:unhideWhenUsed="1"/>
+    <w:lsdException w:name="List Continue 3" w:semiHidden="1" w:unhideWhenUsed="1"/>
+    <w:lsdException w:name="List Continue 4" w:semiHidden="1" w:unhideWhenUsed="1"/>
+    <w:lsdException w:name="List Continue 5" w:semiHidden="1" w:unhideWhenUsed="1"/>
+    <w:lsdException w:name="Message Header" w:semiHidden="1" w:unhideWhenUsed="1"/>
+    <w:lsdException w:name="Subtitle" w:uiPriority="11" w:qFormat="1"/>
+    <w:lsdException w:name="Salutation" w:semiHidden="1" w:unhideWhenUsed="1"/>
+    <w:lsdException w:name="Date" w:semiHidden="1" w:unhideWhenUsed="1"/>
+    <w:lsdException w:name="Body Text First Indent" w:semiHidden="1" w:unhideWhenUsed="1"/>
+    <w:lsdException w:name="Body Text First Indent 2" w:semiHidden="1" w:unhideWhenUsed="1"/>
+    <w:lsdException w:name="Note Heading" w:semiHidden="1" w:unhideWhenUsed="1"/>
+    <w:lsdException w:name="Body Text 2" w:semiHidden="1" w:unhideWhenUsed="1"/>
+    <w:lsdException w:name="Body Text 3" w:semiHidden="1" w:unhideWhenUsed="1"/>
+    <w:lsdException w:name="Body Text Indent 2" w:semiHidden="1" w:unhideWhenUsed="1"/>
+    <w:lsdException w:name="Body Text Indent 3" w:semiHidden="1" w:unhideWhenUsed="1"/>
+    <w:lsdException w:name="Block Text" w:semiHidden="1" w:unhideWhenUsed="1"/>
+    <w:lsdException w:name="Hyperlink" w:semiHidden="1" w:unhideWhenUsed="1"/>
+    <w:lsdException w:name="FollowedHyperlink" w:semiHidden="1" w:unhideWhenUsed="1"/>
+    <w:lsdException w:name="Strong" w:uiPriority="22" w:qFormat="1"/>
+    <w:lsdException w:name="Emphasis" w:uiPriority="20" w:qFormat="1"/>
+    <w:lsdException w:name="Document Map" w:semiHidden="1" w:unhideWhenUsed="1"/>
+    <w:lsdException w:name="Plain Text" w:semiHidden="1" w:unhideWhenUsed="1"/>
+    <w:lsdException w:name="E-mail Signature" w:semiHidden="1" w:unhideWhenUsed="1"/>
+    <w:lsdException w:name="HTML Top of Form" w:semiHidden="1" w:unhideWhenUsed="1"/>
+    <w:lsdException w:name="HTML Bottom of Form" w:semiHidden="1" w:unhideWhenUsed="1"/>
+    <w:lsdException w:name="Normal (Web)" w:semiHidden="1" w:unhideWhenUsed="1"/>
+    <w:lsdException w:name="HTML Acronym" w:semiHidden="1" w:unhideWhenUsed="1"/>
+    <w:lsdException w:name="HTML Address" w:semiHidden="1" w:unhideWhenUsed="1"/>
+    <w:lsdException w:name="HTML Cite" w:semiHidden="1" w:unhideWhenUsed="1"/>
+    <w:lsdException w:name="HTML Code" w:semiHidden="1" w:unhideWhenUsed="1"/>
+    <w:lsdException w:name="HTML Definition" w:semiHidden="1" w:unhideWhenUsed="1"/>
+    <w:lsdException w:name="HTML Keyboard" w:semiHidden="1" w:unhideWhenUsed="1"/>
+    <w:lsdException w:name="HTML Preformatted" w:semiHidden="1" w:unhideWhenUsed="1"/>
+    <w:lsdException w:name="HTML Sample" w:semiHidden="1" w:unhideWhenUsed="1"/>
+    <w:lsdException w:name="HTML Typewriter" w:semiHidden="1" w:unhideWhenUsed="1"/>
+    <w:lsdException w:name="HTML Variable" w:semiHidden="1" w:unhideWhenUsed="1"/>
+    <w:lsdException w:name="Normal Table" w:semiHidden="1" w:unhideWhenUsed="1"/>
+    <w:lsdException w:name="annotation subject" w:semiHidden="1" w:unhideWhenUsed="1"/>
+    <w:lsdException w:name="No List" w:semiHidden="1" w:unhideWhenUsed="1"/>
+    <w:lsdException w:name="Outline List 1" w:semiHidden="1" w:unhideWhenUsed="1"/>
+    <w:lsdException w:name="Outline List 2" w:semiHidden="1" w:unhideWhenUsed="1"/>
+    <w:lsdException w:name="Outline List 3" w:semiHidden="1" w:unhideWhenUsed="1"/>
+    <w:lsdException w:name="Table Simple 1" w:semiHidden="1" w:unhideWhenUsed="1"/>
+    <w:lsdException w:name="Table Simple 2" w:semiHidden="1" w:unhideWhenUsed="1"/>
+    <w:lsdException w:name="Table Simple 3" w:semiHidden="1" w:unhideWhenUsed="1"/>
+    <w:lsdException w:name="Table Classic 1" w:semiHidden="1" w:unhideWhenUsed="1"/>
+    <w:lsdException w:name="Table Classic 2" w:semiHidden="1" w:unhideWhenUsed="1"/>
+    <w:lsdException w:name="Table Classic 3" w:semiHidden="1" w:unhideWhenUsed="1"/>
+    <w:lsdException w:name="Table Classic 4" w:semiHidden="1" w:unhideWhenUsed="1"/>
+    <w:lsdException w:name="Table Colorful 1" w:semiHidden="1" w:unhideWhenUsed="1"/>
+    <w:lsdException w:name="Table Colorful 2" w:semiHidden="1" w:unhideWhenUsed="1"/>
+    <w:lsdException w:name="Table Colorful 3" w:semiHidden="1" w:unhideWhenUsed="1"/>
+    <w:lsdException w:name="Table Columns 1" w:semiHidden="1" w:unhideWhenUsed="1"/>
+    <w:lsdException w:name="Table Columns 2" w:semiHidden="1" w:unhideWhenUsed="1"/>
+    <w:lsdException w:name="Table Columns 3" w:semiHidden="1" w:unhideWhenUsed="1"/>
+    <w:lsdException w:name="Table Columns 4" w:semiHidden="1" w:unhideWhenUsed="1"/>
+    <w:lsdException w:name="Table Columns 5" w:semiHidden="1" w:unhideWhenUsed="1"/>
+    <w:lsdException w:name="Table Grid 1" w:semiHidden="1" w:unhideWhenUsed="1"/>
+    <w:lsdException w:name="Table Grid 2" w:semiHidden="1" w:unhideWhenUsed="1"/>
+    <w:lsdException w:name="Table Grid 3" w:semiHidden="1" w:unhideWhenUsed="1"/>
+    <w:lsdException w:name="Table Grid 4" w:semiHidden="1" w:unhideWhenUsed="1"/>
+    <w:lsdException w:name="Table Grid 5" w:semiHidden="1" w:unhideWhenUsed="1"/>
+    <w:lsdException w:name="Table Grid 6" w:semiHidden="1" w:unhideWhenUsed="1"/>
+    <w:lsdException w:name="Table Grid 7" w:semiHidden="1" w:unhideWhenUsed="1"/>
+    <w:lsdException w:name="Table Grid 8" w:semiHidden="1" w:unhideWhenUsed="1"/>
+    <w:lsdException w:name="Table List 1" w:semiHidden="1" w:unhideWhenUsed="1"/>
+    <w:lsdException w:name="Table List 2" w:semiHidden="1" w:unhideWhenUsed="1"/>
+    <w:lsdException w:name="Table List 3" w:semiHidden="1" w:unhideWhenUsed="1"/>
+    <w:lsdException w:name="Table List 4" w:semiHidden="1" w:unhideWhenUsed="1"/>
+    <w:lsdException w:name="Table List 5" w:semiHidden="1" w:unhideWhenUsed="1"/>
+    <w:lsdException w:name="Table List 6" w:semiHidden="1" w:unhideWhenUsed="1"/>
+    <w:lsdException w:name="Table List 7" w:semiHidden="1" w:unhideWhenUsed="1"/>
+    <w:lsdException w:name="Table List 8" w:semiHidden="1" w:unhideWhenUsed="1"/>
+    <w:lsdException w:name="Table 3D effects 1" w:semiHidden="1" w:unhideWhenUsed="1"/>
+    <w:lsdException w:name="Table 3D effects 2" w:semiHidden="1" w:unhideWhenUsed="1"/>
+    <w:lsdException w:name="Table 3D effects 3" w:semiHidden="1" w:unhideWhenUsed="1"/>
+    <w:lsdException w:name="Table Contemporary" w:semiHidden="1" w:unhideWhenUsed="1"/>
+    <w:lsdException w:name="Table Elegant" w:semiHidden="1" w:unhideWhenUsed="1"/>
+    <w:lsdException w:name="Table Professional" w:semiHidden="1" w:unhideWhenUsed="1"/>
+    <w:lsdException w:name="Table Subtle 1" w:semiHidden="1" w:unhideWhenUsed="1"/>
+    <w:lsdException w:name="Table Subtle 2" w:semiHidden="1" w:unhideWhenUsed="1"/>
+    <w:lsdException w:name="Table Web 1" w:semiHidden="1" w:unhideWhenUsed="1"/>
+    <w:lsdException w:name="Table Web 2" w:semiHidden="1" w:unhideWhenUsed="1"/>
+    <w:lsdException w:name="Table Web 3" w:semiHidden="1" w:unhideWhenUsed="1"/>
+    <w:lsdException w:name="Balloon Text" w:semiHidden="1" w:unhideWhenUsed="1"/>
+    <w:lsdException w:name="Table Grid" w:uiPriority="59"/>
+    <w:lsdException w:name="Table Theme" w:semiHidden="1" w:unhideWhenUsed="1"/>
+    <w:lsdException w:name="Placeholder Text" w:semiHidden="1"/>
+    <w:lsdException w:name="No Spacing" w:uiPriority="1" w:qFormat="1"/>
+    <w:lsdException w:name="Light Shading" w:uiPriority="60"/>
+    <w:lsdException w:name="Light List" w:uiPriority="61"/>
+    <w:lsdException w:name="Light Grid" w:uiPriority="62"/>
+    <w:lsdException w:name="Medium Shading 1" w:uiPriority="63"/>
+    <w:lsdException w:name="Medium Shading 2" w:uiPriority="64"/>
+    <w:lsdException w:name="Medium List 1" w:uiPriority="65"/>
+    <w:lsdException w:name="Medium List 2" w:uiPriority="66"/>
+    <w:lsdException w:name="Medium Grid 1" w:uiPriority="67"/>
+    <w:lsdException w:name="Medium Grid 2" w:uiPriority="68"/>
+    <w:lsdException w:name="Medium Grid 3" w:uiPriority="69"/>
+    <w:lsdException w:name="Dark List" w:uiPriority="70"/>
+    <w:lsdException w:name="Colorful Shading" w:uiPriority="71"/>
+    <w:lsdException w:name="Colorful List" w:uiPriority="72"/>
+    <w:lsdException w:name="Colorful Grid" w:uiPriority="73"/>
+    <w:lsdException w:name="Light Shading Accent 1" w:uiPriority="60"/>
+    <w:lsdException w:name="Light List Accent 1" w:uiPriority="61"/>
+    <w:lsdException w:name="Light Grid Accent 1" w:uiPriority="62"/>
+    <w:lsdException w:name="Medium Shading 1 Accent 1" w:uiPriority="63"/>
+    <w:lsdException w:name="Medium Shading 2 Accent 1" w:uiPriority="64"/>
+    <w:lsdException w:name="Medium List 1 Accent 1" w:uiPriority="65"/>
+    <w:lsdException w:name="Revision" w:semiHidden="1"/>
+    <w:lsdException w:name="List Paragraph" w:uiPriority="34" w:qFormat="1"/>
+    <w:lsdException w:name="Quote" w:uiPriority="29" w:qFormat="1"/>
+    <w:lsdException w:name="Intense Quote" w:uiPriority="30" w:qFormat="1"/>
+    <w:lsdException w:name="Medium List 2 Accent 1" w:uiPriority="66"/>
+    <w:lsdException w:name="Medium Grid 1 Accent 1" w:uiPriority="67"/>
+    <w:lsdException w:name="Medium Grid 2 Accent 1" w:uiPriority="68"/>
+    <w:lsdException w:name="Medium Grid 3 Accent 1" w:uiPriority="69"/>
+    <w:lsdException w:name="Dark List Accent 1" w:uiPriority="70"/>
+    <w:lsdException w:name="Colorful Shading Accent 1" w:uiPriority="71"/>
+    <w:lsdException w:name="Colorful List Accent 1" w:uiPriority="72"/>
+    <w:lsdException w:name="Colorful Grid Accent 1" w:uiPriority="73"/>
+    <w:lsdException w:name="Light Shading Accent 2" w:uiPriority="60"/>
+    <w:lsdException w:name="Light List Accent 2" w:uiPriority="61"/>
+    <w:lsdException w:name="Light Grid Accent 2" w:uiPriority="62"/>
+    <w:lsdException w:name="Medium Shading 1 Accent 2" w:uiPriority="63"/>
+    <w:lsdException w:name="Medium Shading 2 Accent 2" w:uiPriority="64"/>
+    <w:lsdException w:name="Medium List 1 Accent 2" w:uiPriority="65"/>
+    <w:lsdException w:name="Medium List 2 Accent 2" w:uiPriority="66"/>
+    <w:lsdException w:name="Medium Grid 1 Accent 2" w:uiPriority="67"/>
+    <w:lsdException w:name="Medium Grid 2 Accent 2" w:uiPriority="68"/>
+    <w:lsdException w:name="Medium Grid 3 Accent 2" w:uiPriority="69"/>
+    <w:lsdException w:name="Dark List Accent 2" w:uiPriority="70"/>
+    <w:lsdException w:name="Colorful Shading Accent 2" w:uiPriority="71"/>
+    <w:lsdException w:name="Colorful List Accent 2" w:uiPriority="72"/>
+    <w:lsdException w:name="Colorful Grid Accent 2" w:uiPriority="73"/>
+    <w:lsdException w:name="Light Shading Accent 3" w:uiPriority="60"/>
+    <w:lsdException w:name="Light List Accent 3" w:uiPriority="61"/>
+    <w:lsdException w:name="Light Grid Accent 3" w:uiPriority="62"/>
+    <w:lsdException w:name="Medium Shading 1 Accent 3" w:uiPriority="63"/>
+    <w:lsdException w:name="Medium Shading 2 Accent 3" w:uiPriority="64"/>
+    <w:lsdException w:name="Medium List 1 Accent 3" w:uiPriority="65"/>
+    <w:lsdException w:name="Medium List 2 Accent 3" w:uiPriority="66"/>
+    <w:lsdException w:name="Medium Grid 1 Accent 3" w:uiPriority="67"/>
+    <w:lsdException w:name="Medium Grid 2 Accent 3" w:uiPriority="68"/>
+    <w:lsdException w:name="Medium Grid 3 Accent 3" w:uiPriority="69"/>
+    <w:lsdException w:name="Dark List Accent 3" w:uiPriority="70"/>
+    <w:lsdException w:name="Colorful Shading Accent 3" w:uiPriority="71"/>
+    <w:lsdException w:name="Colorful List Accent 3" w:uiPriority="72"/>
+    <w:lsdException w:name="Colorful Grid Accent 3" w:uiPriority="73"/>
+    <w:lsdException w:name="Light Shading Accent 4" w:uiPriority="60"/>
+    <w:lsdException w:name="Light List Accent 4" w:uiPriority="61"/>
+    <w:lsdException w:name="Light Grid Accent 4" w:uiPriority="62"/>
+    <w:lsdException w:name="Medium Shading 1 Accent 4" w:uiPriority="63"/>
+    <w:lsdException w:name="Medium Shading 2 Accent 4" w:uiPriority="64"/>
+    <w:lsdException w:name="Medium List 1 Accent 4" w:uiPriority="65"/>
+    <w:lsdException w:name="Medium List 2 Accent 4" w:uiPriority="66"/>
+    <w:lsdException w:name="Medium Grid 1 Accent 4" w:uiPriority="67"/>
+    <w:lsdException w:name="Medium Grid 2 Accent 4" w:uiPriority="68"/>
+    <w:lsdException w:name="Medium Grid 3 Accent 4" w:uiPriority="69"/>
+    <w:lsdException w:name="Dark List Accent 4" w:uiPriority="70"/>
+    <w:lsdException w:name="Colorful Shading Accent 4" w:uiPriority="71"/>
+    <w:lsdException w:name="Colorful List Accent 4" w:uiPriority="72"/>
+    <w:lsdException w:name="Colorful Grid Accent 4" w:uiPriority="73"/>
+    <w:lsdException w:name="Light Shading Accent 5" w:uiPriority="60"/>
+    <w:lsdException w:name="Light List Accent 5" w:uiPriority="61"/>
+    <w:lsdException w:name="Light Grid Accent 5" w:uiPriority="62"/>
+    <w:lsdException w:name="Medium Shading 1 Accent 5" w:uiPriority="63"/>
+    <w:lsdException w:name="Medium Shading 2 Accent 5" w:uiPriority="64"/>
+    <w:lsdException w:name="Medium List 1 Accent 5" w:uiPriority="65"/>
+    <w:lsdException w:name="Medium List 2 Accent 5" w:uiPriority="66"/>
+    <w:lsdException w:name="Medium Grid 1 Accent 5" w:uiPriority="67"/>
+    <w:lsdException w:name="Medium Grid 2 Accent 5" w:uiPriority="68"/>
+    <w:lsdException w:name="Medium Grid 3 Accent 5" w:uiPriority="69"/>
+    <w:lsdException w:name="Dark List Accent 5" w:uiPriority="70"/>
+    <w:lsdException w:name="Colorful Shading Accent 5" w:uiPriority="71"/>
+    <w:lsdException w:name="Colorful List Accent 5" w:uiPriority="72"/>
+    <w:lsdException w:name="Colorful Grid Accent 5" w:uiPriority="73"/>
+    <w:lsdException w:name="Light Shading Accent 6" w:uiPriority="60"/>
+    <w:lsdException w:name="Light List Accent 6" w:uiPriority="61"/>
+    <w:lsdException w:name="Light Grid Accent 6" w:uiPriority="62"/>
+    <w:lsdException w:name="Medium Shading 1 Accent 6" w:uiPriority="63"/>
+    <w:lsdException w:name="Medium Shading 2 Accent 6" w:uiPriority="64"/>
+    <w:lsdException w:name="Medium List 1 Accent 6" w:uiPriority="65"/>
+    <w:lsdException w:name="Medium List 2 Accent 6" w:uiPriority="66"/>
+    <w:lsdException w:name="Medium Grid 1 Accent 6" w:uiPriority="67"/>
+    <w:lsdException w:name="Medium Grid 2 Accent 6" w:uiPriority="68"/>
+    <w:lsdException w:name="Medium Grid 3 Accent 6" w:uiPriority="69"/>
+    <w:lsdException w:name="Dark List Accent 6" w:uiPriority="70"/>
+    <w:lsdException w:name="Colorful Shading Accent 6" w:uiPriority="71"/>
+    <w:lsdException w:name="Colorful List Accent 6" w:uiPriority="72"/>
+    <w:lsdException w:name="Colorful Grid Accent 6" w:uiPriority="73"/>
+    <w:lsdException w:name="Subtle Emphasis" w:uiPriority="19" w:qFormat="1"/>
+    <w:lsdException w:name="Intense Emphasis" w:uiPriority="21" w:qFormat="1"/>
+    <w:lsdException w:name="Subtle Reference" w:uiPriority="31" w:qFormat="1"/>
+    <w:lsdException w:name="Intense Reference" w:uiPriority="32" w:qFormat="1"/>
+    <w:lsdException w:name="Book Title" w:uiPriority="33" w:qFormat="1"/>
+    <w:lsdException w:name="Bibliography" w:semiHidden="1" w:uiPriority="37" w:unhideWhenUsed="1"/>
+    <w:lsdException w:name="TOC Heading" w:semiHidden="1" w:uiPriority="39" w:unhideWhenUsed="1" w:qFormat="1"/>
+    <w:lsdException w:name="Plain Table 1" w:uiPriority="41"/>
+    <w:lsdException w:name="Plain Table 2" w:uiPriority="42"/>
+    <w:lsdException w:name="Plain Table 3" w:uiPriority="43"/>
+    <w:lsdException w:name="Plain Table 4" w:uiPriority="44"/>
+    <w:lsdException w:name="Plain Table 5" w:uiPriority="45"/>
+    <w:lsdException w:name="Grid Table Light" w:uiPriority="40"/>
+    <w:lsdException w:name="Grid Table 1 Light" w:uiPriority="46"/>
+    <w:lsdException w:name="Grid Table 2" w:uiPriority="47"/>
+    <w:lsdException w:name="Grid Table 3" w:uiPriority="48"/>
+    <w:lsdException w:name="Grid Table 4" w:uiPriority="49"/>
+    <w:lsdException w:name="Grid Table 5 Dark" w:uiPriority="50"/>
+    <w:lsdException w:name="Grid Table 6 Colorful" w:uiPriority="51"/>
+    <w:lsdException w:name="Grid Table 7 Colorful" w:uiPriority="52"/>
+    <w:lsdException w:name="Grid Table 1 Light Accent 1" w:uiPriority="46"/>
+    <w:lsdException w:name="Grid Table 2 Accent 1" w:uiPriority="47"/>
+    <w:lsdException w:name="Grid Table 3 Accent 1" w:uiPriority="48"/>
+    <w:lsdException w:name="Grid Table 4 Accent 1" w:uiPriority="49"/>
+    <w:lsdException w:name="Grid Table 5 Dark Accent 1" w:uiPriority="50"/>
+    <w:lsdException w:name="Grid Table 6 Colorful Accent 1" w:uiPriority="51"/>
+    <w:lsdException w:name="Grid Table 7 Colorful Accent 1" w:uiPriority="52"/>
+    <w:lsdException w:name="Grid Table 1 Light Accent 2" w:uiPriority="46"/>
+    <w:lsdException w:name="Grid Table 2 Accent 2" w:uiPriority="47"/>
+    <w:lsdException w:name="Grid Table 3 Accent 2" w:uiPriority="48"/>
+    <w:lsdException w:name="Grid Table 4 Accent 2" w:uiPriority="49"/>
+    <w:lsdException w:name="Grid Table 5 Dark Accent 2" w:uiPriority="50"/>
+    <w:lsdException w:name="Grid Table 6 Colorful Accent 2" w:uiPriority="51"/>
+    <w:lsdException w:name="Grid Table 7 Colorful Accent 2" w:uiPriority="52"/>
+    <w:lsdException w:name="Grid Table 1 Light Accent 3" w:uiPriority="46"/>
+    <w:lsdException w:name="Grid Table 2 Accent 3" w:uiPriority="47"/>
+    <w:lsdException w:name="Grid Table 3 Accent 3" w:uiPriority="48"/>
+    <w:lsdException w:name="Grid Table 4 Accent 3" w:uiPriority="49"/>
+    <w:lsdException w:name="Grid Table 5 Dark Accent 3" w:uiPriority="50"/>
+    <w:lsdException w:name="Grid Table 6 Colorful Accent 3" w:uiPriority="51"/>
+    <w:lsdException w:name="Grid Table 7 Colorful Accent 3" w:uiPriority="52"/>
+    <w:lsdException w:name="Grid Table 1 Light Accent 4" w:uiPriority="46"/>
+    <w:lsdException w:name="Grid Table 2 Accent 4" w:uiPriority="47"/>
+    <w:lsdException w:name="Grid Table 3 Accent 4" w:uiPriority="48"/>
+    <w:lsdException w:name="Grid Table 4 Accent 4" w:uiPriority="49"/>
+    <w:lsdException w:name="Grid Table 5 Dark Accent 4" w:uiPriority="50"/>
+    <w:lsdException w:name="Grid Table 6 Colorful Accent 4" w:uiPriority="51"/>
+    <w:lsdException w:name="Grid Table 7 Colorful Accent 4" w:uiPriority="52"/>
+    <w:lsdException w:name="Grid Table 1 Light Accent 5" w:uiPriority="46"/>
+    <w:lsdException w:name="Grid Table 2 Accent 5" w:uiPriority="47"/>
+    <w:lsdException w:name="Grid Table 3 Accent 5" w:uiPriority="48"/>
+    <w:lsdException w:name="Grid Table 4 Accent 5" w:uiPriority="49"/>
+    <w:lsdException w:name="Grid Table 5 Dark Accent 5" w:uiPriority="50"/>
+    <w:lsdException w:name="Grid Table 6 Colorful Accent 5" w:uiPriority="51"/>
+    <w:lsdException w:name="Grid Table 7 Colorful Accent 5" w:uiPriority="52"/>
+    <w:lsdException w:name="Grid Table 1 Light Accent 6" w:uiPriority="46"/>
+    <w:lsdException w:name="Grid Table 2 Accent 6" w:uiPriority="47"/>
+    <w:lsdException w:name="Grid Table 3 Accent 6" w:uiPriority="48"/>
+    <w:lsdException w:name="Grid Table 4 Accent 6" w:uiPriority="49"/>
+    <w:lsdException w:name="Grid Table 5 Dark Accent 6" w:uiPriority="50"/>
+    <w:lsdException w:name="Grid Table 6 Colorful Accent 6" w:uiPriority="51"/>
+    <w:lsdException w:name="Grid Table 7 Colorful Accent 6" w:uiPriority="52"/>
+    <w:lsdException w:name="List Table 1 Light" w:uiPriority="46"/>
+    <w:lsdException w:name="List Table 2" w:uiPriority="47"/>
+    <w:lsdException w:name="List Table 3" w:uiPriority="48"/>
+    <w:lsdException w:name="List Table 4" w:uiPriority="49"/>
+    <w:lsdException w:name="List Table 5 Dark" w:uiPriority="50"/>
+    <w:lsdException w:name="List Table 6 Colorful" w:uiPriority="51"/>
+    <w:lsdException w:name="List Table 7 Colorful" w:uiPriority="52"/>
+    <w:lsdException w:name="List Table 1 Light Accent 1" w:uiPriority="46"/>
+    <w:lsdException w:name="List Table 2 Accent 1" w:uiPriority="47"/>
+    <w:lsdException w:name="List Table 3 Accent 1" w:uiPriority="48"/>
+    <w:lsdException w:name="List Table 4 Accent 1" w:uiPriority="49"/>
+    <w:lsdException w:name="List Table 5 Dark Accent 1" w:uiPriority="50"/>
+    <w:lsdException w:name="List Table 6 Colorful Accent 1" w:uiPriority="51"/>
+    <w:lsdException w:name="List Table 7 Colorful Accent 1" w:uiPriority="52"/>
+    <w:lsdException w:name="List Table 1 Light Accent 2" w:uiPriority="46"/>
+    <w:lsdException w:name="List Table 2 Accent 2" w:uiPriority="47"/>
+    <w:lsdException w:name="List Table 3 Accent 2" w:uiPriority="48"/>
+    <w:lsdException w:name="List Table 4 Accent 2" w:uiPriority="49"/>
+    <w:lsdException w:name="List Table 5 Dark Accent 2" w:uiPriority="50"/>
+    <w:lsdException w:name="List Table 6 Colorful Accent 2" w:uiPriority="51"/>
+    <w:lsdException w:name="List Table 7 Colorful Accent 2" w:uiPriority="52"/>
+    <w:lsdException w:name="List Table 1 Light Accent 3" w:uiPriority="46"/>
+    <w:lsdException w:name="List Table 2 Accent 3" w:uiPriority="47"/>
+    <w:lsdException w:name="List Table 3 Accent 3" w:uiPriority="48"/>
+    <w:lsdException w:name="List Table 4 Accent 3" w:uiPriority="49"/>
+    <w:lsdException w:name="List Table 5 Dark Accent 3" w:uiPriority="50"/>
+    <w:lsdException w:name="List Table 6 Colorful Accent 3" w:uiPriority="51"/>
+    <w:lsdException w:name="List Table 7 Colorful Accent 3" w:uiPriority="52"/>
+    <w:lsdException w:name="List Table 1 Light Accent 4" w:uiPriority="46"/>
+    <w:lsdException w:name="List Table 2 Accent 4" w:uiPriority="47"/>
+    <w:lsdException w:name="List Table 3 Accent 4" w:uiPriority="48"/>
+    <w:lsdException w:name="List Table 4 Accent 4" w:uiPriority="49"/>
+    <w:lsdException w:name="List Table 5 Dark Accent 4" w:uiPriority="50"/>
+    <w:lsdException w:name="List Table 6 Colorful Accent 4" w:uiPriority="51"/>
+    <w:lsdException w:name="List Table 7 Colorful Accent 4" w:uiPriority="52"/>
+    <w:lsdException w:name="List Table 1 Light Accent 5" w:uiPriority="46"/>
+    <w:lsdException w:name="List Table 2 Accent 5" w:uiPriority="47"/>
+    <w:lsdException w:name="List Table 3 Accent 5" w:uiPriority="48"/>
+    <w:lsdException w:name="List Table 4 Accent 5" w:uiPriority="49"/>
+    <w:lsdException w:name="List Table 5 Dark Accent 5" w:uiPriority="50"/>
+    <w:lsdException w:name="List Table 6 Colorful Accent 5" w:uiPriority="51"/>
+    <w:lsdException w:name="List Table 7 Colorful Accent 5" w:uiPriority="52"/>
+    <w:lsdException w:name="List Table 1 Light Accent 6" w:uiPriority="46"/>
+    <w:lsdException w:name="List Table 2 Accent 6" w:uiPriority="47"/>
+    <w:lsdException w:name="List Table 3 Accent 6" w:uiPriority="48"/>
+    <w:lsdException w:name="List Table 4 Accent 6" w:uiPriority="49"/>
+    <w:lsdException w:name="List Table 5 Dark Accent 6" w:uiPriority="50"/>
+    <w:lsdException w:name="List Table 6 Colorful Accent 6" w:uiPriority="51"/>
+    <w:lsdException w:name="List Table 7 Colorful Accent 6" w:uiPriority="52"/>
+    <w:lsdException w:name="Mention" w:semiHidden="1" w:unhideWhenUsed="1"/>
+    <w:lsdException w:name="Smart Hyperlink" w:semiHidden="1" w:unhideWhenUsed="1"/>
+    <w:lsdException w:name="Hashtag" w:semiHidden="1" w:unhideWhenUsed="1"/>
+    <w:lsdException w:name="Unresolved Mention" w:semiHidden="1" w:unhideWhenUsed="1"/>
+    <w:lsdException w:name="Smart Link" w:semiHidden="1" w:unhideWhenUsed="1"/>
   </w:latentStyles>
   <w:style w:type="paragraph" w:default="1" w:styleId="Normal">
     <w:name w:val="Normal"/>
     <w:qFormat/>
-    <w:rsid w:val="00C20FD8"/>
+    <w:rsid w:val="008801E2"/>
+    <w:pPr>
+      <w:spacing w:after="240" w:line="276" w:lineRule="auto"/>
+    </w:pPr>
+    <w:rPr>
+      <w:rFonts w:cstheme="minorHAnsi"/>
+      <w:sz w:val="28"/>
+      <w:szCs w:val="28"/>
+    </w:rPr>
+  </w:style>
+  <w:style w:type="paragraph" w:styleId="Heading1">
+    <w:name w:val="heading 1"/>
+    <w:basedOn w:val="NoSpacing"/>
+    <w:next w:val="Normal"/>
+    <w:link w:val="Heading1Char"/>
+    <w:qFormat/>
+    <w:rsid w:val="008801E2"/>
+    <w:pPr>
+      <w:keepNext/>
+      <w:spacing w:before="240" w:after="60"/>
+      <w:outlineLvl w:val="0"/>
+    </w:pPr>
+    <w:rPr>
+      <w:rFonts w:eastAsiaTheme="majorEastAsia"/>
+      <w:b/>
+      <w:kern w:val="28"/>
+      <w:sz w:val="56"/>
+    </w:rPr>
+  </w:style>
+  <w:style w:type="paragraph" w:styleId="Heading2">
+    <w:name w:val="heading 2"/>
+    <w:basedOn w:val="Heading1"/>
+    <w:next w:val="Normal"/>
+    <w:link w:val="Heading2Char"/>
+    <w:qFormat/>
+    <w:rsid w:val="008801E2"/>
+    <w:pPr>
+      <w:numPr>
+        <w:ilvl w:val="1"/>
+        <w:numId w:val="7"/>
+      </w:numPr>
+      <w:outlineLvl w:val="1"/>
+    </w:pPr>
+    <w:rPr>
+      <w:rFonts w:asciiTheme="majorHAnsi" w:hAnsiTheme="majorHAnsi"/>
+      <w:sz w:val="48"/>
+      <w:szCs w:val="48"/>
+    </w:rPr>
+  </w:style>
+  <w:style w:type="paragraph" w:styleId="Heading3">
+    <w:name w:val="heading 3"/>
+    <w:basedOn w:val="Heading2"/>
+    <w:next w:val="Normal"/>
+    <w:link w:val="Heading3Char"/>
+    <w:qFormat/>
+    <w:rsid w:val="008801E2"/>
+    <w:pPr>
+      <w:outlineLvl w:val="2"/>
+    </w:pPr>
+    <w:rPr>
+      <w:sz w:val="40"/>
+    </w:rPr>
+  </w:style>
+  <w:style w:type="paragraph" w:styleId="Heading4">
+    <w:name w:val="heading 4"/>
+    <w:basedOn w:val="Heading3"/>
+    <w:next w:val="Normal"/>
+    <w:link w:val="Heading4Char"/>
+    <w:qFormat/>
+    <w:rsid w:val="008801E2"/>
+    <w:pPr>
+      <w:numPr>
+        <w:ilvl w:val="3"/>
+      </w:numPr>
+      <w:outlineLvl w:val="3"/>
+    </w:pPr>
+    <w:rPr>
+      <w:sz w:val="32"/>
+    </w:rPr>
+  </w:style>
+  <w:style w:type="paragraph" w:styleId="Heading5">
+    <w:name w:val="heading 5"/>
+    <w:basedOn w:val="Heading4"/>
+    <w:next w:val="Normal"/>
+    <w:link w:val="Heading5Char"/>
+    <w:qFormat/>
+    <w:rsid w:val="008801E2"/>
+    <w:pPr>
+      <w:numPr>
+        <w:ilvl w:val="4"/>
+      </w:numPr>
+      <w:outlineLvl w:val="4"/>
+    </w:pPr>
+    <w:rPr>
+      <w:sz w:val="28"/>
+    </w:rPr>
+  </w:style>
+  <w:style w:type="paragraph" w:styleId="Heading6">
+    <w:name w:val="heading 6"/>
+    <w:basedOn w:val="Heading5"/>
+    <w:next w:val="Normal"/>
+    <w:link w:val="Heading6Char"/>
+    <w:qFormat/>
+    <w:rsid w:val="008801E2"/>
+    <w:pPr>
+      <w:numPr>
+        <w:ilvl w:val="5"/>
+      </w:numPr>
+      <w:outlineLvl w:val="5"/>
+    </w:pPr>
+    <w:rPr>
+      <w:bCs/>
+      <w:sz w:val="24"/>
+      <w:szCs w:val="24"/>
+      <w:u w:val="single"/>
+    </w:rPr>
+  </w:style>
+  <w:style w:type="paragraph" w:styleId="Heading7">
+    <w:name w:val="heading 7"/>
+    <w:basedOn w:val="Heading6"/>
+    <w:next w:val="Normal"/>
+    <w:link w:val="Heading7Char"/>
+    <w:qFormat/>
+    <w:rsid w:val="008801E2"/>
+    <w:pPr>
+      <w:keepNext w:val="0"/>
+      <w:numPr>
+        <w:ilvl w:val="0"/>
+        <w:numId w:val="0"/>
+      </w:numPr>
+      <w:outlineLvl w:val="6"/>
+    </w:pPr>
+    <w:rPr>
+      <w:b w:val="0"/>
+      <w:kern w:val="0"/>
+    </w:rPr>
+  </w:style>
+  <w:style w:type="paragraph" w:styleId="Heading8">
+    <w:name w:val="heading 8"/>
+    <w:basedOn w:val="Heading6"/>
+    <w:next w:val="Normal"/>
+    <w:link w:val="Heading8Char"/>
+    <w:qFormat/>
+    <w:rsid w:val="008801E2"/>
+    <w:pPr>
+      <w:outlineLvl w:val="7"/>
+    </w:pPr>
+    <w:rPr>
+      <w:i/>
+      <w:iCs/>
+      <w:u w:val="none"/>
+    </w:rPr>
+  </w:style>
+  <w:style w:type="paragraph" w:styleId="Heading9">
+    <w:name w:val="heading 9"/>
+    <w:basedOn w:val="Heading8"/>
+    <w:next w:val="Normal"/>
+    <w:link w:val="Heading9Char"/>
+    <w:qFormat/>
+    <w:rsid w:val="008801E2"/>
+    <w:pPr>
+      <w:outlineLvl w:val="8"/>
+    </w:pPr>
+    <w:rPr>
+      <w:b w:val="0"/>
+      <w:bCs w:val="0"/>
+    </w:rPr>
   </w:style>
   <w:style w:type="character" w:default="1" w:styleId="DefaultParagraphFont">
     <w:name w:val="Default Paragraph Font"/>
     <w:uiPriority w:val="1"/>
+    <w:semiHidden/>
     <w:unhideWhenUsed/>
   </w:style>
   <w:style w:type="table" w:default="1" w:styleId="TableNormal">
@@ -4082,7 +4532,6 @@
     <w:uiPriority w:val="99"/>
     <w:semiHidden/>
     <w:unhideWhenUsed/>
-    <w:qFormat/>
     <w:tblPr>
       <w:tblInd w:w="0" w:type="dxa"/>
       <w:tblCellMar>
@@ -4128,6 +4577,505 @@
       <w:sz w:val="20"/>
       <w:szCs w:val="20"/>
       <w:lang w:eastAsia="ar-SA"/>
+    </w:rPr>
+  </w:style>
+  <w:style w:type="paragraph" w:customStyle="1" w:styleId="Subheading1">
+    <w:name w:val="Subheading 1"/>
+    <w:basedOn w:val="Heading1"/>
+    <w:next w:val="Normal"/>
+    <w:link w:val="Subheading1Char"/>
+    <w:qFormat/>
+    <w:rsid w:val="008801E2"/>
+    <w:pPr>
+      <w:spacing w:before="0" w:after="0" w:line="240" w:lineRule="auto"/>
+      <w:contextualSpacing/>
+    </w:pPr>
+    <w:rPr>
+      <w:rFonts w:asciiTheme="majorHAnsi" w:eastAsiaTheme="minorHAnsi" w:hAnsiTheme="majorHAnsi"/>
+      <w:sz w:val="48"/>
+      <w:szCs w:val="48"/>
+      <w:vertAlign w:val="superscript"/>
+    </w:rPr>
+  </w:style>
+  <w:style w:type="character" w:customStyle="1" w:styleId="Subheading1Char">
+    <w:name w:val="Subheading 1 Char"/>
+    <w:basedOn w:val="DefaultParagraphFont"/>
+    <w:link w:val="Subheading1"/>
+    <w:rsid w:val="008801E2"/>
+    <w:rPr>
+      <w:rFonts w:asciiTheme="majorHAnsi" w:hAnsiTheme="majorHAnsi" w:cstheme="minorHAnsi"/>
+      <w:b/>
+      <w:kern w:val="28"/>
+      <w:sz w:val="48"/>
+      <w:szCs w:val="48"/>
+      <w:vertAlign w:val="superscript"/>
+    </w:rPr>
+  </w:style>
+  <w:style w:type="character" w:customStyle="1" w:styleId="Heading1Char">
+    <w:name w:val="Heading 1 Char"/>
+    <w:basedOn w:val="DefaultParagraphFont"/>
+    <w:link w:val="Heading1"/>
+    <w:rsid w:val="008801E2"/>
+    <w:rPr>
+      <w:rFonts w:eastAsiaTheme="majorEastAsia" w:cstheme="minorHAnsi"/>
+      <w:b/>
+      <w:kern w:val="28"/>
+      <w:sz w:val="56"/>
+      <w:szCs w:val="28"/>
+    </w:rPr>
+  </w:style>
+  <w:style w:type="paragraph" w:customStyle="1" w:styleId="Subheading2">
+    <w:name w:val="Subheading 2"/>
+    <w:basedOn w:val="Subheading1"/>
+    <w:next w:val="Normal"/>
+    <w:link w:val="Subheading2Char"/>
+    <w:qFormat/>
+    <w:rsid w:val="008801E2"/>
+  </w:style>
+  <w:style w:type="character" w:customStyle="1" w:styleId="Subheading2Char">
+    <w:name w:val="Subheading 2 Char"/>
+    <w:basedOn w:val="Subheading1Char"/>
+    <w:link w:val="Subheading2"/>
+    <w:rsid w:val="008801E2"/>
+    <w:rPr>
+      <w:rFonts w:asciiTheme="majorHAnsi" w:hAnsiTheme="majorHAnsi" w:cstheme="minorHAnsi"/>
+      <w:b/>
+      <w:kern w:val="28"/>
+      <w:sz w:val="48"/>
+      <w:szCs w:val="48"/>
+      <w:vertAlign w:val="superscript"/>
+    </w:rPr>
+  </w:style>
+  <w:style w:type="paragraph" w:customStyle="1" w:styleId="Subheading3">
+    <w:name w:val="Subheading 3"/>
+    <w:basedOn w:val="Subheading2"/>
+    <w:next w:val="Normal"/>
+    <w:link w:val="Subheading3Char"/>
+    <w:qFormat/>
+    <w:rsid w:val="008801E2"/>
+    <w:rPr>
+      <w:sz w:val="40"/>
+      <w:szCs w:val="40"/>
+    </w:rPr>
+  </w:style>
+  <w:style w:type="character" w:customStyle="1" w:styleId="Subheading3Char">
+    <w:name w:val="Subheading 3 Char"/>
+    <w:basedOn w:val="Subheading2Char"/>
+    <w:link w:val="Subheading3"/>
+    <w:rsid w:val="008801E2"/>
+    <w:rPr>
+      <w:rFonts w:asciiTheme="majorHAnsi" w:hAnsiTheme="majorHAnsi" w:cstheme="minorHAnsi"/>
+      <w:b/>
+      <w:kern w:val="28"/>
+      <w:sz w:val="40"/>
+      <w:szCs w:val="40"/>
+      <w:vertAlign w:val="superscript"/>
+    </w:rPr>
+  </w:style>
+  <w:style w:type="paragraph" w:customStyle="1" w:styleId="Suptitle">
+    <w:name w:val="Suptitle"/>
+    <w:basedOn w:val="Subtitle"/>
+    <w:link w:val="SuptitleChar"/>
+    <w:qFormat/>
+    <w:rsid w:val="008801E2"/>
+    <w:pPr>
+      <w:spacing w:before="240" w:line="240" w:lineRule="auto"/>
+    </w:pPr>
+    <w:rPr>
+      <w:vertAlign w:val="subscript"/>
+    </w:rPr>
+  </w:style>
+  <w:style w:type="character" w:customStyle="1" w:styleId="SuptitleChar">
+    <w:name w:val="Suptitle Char"/>
+    <w:basedOn w:val="SubtitleChar"/>
+    <w:link w:val="Suptitle"/>
+    <w:rsid w:val="008801E2"/>
+    <w:rPr>
+      <w:rFonts w:asciiTheme="majorHAnsi" w:eastAsiaTheme="majorEastAsia" w:hAnsiTheme="majorHAnsi" w:cstheme="majorBidi"/>
+      <w:color w:val="7F7F7F" w:themeColor="text1" w:themeTint="80"/>
+      <w:spacing w:val="-10"/>
+      <w:kern w:val="28"/>
+      <w:sz w:val="72"/>
+      <w:szCs w:val="72"/>
+      <w:vertAlign w:val="subscript"/>
+    </w:rPr>
+  </w:style>
+  <w:style w:type="paragraph" w:styleId="Subtitle">
+    <w:name w:val="Subtitle"/>
+    <w:basedOn w:val="Title"/>
+    <w:next w:val="Normal"/>
+    <w:link w:val="SubtitleChar"/>
+    <w:uiPriority w:val="11"/>
+    <w:qFormat/>
+    <w:rsid w:val="008801E2"/>
+    <w:rPr>
+      <w:b w:val="0"/>
+      <w:bCs w:val="0"/>
+      <w:color w:val="7F7F7F" w:themeColor="text1" w:themeTint="80"/>
+      <w:vertAlign w:val="superscript"/>
+    </w:rPr>
+  </w:style>
+  <w:style w:type="character" w:customStyle="1" w:styleId="SubtitleChar">
+    <w:name w:val="Subtitle Char"/>
+    <w:basedOn w:val="DefaultParagraphFont"/>
+    <w:link w:val="Subtitle"/>
+    <w:uiPriority w:val="11"/>
+    <w:rsid w:val="008801E2"/>
+    <w:rPr>
+      <w:rFonts w:asciiTheme="majorHAnsi" w:eastAsiaTheme="majorEastAsia" w:hAnsiTheme="majorHAnsi" w:cstheme="majorBidi"/>
+      <w:color w:val="7F7F7F" w:themeColor="text1" w:themeTint="80"/>
+      <w:spacing w:val="-10"/>
+      <w:kern w:val="28"/>
+      <w:sz w:val="72"/>
+      <w:szCs w:val="72"/>
+      <w:vertAlign w:val="superscript"/>
+    </w:rPr>
+  </w:style>
+  <w:style w:type="paragraph" w:styleId="NoSpacing">
+    <w:name w:val="No Spacing"/>
+    <w:basedOn w:val="Normal"/>
+    <w:uiPriority w:val="1"/>
+    <w:qFormat/>
+    <w:rsid w:val="008801E2"/>
+    <w:pPr>
+      <w:spacing w:after="0"/>
+    </w:pPr>
+  </w:style>
+  <w:style w:type="character" w:customStyle="1" w:styleId="Heading2Char">
+    <w:name w:val="Heading 2 Char"/>
+    <w:basedOn w:val="DefaultParagraphFont"/>
+    <w:link w:val="Heading2"/>
+    <w:rsid w:val="008801E2"/>
+    <w:rPr>
+      <w:rFonts w:asciiTheme="majorHAnsi" w:eastAsiaTheme="majorEastAsia" w:hAnsiTheme="majorHAnsi" w:cstheme="minorHAnsi"/>
+      <w:b/>
+      <w:kern w:val="28"/>
+      <w:sz w:val="48"/>
+      <w:szCs w:val="48"/>
+    </w:rPr>
+  </w:style>
+  <w:style w:type="character" w:customStyle="1" w:styleId="Heading3Char">
+    <w:name w:val="Heading 3 Char"/>
+    <w:basedOn w:val="DefaultParagraphFont"/>
+    <w:link w:val="Heading3"/>
+    <w:rsid w:val="008801E2"/>
+    <w:rPr>
+      <w:rFonts w:asciiTheme="majorHAnsi" w:eastAsiaTheme="majorEastAsia" w:hAnsiTheme="majorHAnsi" w:cstheme="minorHAnsi"/>
+      <w:b/>
+      <w:kern w:val="28"/>
+      <w:sz w:val="40"/>
+      <w:szCs w:val="48"/>
+    </w:rPr>
+  </w:style>
+  <w:style w:type="character" w:customStyle="1" w:styleId="Heading4Char">
+    <w:name w:val="Heading 4 Char"/>
+    <w:basedOn w:val="DefaultParagraphFont"/>
+    <w:link w:val="Heading4"/>
+    <w:rsid w:val="008801E2"/>
+    <w:rPr>
+      <w:rFonts w:asciiTheme="majorHAnsi" w:eastAsiaTheme="majorEastAsia" w:hAnsiTheme="majorHAnsi" w:cstheme="minorHAnsi"/>
+      <w:b/>
+      <w:kern w:val="28"/>
+      <w:sz w:val="32"/>
+      <w:szCs w:val="48"/>
+    </w:rPr>
+  </w:style>
+  <w:style w:type="character" w:customStyle="1" w:styleId="Heading5Char">
+    <w:name w:val="Heading 5 Char"/>
+    <w:basedOn w:val="DefaultParagraphFont"/>
+    <w:link w:val="Heading5"/>
+    <w:rsid w:val="008801E2"/>
+    <w:rPr>
+      <w:rFonts w:asciiTheme="majorHAnsi" w:eastAsiaTheme="majorEastAsia" w:hAnsiTheme="majorHAnsi" w:cstheme="minorHAnsi"/>
+      <w:b/>
+      <w:kern w:val="28"/>
+      <w:sz w:val="28"/>
+      <w:szCs w:val="48"/>
+    </w:rPr>
+  </w:style>
+  <w:style w:type="character" w:customStyle="1" w:styleId="Heading6Char">
+    <w:name w:val="Heading 6 Char"/>
+    <w:basedOn w:val="DefaultParagraphFont"/>
+    <w:link w:val="Heading6"/>
+    <w:rsid w:val="008801E2"/>
+    <w:rPr>
+      <w:rFonts w:asciiTheme="majorHAnsi" w:eastAsiaTheme="majorEastAsia" w:hAnsiTheme="majorHAnsi" w:cstheme="minorHAnsi"/>
+      <w:b/>
+      <w:bCs/>
+      <w:kern w:val="28"/>
+      <w:sz w:val="24"/>
+      <w:szCs w:val="24"/>
+      <w:u w:val="single"/>
+    </w:rPr>
+  </w:style>
+  <w:style w:type="character" w:customStyle="1" w:styleId="Heading7Char">
+    <w:name w:val="Heading 7 Char"/>
+    <w:basedOn w:val="DefaultParagraphFont"/>
+    <w:link w:val="Heading7"/>
+    <w:rsid w:val="008801E2"/>
+    <w:rPr>
+      <w:rFonts w:asciiTheme="majorHAnsi" w:eastAsiaTheme="majorEastAsia" w:hAnsiTheme="majorHAnsi" w:cstheme="minorHAnsi"/>
+      <w:bCs/>
+      <w:sz w:val="24"/>
+      <w:szCs w:val="24"/>
+      <w:u w:val="single"/>
+    </w:rPr>
+  </w:style>
+  <w:style w:type="character" w:customStyle="1" w:styleId="Heading8Char">
+    <w:name w:val="Heading 8 Char"/>
+    <w:basedOn w:val="DefaultParagraphFont"/>
+    <w:link w:val="Heading8"/>
+    <w:rsid w:val="008801E2"/>
+    <w:rPr>
+      <w:rFonts w:asciiTheme="majorHAnsi" w:eastAsiaTheme="majorEastAsia" w:hAnsiTheme="majorHAnsi" w:cstheme="minorHAnsi"/>
+      <w:b/>
+      <w:bCs/>
+      <w:i/>
+      <w:iCs/>
+      <w:kern w:val="28"/>
+      <w:sz w:val="24"/>
+      <w:szCs w:val="24"/>
+    </w:rPr>
+  </w:style>
+  <w:style w:type="character" w:customStyle="1" w:styleId="Heading9Char">
+    <w:name w:val="Heading 9 Char"/>
+    <w:basedOn w:val="DefaultParagraphFont"/>
+    <w:link w:val="Heading9"/>
+    <w:rsid w:val="008801E2"/>
+    <w:rPr>
+      <w:rFonts w:asciiTheme="majorHAnsi" w:eastAsiaTheme="majorEastAsia" w:hAnsiTheme="majorHAnsi" w:cstheme="minorHAnsi"/>
+      <w:i/>
+      <w:iCs/>
+      <w:kern w:val="28"/>
+      <w:sz w:val="24"/>
+      <w:szCs w:val="24"/>
+    </w:rPr>
+  </w:style>
+  <w:style w:type="paragraph" w:styleId="Caption">
+    <w:name w:val="caption"/>
+    <w:basedOn w:val="Normal"/>
+    <w:next w:val="Normal"/>
+    <w:uiPriority w:val="35"/>
+    <w:semiHidden/>
+    <w:unhideWhenUsed/>
+    <w:qFormat/>
+    <w:rsid w:val="008801E2"/>
+    <w:pPr>
+      <w:spacing w:after="200"/>
+    </w:pPr>
+    <w:rPr>
+      <w:rFonts w:eastAsia="Times New Roman"/>
+      <w:i/>
+      <w:iCs/>
+      <w:color w:val="1F497D" w:themeColor="text2"/>
+      <w:szCs w:val="18"/>
+    </w:rPr>
+  </w:style>
+  <w:style w:type="paragraph" w:styleId="Title">
+    <w:name w:val="Title"/>
+    <w:basedOn w:val="NoSpacing"/>
+    <w:next w:val="Normal"/>
+    <w:link w:val="TitleChar"/>
+    <w:uiPriority w:val="10"/>
+    <w:qFormat/>
+    <w:rsid w:val="008801E2"/>
+    <w:rPr>
+      <w:rFonts w:asciiTheme="majorHAnsi" w:eastAsiaTheme="majorEastAsia" w:hAnsiTheme="majorHAnsi" w:cstheme="majorBidi"/>
+      <w:b/>
+      <w:bCs/>
+      <w:spacing w:val="-10"/>
+      <w:kern w:val="28"/>
+      <w:sz w:val="72"/>
+      <w:szCs w:val="72"/>
+    </w:rPr>
+  </w:style>
+  <w:style w:type="character" w:customStyle="1" w:styleId="TitleChar">
+    <w:name w:val="Title Char"/>
+    <w:basedOn w:val="DefaultParagraphFont"/>
+    <w:link w:val="Title"/>
+    <w:uiPriority w:val="10"/>
+    <w:rsid w:val="008801E2"/>
+    <w:rPr>
+      <w:rFonts w:asciiTheme="majorHAnsi" w:eastAsiaTheme="majorEastAsia" w:hAnsiTheme="majorHAnsi" w:cstheme="majorBidi"/>
+      <w:b/>
+      <w:bCs/>
+      <w:spacing w:val="-10"/>
+      <w:kern w:val="28"/>
+      <w:sz w:val="72"/>
+      <w:szCs w:val="72"/>
+    </w:rPr>
+  </w:style>
+  <w:style w:type="character" w:styleId="Strong">
+    <w:name w:val="Strong"/>
+    <w:uiPriority w:val="22"/>
+    <w:qFormat/>
+    <w:rsid w:val="008801E2"/>
+    <w:rPr>
+      <w:b/>
+      <w:bCs/>
+    </w:rPr>
+  </w:style>
+  <w:style w:type="character" w:styleId="Emphasis">
+    <w:name w:val="Emphasis"/>
+    <w:uiPriority w:val="20"/>
+    <w:qFormat/>
+    <w:rsid w:val="008801E2"/>
+    <w:rPr>
+      <w:rFonts w:asciiTheme="minorHAnsi" w:hAnsiTheme="minorHAnsi" w:cstheme="minorHAnsi"/>
+      <w:i/>
+      <w:iCs/>
+      <w:sz w:val="28"/>
+      <w:szCs w:val="28"/>
+    </w:rPr>
+  </w:style>
+  <w:style w:type="paragraph" w:styleId="ListParagraph">
+    <w:name w:val="List Paragraph"/>
+    <w:basedOn w:val="Normal"/>
+    <w:uiPriority w:val="34"/>
+    <w:qFormat/>
+    <w:rsid w:val="008801E2"/>
+    <w:pPr>
+      <w:ind w:left="720"/>
+      <w:contextualSpacing/>
+    </w:pPr>
+    <w:rPr>
+      <w:rFonts w:eastAsia="Times New Roman"/>
+    </w:rPr>
+  </w:style>
+  <w:style w:type="paragraph" w:styleId="Quote">
+    <w:name w:val="Quote"/>
+    <w:basedOn w:val="Normal"/>
+    <w:next w:val="Normal"/>
+    <w:link w:val="QuoteChar"/>
+    <w:uiPriority w:val="29"/>
+    <w:qFormat/>
+    <w:rsid w:val="008801E2"/>
+    <w:pPr>
+      <w:keepLines/>
+      <w:pageBreakBefore/>
+      <w:pBdr>
+        <w:left w:val="single" w:sz="4" w:space="7" w:color="auto"/>
+      </w:pBdr>
+      <w:spacing w:before="120" w:after="120"/>
+      <w:ind w:left="360"/>
+      <w:contextualSpacing/>
+      <w:mirrorIndents/>
+    </w:pPr>
+  </w:style>
+  <w:style w:type="character" w:customStyle="1" w:styleId="QuoteChar">
+    <w:name w:val="Quote Char"/>
+    <w:basedOn w:val="DefaultParagraphFont"/>
+    <w:link w:val="Quote"/>
+    <w:uiPriority w:val="29"/>
+    <w:rsid w:val="008801E2"/>
+    <w:rPr>
+      <w:rFonts w:cstheme="minorHAnsi"/>
+      <w:sz w:val="28"/>
+      <w:szCs w:val="28"/>
+    </w:rPr>
+  </w:style>
+  <w:style w:type="paragraph" w:styleId="IntenseQuote">
+    <w:name w:val="Intense Quote"/>
+    <w:basedOn w:val="Quote"/>
+    <w:next w:val="Normal"/>
+    <w:link w:val="IntenseQuoteChar"/>
+    <w:uiPriority w:val="30"/>
+    <w:qFormat/>
+    <w:rsid w:val="008801E2"/>
+    <w:pPr>
+      <w:pBdr>
+        <w:left w:val="single" w:sz="18" w:space="7" w:color="auto"/>
+      </w:pBdr>
+    </w:pPr>
+    <w:rPr>
+      <w:b/>
+      <w:bCs/>
+    </w:rPr>
+  </w:style>
+  <w:style w:type="character" w:customStyle="1" w:styleId="IntenseQuoteChar">
+    <w:name w:val="Intense Quote Char"/>
+    <w:basedOn w:val="DefaultParagraphFont"/>
+    <w:link w:val="IntenseQuote"/>
+    <w:uiPriority w:val="30"/>
+    <w:rsid w:val="008801E2"/>
+    <w:rPr>
+      <w:rFonts w:cstheme="minorHAnsi"/>
+      <w:b/>
+      <w:bCs/>
+      <w:sz w:val="28"/>
+      <w:szCs w:val="28"/>
+    </w:rPr>
+  </w:style>
+  <w:style w:type="character" w:styleId="SubtleEmphasis">
+    <w:name w:val="Subtle Emphasis"/>
+    <w:basedOn w:val="Emphasis"/>
+    <w:uiPriority w:val="19"/>
+    <w:qFormat/>
+    <w:rsid w:val="008801E2"/>
+    <w:rPr>
+      <w:rFonts w:asciiTheme="minorHAnsi" w:hAnsiTheme="minorHAnsi" w:cs="Calibri Light"/>
+      <w:i/>
+      <w:iCs/>
+      <w:color w:val="7F7F7F" w:themeColor="text1" w:themeTint="80"/>
+      <w:sz w:val="28"/>
+      <w:szCs w:val="28"/>
+    </w:rPr>
+  </w:style>
+  <w:style w:type="character" w:styleId="IntenseEmphasis">
+    <w:name w:val="Intense Emphasis"/>
+    <w:basedOn w:val="Emphasis"/>
+    <w:uiPriority w:val="21"/>
+    <w:qFormat/>
+    <w:rsid w:val="008801E2"/>
+    <w:rPr>
+      <w:rFonts w:asciiTheme="minorHAnsi" w:hAnsiTheme="minorHAnsi" w:cstheme="minorHAnsi"/>
+      <w:b/>
+      <w:bCs/>
+      <w:i/>
+      <w:iCs/>
+      <w:sz w:val="28"/>
+      <w:szCs w:val="28"/>
+    </w:rPr>
+  </w:style>
+  <w:style w:type="character" w:styleId="SubtleReference">
+    <w:name w:val="Subtle Reference"/>
+    <w:uiPriority w:val="31"/>
+    <w:qFormat/>
+    <w:rsid w:val="008801E2"/>
+    <w:rPr>
+      <w:caps/>
+      <w:color w:val="7F7F7F" w:themeColor="text1" w:themeTint="80"/>
+      <w:sz w:val="22"/>
+      <w:szCs w:val="22"/>
+    </w:rPr>
+  </w:style>
+  <w:style w:type="character" w:styleId="IntenseReference">
+    <w:name w:val="Intense Reference"/>
+    <w:basedOn w:val="SubtleReference"/>
+    <w:uiPriority w:val="32"/>
+    <w:qFormat/>
+    <w:rsid w:val="008801E2"/>
+    <w:rPr>
+      <w:b/>
+      <w:bCs/>
+      <w:caps/>
+      <w:color w:val="7F7F7F" w:themeColor="text1" w:themeTint="80"/>
+      <w:sz w:val="22"/>
+      <w:szCs w:val="22"/>
+    </w:rPr>
+  </w:style>
+  <w:style w:type="character" w:styleId="BookTitle">
+    <w:name w:val="Book Title"/>
+    <w:basedOn w:val="DefaultParagraphFont"/>
+    <w:uiPriority w:val="33"/>
+    <w:qFormat/>
+    <w:rsid w:val="008801E2"/>
+    <w:rPr>
+      <w:b/>
+      <w:bCs/>
+      <w:i/>
+      <w:iCs/>
+      <w:spacing w:val="5"/>
     </w:rPr>
   </w:style>
 </w:styles>
